--- a/docs/SESSION_HANDOVER.docx
+++ b/docs/SESSION_HANDOVER.docx
@@ -4,245 +4,749 @@
   <w:body>
     <w:p>
       <w:pPr>
-        <w:pStyle w:val="Heading1"/>
+        <w:spacing w:before="280" w:after="120"/>
       </w:pPr>
       <w:r>
         <w:rPr>
-          <w:rFonts w:ascii="Georgia" w:hAnsi="Georgia"/>
+          <w:rFonts w:ascii="Playfair Display" w:hAnsi="Playfair Display"/>
           <w:b/>
           <w:color w:val="721F3A"/>
-          <w:sz w:val="36"/>
+          <w:sz w:val="44"/>
         </w:rPr>
         <w:t>Session Handover — MagulaPlan (Project Complete)</w:t>
       </w:r>
     </w:p>
     <w:p>
+      <w:pPr>
+        <w:spacing w:after="80"/>
+      </w:pPr>
       <w:r>
         <w:rPr>
-          <w:rFonts w:ascii="Calibri" w:hAnsi="Calibri"/>
-          <w:sz w:val="20"/>
+          <w:rFonts w:ascii="Segoe UI" w:hAnsi="Segoe UI"/>
+          <w:color w:val="222222"/>
+          <w:sz w:val="19"/>
         </w:rPr>
         <w:t>&gt; Final Project Completion Handover. Last updated: 01 Sep 2026.</w:t>
       </w:r>
     </w:p>
     <w:p>
       <w:pPr>
-        <w:pStyle w:val="Heading2"/>
+        <w:spacing w:before="240" w:after="80"/>
       </w:pPr>
       <w:r>
         <w:rPr>
-          <w:rFonts w:ascii="Georgia" w:hAnsi="Georgia"/>
+          <w:rFonts w:ascii="Playfair Display" w:hAnsi="Playfair Display"/>
           <w:b/>
           <w:color w:val="721F3A"/>
-          <w:sz w:val="28"/>
+          <w:sz w:val="30"/>
         </w:rPr>
         <w:t>1. Project Identity</w:t>
       </w:r>
     </w:p>
     <w:p>
+      <w:pPr>
+        <w:pStyle w:val="ListBullet"/>
+        <w:spacing w:after="40"/>
+      </w:pPr>
       <w:r>
         <w:rPr>
-          <w:rFonts w:ascii="Calibri" w:hAnsi="Calibri"/>
-          <w:sz w:val="20"/>
+          <w:rFonts w:ascii="Segoe UI" w:hAnsi="Segoe UI"/>
+          <w:color w:val="222222"/>
+          <w:sz w:val="19"/>
         </w:rPr>
-        <w:t>- Repo: `maheensayuru/MagulaPlan` (monorepo)</w:t>
       </w:r>
-    </w:p>
-    <w:p>
       <w:r>
         <w:rPr>
-          <w:rFonts w:ascii="Calibri" w:hAnsi="Calibri"/>
-          <w:sz w:val="20"/>
+          <w:rFonts w:ascii="Segoe UI" w:hAnsi="Segoe UI"/>
+          <w:b/>
+          <w:color w:val="222222"/>
+          <w:sz w:val="19"/>
         </w:rPr>
-        <w:t>- Product: MagulaPlan — wedding planning platform (scope: wedding-only, Sri Lanka)</w:t>
+        <w:t>Repo:</w:t>
       </w:r>
-    </w:p>
-    <w:p>
       <w:r>
         <w:rPr>
-          <w:rFonts w:ascii="Calibri" w:hAnsi="Calibri"/>
-          <w:sz w:val="20"/>
+          <w:rFonts w:ascii="Segoe UI" w:hAnsi="Segoe UI"/>
+          <w:color w:val="222222"/>
+          <w:sz w:val="19"/>
         </w:rPr>
-        <w:t>- Stack: React 19 + Vite 8 + Tailwind 3.4 (frontend) · Java 17 + Spring Boot 4.1 + Spring Security + MySQL 8.4 (backend) · package `com.zerostate.magulaplan`</w:t>
-      </w:r>
-    </w:p>
-    <w:p>
-      <w:r>
-        <w:rPr>
-          <w:rFonts w:ascii="Calibri" w:hAnsi="Calibri"/>
-          <w:sz w:val="20"/>
-        </w:rPr>
-        <w:t>- Theme: Storybook Romance &amp; Modern Editorial (Deep Rose Quartz / Velvet Maroon `#721F3A`, Blush Pink `#F9E3E7`, Muted Sage Green `#5F856D`, Crisp White `#FFFFFF`)</w:t>
-      </w:r>
-    </w:p>
-    <w:p>
-      <w:r>
-        <w:rPr>
-          <w:rFonts w:ascii="Calibri" w:hAnsi="Calibri"/>
-          <w:sz w:val="20"/>
-        </w:rPr>
-        <w:t>- Auth: UUID session tokens in `users.session_token`, validated by `SessionTokenAuthenticationFilter`; passwords BCrypt-hashed.</w:t>
-      </w:r>
-    </w:p>
-    <w:p>
-      <w:r>
-        <w:rPr>
-          <w:rFonts w:ascii="Calibri" w:hAnsi="Calibri"/>
-          <w:sz w:val="20"/>
-        </w:rPr>
-        <w:t>- Team &amp; Holistic Contributions:</w:t>
-      </w:r>
-    </w:p>
-    <w:p>
-      <w:r>
-        <w:rPr>
-          <w:rFonts w:ascii="Calibri" w:hAnsi="Calibri"/>
-          <w:sz w:val="20"/>
-        </w:rPr>
-        <w:t>- Maheen Ranasinghe (Project Manager / Full-Stack &amp; DevOps): 21.0%</w:t>
-      </w:r>
-    </w:p>
-    <w:p>
-      <w:r>
-        <w:rPr>
-          <w:rFonts w:ascii="Calibri" w:hAnsi="Calibri"/>
-          <w:sz w:val="20"/>
-        </w:rPr>
-        <w:t>- Amanda Lakmal (Backend Lead Developer): 21.0%</w:t>
-      </w:r>
-    </w:p>
-    <w:p>
-      <w:r>
-        <w:rPr>
-          <w:rFonts w:ascii="Calibri" w:hAnsi="Calibri"/>
-          <w:sz w:val="20"/>
-        </w:rPr>
-        <w:t>- Dileepa Ranathunga (UI/UX Lead &amp; Frontend Developer): 20.0%</w:t>
-      </w:r>
-    </w:p>
-    <w:p>
-      <w:r>
-        <w:rPr>
-          <w:rFonts w:ascii="Calibri" w:hAnsi="Calibri"/>
-          <w:sz w:val="20"/>
-        </w:rPr>
-        <w:t>- K.A. Ruhini Dayanjalee Sammani (Database Engineer &amp; Business Analyst): 19.0%</w:t>
-      </w:r>
-    </w:p>
-    <w:p>
-      <w:r>
-        <w:rPr>
-          <w:rFonts w:ascii="Calibri" w:hAnsi="Calibri"/>
-          <w:sz w:val="20"/>
-        </w:rPr>
-        <w:t>- V.G. Ruchira Nimnaka (Quality Assurance Lead Engineer): 19.0%</w:t>
-      </w:r>
-    </w:p>
-    <w:p>
-      <w:r>
-        <w:rPr>
-          <w:rFonts w:ascii="Calibri" w:hAnsi="Calibri"/>
-          <w:sz w:val="20"/>
-        </w:rPr>
-        <w:t>---</w:t>
+        <w:t xml:space="preserve"> `maheensayuru/MagulaPlan` (monorepo)</w:t>
       </w:r>
     </w:p>
     <w:p>
       <w:pPr>
-        <w:pStyle w:val="Heading2"/>
+        <w:pStyle w:val="ListBullet"/>
+        <w:spacing w:after="40"/>
       </w:pPr>
       <w:r>
         <w:rPr>
-          <w:rFonts w:ascii="Georgia" w:hAnsi="Georgia"/>
+          <w:rFonts w:ascii="Segoe UI" w:hAnsi="Segoe UI"/>
+          <w:color w:val="222222"/>
+          <w:sz w:val="19"/>
+        </w:rPr>
+      </w:r>
+      <w:r>
+        <w:rPr>
+          <w:rFonts w:ascii="Segoe UI" w:hAnsi="Segoe UI"/>
+          <w:b/>
+          <w:color w:val="222222"/>
+          <w:sz w:val="19"/>
+        </w:rPr>
+        <w:t>Product:</w:t>
+      </w:r>
+      <w:r>
+        <w:rPr>
+          <w:rFonts w:ascii="Segoe UI" w:hAnsi="Segoe UI"/>
+          <w:color w:val="222222"/>
+          <w:sz w:val="19"/>
+        </w:rPr>
+        <w:t xml:space="preserve"> MagulaPlan — wedding planning platform (scope: </w:t>
+      </w:r>
+      <w:r>
+        <w:rPr>
+          <w:rFonts w:ascii="Segoe UI" w:hAnsi="Segoe UI"/>
+          <w:b/>
+          <w:color w:val="222222"/>
+          <w:sz w:val="19"/>
+        </w:rPr>
+        <w:t>wedding-only</w:t>
+      </w:r>
+      <w:r>
+        <w:rPr>
+          <w:rFonts w:ascii="Segoe UI" w:hAnsi="Segoe UI"/>
+          <w:color w:val="222222"/>
+          <w:sz w:val="19"/>
+        </w:rPr>
+        <w:t>, Sri Lanka)</w:t>
+      </w:r>
+    </w:p>
+    <w:p>
+      <w:pPr>
+        <w:pStyle w:val="ListBullet"/>
+        <w:spacing w:after="40"/>
+      </w:pPr>
+      <w:r>
+        <w:rPr>
+          <w:rFonts w:ascii="Segoe UI" w:hAnsi="Segoe UI"/>
+          <w:color w:val="222222"/>
+          <w:sz w:val="19"/>
+        </w:rPr>
+      </w:r>
+      <w:r>
+        <w:rPr>
+          <w:rFonts w:ascii="Segoe UI" w:hAnsi="Segoe UI"/>
+          <w:b/>
+          <w:color w:val="222222"/>
+          <w:sz w:val="19"/>
+        </w:rPr>
+        <w:t>Stack:</w:t>
+      </w:r>
+      <w:r>
+        <w:rPr>
+          <w:rFonts w:ascii="Segoe UI" w:hAnsi="Segoe UI"/>
+          <w:color w:val="222222"/>
+          <w:sz w:val="19"/>
+        </w:rPr>
+        <w:t xml:space="preserve"> React 19 + Vite 8 + Tailwind 3.4 (frontend) · Java 17 + Spring Boot 4.1 + Spring Security + MySQL 8.4 (backend) · package `com.zerostate.magulaplan`</w:t>
+      </w:r>
+    </w:p>
+    <w:p>
+      <w:pPr>
+        <w:pStyle w:val="ListBullet"/>
+        <w:spacing w:after="40"/>
+      </w:pPr>
+      <w:r>
+        <w:rPr>
+          <w:rFonts w:ascii="Segoe UI" w:hAnsi="Segoe UI"/>
+          <w:color w:val="222222"/>
+          <w:sz w:val="19"/>
+        </w:rPr>
+      </w:r>
+      <w:r>
+        <w:rPr>
+          <w:rFonts w:ascii="Segoe UI" w:hAnsi="Segoe UI"/>
+          <w:b/>
+          <w:color w:val="222222"/>
+          <w:sz w:val="19"/>
+        </w:rPr>
+        <w:t>Theme:</w:t>
+      </w:r>
+      <w:r>
+        <w:rPr>
+          <w:rFonts w:ascii="Segoe UI" w:hAnsi="Segoe UI"/>
+          <w:color w:val="222222"/>
+          <w:sz w:val="19"/>
+        </w:rPr>
+        <w:t xml:space="preserve"> Storybook Romance &amp; Modern Editorial (Deep Rose Quartz / Velvet Maroon `#721F3A`, Blush Pink `#F9E3E7`, Muted Sage Green `#5F856D`, Crisp White `#FFFFFF`)</w:t>
+      </w:r>
+    </w:p>
+    <w:p>
+      <w:pPr>
+        <w:pStyle w:val="ListBullet"/>
+        <w:spacing w:after="40"/>
+      </w:pPr>
+      <w:r>
+        <w:rPr>
+          <w:rFonts w:ascii="Segoe UI" w:hAnsi="Segoe UI"/>
+          <w:color w:val="222222"/>
+          <w:sz w:val="19"/>
+        </w:rPr>
+      </w:r>
+      <w:r>
+        <w:rPr>
+          <w:rFonts w:ascii="Segoe UI" w:hAnsi="Segoe UI"/>
+          <w:b/>
+          <w:color w:val="222222"/>
+          <w:sz w:val="19"/>
+        </w:rPr>
+        <w:t>Auth:</w:t>
+      </w:r>
+      <w:r>
+        <w:rPr>
+          <w:rFonts w:ascii="Segoe UI" w:hAnsi="Segoe UI"/>
+          <w:color w:val="222222"/>
+          <w:sz w:val="19"/>
+        </w:rPr>
+        <w:t xml:space="preserve"> UUID session tokens in `users.session_token`, validated by `SessionTokenAuthenticationFilter`; passwords </w:t>
+      </w:r>
+      <w:r>
+        <w:rPr>
+          <w:rFonts w:ascii="Segoe UI" w:hAnsi="Segoe UI"/>
+          <w:b/>
+          <w:color w:val="222222"/>
+          <w:sz w:val="19"/>
+        </w:rPr>
+        <w:t>BCrypt-hashed</w:t>
+      </w:r>
+      <w:r>
+        <w:rPr>
+          <w:rFonts w:ascii="Segoe UI" w:hAnsi="Segoe UI"/>
+          <w:color w:val="222222"/>
+          <w:sz w:val="19"/>
+        </w:rPr>
+        <w:t>.</w:t>
+      </w:r>
+    </w:p>
+    <w:p>
+      <w:pPr>
+        <w:pStyle w:val="ListBullet"/>
+        <w:spacing w:after="40"/>
+      </w:pPr>
+      <w:r>
+        <w:rPr>
+          <w:rFonts w:ascii="Segoe UI" w:hAnsi="Segoe UI"/>
+          <w:color w:val="222222"/>
+          <w:sz w:val="19"/>
+        </w:rPr>
+      </w:r>
+      <w:r>
+        <w:rPr>
+          <w:rFonts w:ascii="Segoe UI" w:hAnsi="Segoe UI"/>
+          <w:b/>
+          <w:color w:val="222222"/>
+          <w:sz w:val="19"/>
+        </w:rPr>
+        <w:t>Team &amp; Holistic Contributions:</w:t>
+      </w:r>
+      <w:r>
+        <w:rPr>
+          <w:rFonts w:ascii="Segoe UI" w:hAnsi="Segoe UI"/>
+          <w:color w:val="222222"/>
+          <w:sz w:val="19"/>
+        </w:rPr>
+      </w:r>
+    </w:p>
+    <w:p>
+      <w:pPr>
+        <w:spacing w:after="80"/>
+      </w:pPr>
+      <w:r>
+        <w:rPr>
+          <w:rFonts w:ascii="Segoe UI" w:hAnsi="Segoe UI"/>
+          <w:color w:val="222222"/>
+          <w:sz w:val="19"/>
+        </w:rPr>
+        <w:t xml:space="preserve">- Maheen Ranasinghe (Project Manager / Full-Stack &amp; DevOps): </w:t>
+      </w:r>
+      <w:r>
+        <w:rPr>
+          <w:rFonts w:ascii="Segoe UI" w:hAnsi="Segoe UI"/>
+          <w:b/>
+          <w:color w:val="222222"/>
+          <w:sz w:val="19"/>
+        </w:rPr>
+        <w:t>21.0%</w:t>
+      </w:r>
+      <w:r>
+        <w:rPr>
+          <w:rFonts w:ascii="Segoe UI" w:hAnsi="Segoe UI"/>
+          <w:color w:val="222222"/>
+          <w:sz w:val="19"/>
+        </w:rPr>
+      </w:r>
+    </w:p>
+    <w:p>
+      <w:pPr>
+        <w:spacing w:after="80"/>
+      </w:pPr>
+      <w:r>
+        <w:rPr>
+          <w:rFonts w:ascii="Segoe UI" w:hAnsi="Segoe UI"/>
+          <w:color w:val="222222"/>
+          <w:sz w:val="19"/>
+        </w:rPr>
+        <w:t xml:space="preserve">- Amanda Lakmal (Backend Lead Developer): </w:t>
+      </w:r>
+      <w:r>
+        <w:rPr>
+          <w:rFonts w:ascii="Segoe UI" w:hAnsi="Segoe UI"/>
+          <w:b/>
+          <w:color w:val="222222"/>
+          <w:sz w:val="19"/>
+        </w:rPr>
+        <w:t>21.0%</w:t>
+      </w:r>
+      <w:r>
+        <w:rPr>
+          <w:rFonts w:ascii="Segoe UI" w:hAnsi="Segoe UI"/>
+          <w:color w:val="222222"/>
+          <w:sz w:val="19"/>
+        </w:rPr>
+      </w:r>
+    </w:p>
+    <w:p>
+      <w:pPr>
+        <w:spacing w:after="80"/>
+      </w:pPr>
+      <w:r>
+        <w:rPr>
+          <w:rFonts w:ascii="Segoe UI" w:hAnsi="Segoe UI"/>
+          <w:color w:val="222222"/>
+          <w:sz w:val="19"/>
+        </w:rPr>
+        <w:t xml:space="preserve">- Dileepa Ranathunga (UI/UX Lead &amp; Frontend Developer): </w:t>
+      </w:r>
+      <w:r>
+        <w:rPr>
+          <w:rFonts w:ascii="Segoe UI" w:hAnsi="Segoe UI"/>
+          <w:b/>
+          <w:color w:val="222222"/>
+          <w:sz w:val="19"/>
+        </w:rPr>
+        <w:t>20.0%</w:t>
+      </w:r>
+      <w:r>
+        <w:rPr>
+          <w:rFonts w:ascii="Segoe UI" w:hAnsi="Segoe UI"/>
+          <w:color w:val="222222"/>
+          <w:sz w:val="19"/>
+        </w:rPr>
+      </w:r>
+    </w:p>
+    <w:p>
+      <w:pPr>
+        <w:spacing w:after="80"/>
+      </w:pPr>
+      <w:r>
+        <w:rPr>
+          <w:rFonts w:ascii="Segoe UI" w:hAnsi="Segoe UI"/>
+          <w:color w:val="222222"/>
+          <w:sz w:val="19"/>
+        </w:rPr>
+        <w:t xml:space="preserve">- K.A. Ruhini Dayanjalee Sammani (Database Engineer &amp; Business Analyst): </w:t>
+      </w:r>
+      <w:r>
+        <w:rPr>
+          <w:rFonts w:ascii="Segoe UI" w:hAnsi="Segoe UI"/>
+          <w:b/>
+          <w:color w:val="222222"/>
+          <w:sz w:val="19"/>
+        </w:rPr>
+        <w:t>19.0%</w:t>
+      </w:r>
+      <w:r>
+        <w:rPr>
+          <w:rFonts w:ascii="Segoe UI" w:hAnsi="Segoe UI"/>
+          <w:color w:val="222222"/>
+          <w:sz w:val="19"/>
+        </w:rPr>
+      </w:r>
+    </w:p>
+    <w:p>
+      <w:pPr>
+        <w:spacing w:after="80"/>
+      </w:pPr>
+      <w:r>
+        <w:rPr>
+          <w:rFonts w:ascii="Segoe UI" w:hAnsi="Segoe UI"/>
+          <w:color w:val="222222"/>
+          <w:sz w:val="19"/>
+        </w:rPr>
+        <w:t xml:space="preserve">- V.G. Ruchira Nimnaka (Quality Assurance Lead Engineer): </w:t>
+      </w:r>
+      <w:r>
+        <w:rPr>
+          <w:rFonts w:ascii="Segoe UI" w:hAnsi="Segoe UI"/>
+          <w:b/>
+          <w:color w:val="222222"/>
+          <w:sz w:val="19"/>
+        </w:rPr>
+        <w:t>19.0%</w:t>
+      </w:r>
+      <w:r>
+        <w:rPr>
+          <w:rFonts w:ascii="Segoe UI" w:hAnsi="Segoe UI"/>
+          <w:color w:val="222222"/>
+          <w:sz w:val="19"/>
+        </w:rPr>
+      </w:r>
+    </w:p>
+    <w:p>
+      <w:pPr>
+        <w:spacing w:before="120" w:after="120"/>
+      </w:pPr>
+      <w:r>
+        <w:rPr>
+          <w:color w:val="EEDDE0"/>
+        </w:rPr>
+        <w:t>__________________________________________________________________________</w:t>
+      </w:r>
+    </w:p>
+    <w:p>
+      <w:pPr>
+        <w:spacing w:before="240" w:after="80"/>
+      </w:pPr>
+      <w:r>
+        <w:rPr>
+          <w:rFonts w:ascii="Playfair Display" w:hAnsi="Playfair Display"/>
           <w:b/>
           <w:color w:val="721F3A"/>
-          <w:sz w:val="28"/>
+          <w:sz w:val="30"/>
         </w:rPr>
         <w:t>2. Live URLs &amp; Verification Credentials</w:t>
       </w:r>
     </w:p>
     <w:p>
+      <w:pPr>
+        <w:pStyle w:val="ListBullet"/>
+        <w:spacing w:after="40"/>
+      </w:pPr>
       <w:r>
         <w:rPr>
-          <w:rFonts w:ascii="Calibri" w:hAnsi="Calibri"/>
-          <w:sz w:val="20"/>
+          <w:rFonts w:ascii="Segoe UI" w:hAnsi="Segoe UI"/>
+          <w:color w:val="222222"/>
+          <w:sz w:val="19"/>
         </w:rPr>
-        <w:t>- Frontend (Live Production): `https://magulaplan.netlify.app`</w:t>
       </w:r>
-    </w:p>
-    <w:p>
       <w:r>
         <w:rPr>
-          <w:rFonts w:ascii="Calibri" w:hAnsi="Calibri"/>
-          <w:sz w:val="20"/>
+          <w:rFonts w:ascii="Segoe UI" w:hAnsi="Segoe UI"/>
+          <w:b/>
+          <w:color w:val="222222"/>
+          <w:sz w:val="19"/>
         </w:rPr>
-        <w:t>- Frontend (Local Dev): `http://localhost:5173`</w:t>
+        <w:t>Frontend (Primary Live Mirror):</w:t>
       </w:r>
-    </w:p>
-    <w:p>
       <w:r>
         <w:rPr>
-          <w:rFonts w:ascii="Calibri" w:hAnsi="Calibri"/>
-          <w:sz w:val="20"/>
+          <w:rFonts w:ascii="Segoe UI" w:hAnsi="Segoe UI"/>
+          <w:color w:val="222222"/>
+          <w:sz w:val="19"/>
         </w:rPr>
-        <w:t>- Backend (Live Production): `https://magulaplan-api.onrender.com`</w:t>
-      </w:r>
-    </w:p>
-    <w:p>
-      <w:r>
-        <w:rPr>
-          <w:rFonts w:ascii="Calibri" w:hAnsi="Calibri"/>
-          <w:sz w:val="20"/>
-        </w:rPr>
-        <w:t>- Admin Login: `admin@magulaplan.lk` / `Admin@123` (role=ADMIN)</w:t>
-      </w:r>
-    </w:p>
-    <w:p>
-      <w:r>
-        <w:rPr>
-          <w:rFonts w:ascii="Calibri" w:hAnsi="Calibri"/>
-          <w:sz w:val="20"/>
-        </w:rPr>
-        <w:t>- Couple Demo Login: `test@magulaplan.lk` / `Password@123` or `deploytest@example.com` / `pw12345`</w:t>
-      </w:r>
-    </w:p>
-    <w:p>
-      <w:r>
-        <w:rPr>
-          <w:rFonts w:ascii="Calibri" w:hAnsi="Calibri"/>
-          <w:sz w:val="20"/>
-        </w:rPr>
-        <w:t>- MySQL Cloud (Aiven): host `mysql-219a3283-m4h33n.aivencloud.com`, port `27680`, user `avnadmin`, db `defaultdb`</w:t>
-      </w:r>
-    </w:p>
-    <w:p>
-      <w:r>
-        <w:rPr>
-          <w:rFonts w:ascii="Calibri" w:hAnsi="Calibri"/>
-          <w:sz w:val="20"/>
-        </w:rPr>
-        <w:t>- Jira Board: `https://magulaplan.atlassian.net/jira/software/projects/MAG/boards/1` (Viewer access granted to `chamathkara.k@sltc.ac.lk`)</w:t>
-      </w:r>
-    </w:p>
-    <w:p>
-      <w:r>
-        <w:rPr>
-          <w:rFonts w:ascii="Calibri" w:hAnsi="Calibri"/>
-          <w:sz w:val="20"/>
-        </w:rPr>
-        <w:t>---</w:t>
+        <w:t xml:space="preserve"> `https://magulaplan.infinityfreeapp.com/?i=1`</w:t>
       </w:r>
     </w:p>
     <w:p>
       <w:pPr>
-        <w:pStyle w:val="Heading2"/>
+        <w:pStyle w:val="ListBullet"/>
+        <w:spacing w:after="40"/>
       </w:pPr>
       <w:r>
         <w:rPr>
-          <w:rFonts w:ascii="Georgia" w:hAnsi="Georgia"/>
+          <w:rFonts w:ascii="Segoe UI" w:hAnsi="Segoe UI"/>
+          <w:color w:val="222222"/>
+          <w:sz w:val="19"/>
+        </w:rPr>
+      </w:r>
+      <w:r>
+        <w:rPr>
+          <w:rFonts w:ascii="Segoe UI" w:hAnsi="Segoe UI"/>
+          <w:b/>
+          <w:color w:val="222222"/>
+          <w:sz w:val="19"/>
+        </w:rPr>
+        <w:t>Frontend (Edge CDN):</w:t>
+      </w:r>
+      <w:r>
+        <w:rPr>
+          <w:rFonts w:ascii="Segoe UI" w:hAnsi="Segoe UI"/>
+          <w:color w:val="222222"/>
+          <w:sz w:val="19"/>
+        </w:rPr>
+        <w:t xml:space="preserve"> `https://magulaplan.netlify.app`</w:t>
+      </w:r>
+    </w:p>
+    <w:p>
+      <w:pPr>
+        <w:pStyle w:val="ListBullet"/>
+        <w:spacing w:after="40"/>
+      </w:pPr>
+      <w:r>
+        <w:rPr>
+          <w:rFonts w:ascii="Segoe UI" w:hAnsi="Segoe UI"/>
+          <w:color w:val="222222"/>
+          <w:sz w:val="19"/>
+        </w:rPr>
+      </w:r>
+      <w:r>
+        <w:rPr>
+          <w:rFonts w:ascii="Segoe UI" w:hAnsi="Segoe UI"/>
+          <w:b/>
+          <w:color w:val="222222"/>
+          <w:sz w:val="19"/>
+        </w:rPr>
+        <w:t>Frontend (Local Dev):</w:t>
+      </w:r>
+      <w:r>
+        <w:rPr>
+          <w:rFonts w:ascii="Segoe UI" w:hAnsi="Segoe UI"/>
+          <w:color w:val="222222"/>
+          <w:sz w:val="19"/>
+        </w:rPr>
+        <w:t xml:space="preserve"> `http://localhost:5173`</w:t>
+      </w:r>
+    </w:p>
+    <w:p>
+      <w:pPr>
+        <w:pStyle w:val="ListBullet"/>
+        <w:spacing w:after="40"/>
+      </w:pPr>
+      <w:r>
+        <w:rPr>
+          <w:rFonts w:ascii="Segoe UI" w:hAnsi="Segoe UI"/>
+          <w:color w:val="222222"/>
+          <w:sz w:val="19"/>
+        </w:rPr>
+      </w:r>
+      <w:r>
+        <w:rPr>
+          <w:rFonts w:ascii="Segoe UI" w:hAnsi="Segoe UI"/>
+          <w:b/>
+          <w:color w:val="222222"/>
+          <w:sz w:val="19"/>
+        </w:rPr>
+        <w:t>Backend (Live Production API):</w:t>
+      </w:r>
+      <w:r>
+        <w:rPr>
+          <w:rFonts w:ascii="Segoe UI" w:hAnsi="Segoe UI"/>
+          <w:color w:val="222222"/>
+          <w:sz w:val="19"/>
+        </w:rPr>
+        <w:t xml:space="preserve"> `https://magulaplan-api.onrender.com`</w:t>
+      </w:r>
+    </w:p>
+    <w:p>
+      <w:pPr>
+        <w:pStyle w:val="ListBullet"/>
+        <w:spacing w:after="40"/>
+      </w:pPr>
+      <w:r>
+        <w:rPr>
+          <w:rFonts w:ascii="Segoe UI" w:hAnsi="Segoe UI"/>
+          <w:color w:val="222222"/>
+          <w:sz w:val="19"/>
+        </w:rPr>
+      </w:r>
+      <w:r>
+        <w:rPr>
+          <w:rFonts w:ascii="Segoe UI" w:hAnsi="Segoe UI"/>
+          <w:b/>
+          <w:color w:val="222222"/>
+          <w:sz w:val="19"/>
+        </w:rPr>
+        <w:t>Admin Login:</w:t>
+      </w:r>
+      <w:r>
+        <w:rPr>
+          <w:rFonts w:ascii="Segoe UI" w:hAnsi="Segoe UI"/>
+          <w:color w:val="222222"/>
+          <w:sz w:val="19"/>
+        </w:rPr>
+        <w:t xml:space="preserve"> `admin@magulaplan.lk` / `Admin@123` (role=ADMIN)</w:t>
+      </w:r>
+    </w:p>
+    <w:p>
+      <w:pPr>
+        <w:pStyle w:val="ListBullet"/>
+        <w:spacing w:after="40"/>
+      </w:pPr>
+      <w:r>
+        <w:rPr>
+          <w:rFonts w:ascii="Segoe UI" w:hAnsi="Segoe UI"/>
+          <w:color w:val="222222"/>
+          <w:sz w:val="19"/>
+        </w:rPr>
+      </w:r>
+      <w:r>
+        <w:rPr>
+          <w:rFonts w:ascii="Segoe UI" w:hAnsi="Segoe UI"/>
+          <w:b/>
+          <w:color w:val="222222"/>
+          <w:sz w:val="19"/>
+        </w:rPr>
+        <w:t>Couple Demo Login:</w:t>
+      </w:r>
+      <w:r>
+        <w:rPr>
+          <w:rFonts w:ascii="Segoe UI" w:hAnsi="Segoe UI"/>
+          <w:color w:val="222222"/>
+          <w:sz w:val="19"/>
+        </w:rPr>
+        <w:t xml:space="preserve"> `test@magulaplan.lk` / `Password@123` (role=USER)</w:t>
+      </w:r>
+    </w:p>
+    <w:p>
+      <w:pPr>
+        <w:pStyle w:val="ListBullet"/>
+        <w:spacing w:after="40"/>
+      </w:pPr>
+      <w:r>
+        <w:rPr>
+          <w:rFonts w:ascii="Segoe UI" w:hAnsi="Segoe UI"/>
+          <w:color w:val="222222"/>
+          <w:sz w:val="19"/>
+        </w:rPr>
+      </w:r>
+      <w:r>
+        <w:rPr>
+          <w:rFonts w:ascii="Segoe UI" w:hAnsi="Segoe UI"/>
+          <w:b/>
+          <w:color w:val="222222"/>
+          <w:sz w:val="19"/>
+        </w:rPr>
+        <w:t>Vendor Demo Login:</w:t>
+      </w:r>
+      <w:r>
+        <w:rPr>
+          <w:rFonts w:ascii="Segoe UI" w:hAnsi="Segoe UI"/>
+          <w:color w:val="222222"/>
+          <w:sz w:val="19"/>
+        </w:rPr>
+        <w:t xml:space="preserve"> `vendor@magulaplan.lk` / `Vendor@123` (role=VENDOR)</w:t>
+      </w:r>
+    </w:p>
+    <w:p>
+      <w:pPr>
+        <w:pStyle w:val="ListBullet"/>
+        <w:spacing w:after="40"/>
+      </w:pPr>
+      <w:r>
+        <w:rPr>
+          <w:rFonts w:ascii="Segoe UI" w:hAnsi="Segoe UI"/>
+          <w:color w:val="222222"/>
+          <w:sz w:val="19"/>
+        </w:rPr>
+      </w:r>
+      <w:r>
+        <w:rPr>
+          <w:rFonts w:ascii="Segoe UI" w:hAnsi="Segoe UI"/>
+          <w:b/>
+          <w:color w:val="222222"/>
+          <w:sz w:val="19"/>
+        </w:rPr>
+        <w:t>MySQL Cloud (Aiven):</w:t>
+      </w:r>
+      <w:r>
+        <w:rPr>
+          <w:rFonts w:ascii="Segoe UI" w:hAnsi="Segoe UI"/>
+          <w:color w:val="222222"/>
+          <w:sz w:val="19"/>
+        </w:rPr>
+        <w:t xml:space="preserve"> host `mysql-219a3283-m4h33n.aivencloud.com`, port `27680`, user `avnadmin`, db `defaultdb`</w:t>
+      </w:r>
+    </w:p>
+    <w:p>
+      <w:pPr>
+        <w:pStyle w:val="ListBullet"/>
+        <w:spacing w:after="40"/>
+      </w:pPr>
+      <w:r>
+        <w:rPr>
+          <w:rFonts w:ascii="Segoe UI" w:hAnsi="Segoe UI"/>
+          <w:color w:val="222222"/>
+          <w:sz w:val="19"/>
+        </w:rPr>
+      </w:r>
+      <w:r>
+        <w:rPr>
+          <w:rFonts w:ascii="Segoe UI" w:hAnsi="Segoe UI"/>
+          <w:b/>
+          <w:color w:val="222222"/>
+          <w:sz w:val="19"/>
+        </w:rPr>
+        <w:t>Jira Board:</w:t>
+      </w:r>
+      <w:r>
+        <w:rPr>
+          <w:rFonts w:ascii="Segoe UI" w:hAnsi="Segoe UI"/>
+          <w:color w:val="222222"/>
+          <w:sz w:val="19"/>
+        </w:rPr>
+        <w:t xml:space="preserve"> `https://magulaplan.atlassian.net/jira/software/projects/MAG/boards/1` (Viewer access granted to `chamathkara.k@sltc.ac.lk`)</w:t>
+      </w:r>
+    </w:p>
+    <w:p>
+      <w:pPr>
+        <w:pStyle w:val="ListBullet"/>
+        <w:spacing w:after="40"/>
+      </w:pPr>
+      <w:r>
+        <w:rPr>
+          <w:rFonts w:ascii="Segoe UI" w:hAnsi="Segoe UI"/>
+          <w:color w:val="222222"/>
+          <w:sz w:val="19"/>
+        </w:rPr>
+      </w:r>
+      <w:r>
+        <w:rPr>
+          <w:rFonts w:ascii="Segoe UI" w:hAnsi="Segoe UI"/>
+          <w:b/>
+          <w:color w:val="222222"/>
+          <w:sz w:val="19"/>
+        </w:rPr>
+        <w:t>Automated Tests:</w:t>
+      </w:r>
+      <w:r>
+        <w:rPr>
+          <w:rFonts w:ascii="Segoe UI" w:hAnsi="Segoe UI"/>
+          <w:color w:val="222222"/>
+          <w:sz w:val="19"/>
+        </w:rPr>
+        <w:t xml:space="preserve"> 142 JUnit 5 backend tests (100% pass) · 13 Vitest frontend tests (100% pass)</w:t>
+      </w:r>
+    </w:p>
+    <w:p>
+      <w:pPr>
+        <w:spacing w:before="120" w:after="120"/>
+      </w:pPr>
+      <w:r>
+        <w:rPr>
+          <w:color w:val="EEDDE0"/>
+        </w:rPr>
+        <w:t>__________________________________________________________________________</w:t>
+      </w:r>
+    </w:p>
+    <w:p>
+      <w:pPr>
+        <w:spacing w:before="240" w:after="80"/>
+      </w:pPr>
+      <w:r>
+        <w:rPr>
+          <w:rFonts w:ascii="Playfair Display" w:hAnsi="Playfair Display"/>
           <w:b/>
           <w:color w:val="721F3A"/>
-          <w:sz w:val="28"/>
+          <w:sz w:val="30"/>
         </w:rPr>
         <w:t>3. Project Status (31 / 31 Jira Tickets Completed — 100% Done)</w:t>
       </w:r>
@@ -254,16 +758,199 @@
         <w:tblLook w:firstColumn="1" w:firstRow="1" w:lastColumn="0" w:lastRow="0" w:noHBand="0" w:noVBand="1" w:val="04A0"/>
       </w:tblPr>
       <w:tblGrid>
-        <w:gridCol w:w="2340"/>
-        <w:gridCol w:w="2340"/>
-        <w:gridCol w:w="2340"/>
-        <w:gridCol w:w="2340"/>
+        <w:gridCol w:w="2412"/>
+        <w:gridCol w:w="2412"/>
+        <w:gridCol w:w="2412"/>
+        <w:gridCol w:w="2412"/>
       </w:tblGrid>
       <w:tr>
         <w:tc>
           <w:tcPr>
-            <w:tcW w:type="dxa" w:w="2340"/>
+            <w:tcW w:type="dxa" w:w="2412"/>
+            <w:tcMar>
+              <w:top w:w="100" w:type="dxa"/>
+              <w:bottom w:w="100" w:type="dxa"/>
+              <w:left w:w="120" w:type="dxa"/>
+              <w:right w:w="120" w:type="dxa"/>
+            </w:tcMar>
             <w:shd w:fill="721F3A"/>
+          </w:tcPr>
+          <w:p>
+            <w:r>
+              <w:rPr>
+                <w:rFonts w:ascii="Segoe UI" w:hAnsi="Segoe UI"/>
+                <w:b/>
+                <w:color w:val="FFFFFF"/>
+                <w:sz w:val="18"/>
+              </w:rPr>
+              <w:t>Ticket</w:t>
+            </w:r>
+          </w:p>
+        </w:tc>
+        <w:tc>
+          <w:tcPr>
+            <w:tcW w:type="dxa" w:w="2412"/>
+            <w:tcMar>
+              <w:top w:w="100" w:type="dxa"/>
+              <w:bottom w:w="100" w:type="dxa"/>
+              <w:left w:w="120" w:type="dxa"/>
+              <w:right w:w="120" w:type="dxa"/>
+            </w:tcMar>
+            <w:shd w:fill="721F3A"/>
+          </w:tcPr>
+          <w:p>
+            <w:r>
+              <w:rPr>
+                <w:rFonts w:ascii="Segoe UI" w:hAnsi="Segoe UI"/>
+                <w:b/>
+                <w:color w:val="FFFFFF"/>
+                <w:sz w:val="18"/>
+              </w:rPr>
+              <w:t>Summary</w:t>
+            </w:r>
+          </w:p>
+        </w:tc>
+        <w:tc>
+          <w:tcPr>
+            <w:tcW w:type="dxa" w:w="2412"/>
+            <w:tcMar>
+              <w:top w:w="100" w:type="dxa"/>
+              <w:bottom w:w="100" w:type="dxa"/>
+              <w:left w:w="120" w:type="dxa"/>
+              <w:right w:w="120" w:type="dxa"/>
+            </w:tcMar>
+            <w:shd w:fill="721F3A"/>
+          </w:tcPr>
+          <w:p>
+            <w:r>
+              <w:rPr>
+                <w:rFonts w:ascii="Segoe UI" w:hAnsi="Segoe UI"/>
+                <w:b/>
+                <w:color w:val="FFFFFF"/>
+                <w:sz w:val="18"/>
+              </w:rPr>
+              <w:t>Owner</w:t>
+            </w:r>
+          </w:p>
+        </w:tc>
+        <w:tc>
+          <w:tcPr>
+            <w:tcW w:type="dxa" w:w="2412"/>
+            <w:tcMar>
+              <w:top w:w="100" w:type="dxa"/>
+              <w:bottom w:w="100" w:type="dxa"/>
+              <w:left w:w="120" w:type="dxa"/>
+              <w:right w:w="120" w:type="dxa"/>
+            </w:tcMar>
+            <w:shd w:fill="721F3A"/>
+          </w:tcPr>
+          <w:p>
+            <w:r>
+              <w:rPr>
+                <w:rFonts w:ascii="Segoe UI" w:hAnsi="Segoe UI"/>
+                <w:b/>
+                <w:color w:val="FFFFFF"/>
+                <w:sz w:val="18"/>
+              </w:rPr>
+              <w:t>Status</w:t>
+            </w:r>
+          </w:p>
+        </w:tc>
+      </w:tr>
+      <w:tr>
+        <w:tc>
+          <w:tcPr>
+            <w:tcW w:type="dxa" w:w="2412"/>
+            <w:tcMar>
+              <w:top w:w="100" w:type="dxa"/>
+              <w:bottom w:w="100" w:type="dxa"/>
+              <w:left w:w="120" w:type="dxa"/>
+              <w:right w:w="120" w:type="dxa"/>
+            </w:tcMar>
+            <w:shd w:fill="FAF7F2"/>
+          </w:tcPr>
+          <w:p>
+            <w:r>
+              <w:rPr>
+                <w:rFonts w:ascii="Segoe UI" w:hAnsi="Segoe UI"/>
+                <w:color w:val="222222"/>
+                <w:sz w:val="17"/>
+              </w:rPr>
+              <w:t>**MAG-1**</w:t>
+            </w:r>
+          </w:p>
+        </w:tc>
+        <w:tc>
+          <w:tcPr>
+            <w:tcW w:type="dxa" w:w="2412"/>
+            <w:tcMar>
+              <w:top w:w="100" w:type="dxa"/>
+              <w:bottom w:w="100" w:type="dxa"/>
+              <w:left w:w="120" w:type="dxa"/>
+              <w:right w:w="120" w:type="dxa"/>
+            </w:tcMar>
+            <w:shd w:fill="FAF7F2"/>
+          </w:tcPr>
+          <w:p>
+            <w:r>
+              <w:rPr>
+                <w:rFonts w:ascii="Segoe UI" w:hAnsi="Segoe UI"/>
+                <w:color w:val="222222"/>
+                <w:sz w:val="17"/>
+              </w:rPr>
+              <w:t>Design MySQL ER Diagram</w:t>
+            </w:r>
+          </w:p>
+        </w:tc>
+        <w:tc>
+          <w:tcPr>
+            <w:tcW w:type="dxa" w:w="2412"/>
+            <w:tcMar>
+              <w:top w:w="100" w:type="dxa"/>
+              <w:bottom w:w="100" w:type="dxa"/>
+              <w:left w:w="120" w:type="dxa"/>
+              <w:right w:w="120" w:type="dxa"/>
+            </w:tcMar>
+            <w:shd w:fill="FAF7F2"/>
+          </w:tcPr>
+          <w:p>
+            <w:r>
+              <w:rPr>
+                <w:rFonts w:ascii="Segoe UI" w:hAnsi="Segoe UI"/>
+                <w:color w:val="222222"/>
+                <w:sz w:val="17"/>
+              </w:rPr>
+              <w:t>Ruhini</w:t>
+            </w:r>
+          </w:p>
+        </w:tc>
+        <w:tc>
+          <w:tcPr>
+            <w:tcW w:type="dxa" w:w="2412"/>
+            <w:tcMar>
+              <w:top w:w="100" w:type="dxa"/>
+              <w:bottom w:w="100" w:type="dxa"/>
+              <w:left w:w="120" w:type="dxa"/>
+              <w:right w:w="120" w:type="dxa"/>
+            </w:tcMar>
+            <w:shd w:fill="FAF7F2"/>
+          </w:tcPr>
+          <w:p>
+            <w:r>
+              <w:rPr>
+                <w:rFonts w:ascii="Segoe UI" w:hAnsi="Segoe UI"/>
+                <w:color w:val="222222"/>
+                <w:sz w:val="17"/>
+              </w:rPr>
+              <w:t>✅ **Done**</w:t>
+            </w:r>
+          </w:p>
+        </w:tc>
+      </w:tr>
+      <w:tr>
+        <w:tc>
+          <w:tcPr>
+            <w:tcW w:type="dxa" w:w="2412"/>
             <w:tcMar>
               <w:top w:w="100" w:type="dxa"/>
               <w:bottom w:w="100" w:type="dxa"/>
@@ -274,19 +961,17 @@
           <w:p>
             <w:r>
               <w:rPr>
-                <w:rFonts w:ascii="Calibri" w:hAnsi="Calibri"/>
-                <w:b/>
-                <w:color w:val="FFFFFF"/>
-                <w:sz w:val="19"/>
+                <w:rFonts w:ascii="Segoe UI" w:hAnsi="Segoe UI"/>
+                <w:color w:val="222222"/>
+                <w:sz w:val="17"/>
               </w:rPr>
-              <w:t>Ticket</w:t>
+              <w:t>**MAG-2**</w:t>
             </w:r>
           </w:p>
         </w:tc>
         <w:tc>
           <w:tcPr>
-            <w:tcW w:type="dxa" w:w="2340"/>
-            <w:shd w:fill="721F3A"/>
+            <w:tcW w:type="dxa" w:w="2412"/>
             <w:tcMar>
               <w:top w:w="100" w:type="dxa"/>
               <w:bottom w:w="100" w:type="dxa"/>
@@ -297,19 +982,17 @@
           <w:p>
             <w:r>
               <w:rPr>
-                <w:rFonts w:ascii="Calibri" w:hAnsi="Calibri"/>
-                <w:b/>
-                <w:color w:val="FFFFFF"/>
-                <w:sz w:val="19"/>
+                <w:rFonts w:ascii="Segoe UI" w:hAnsi="Segoe UI"/>
+                <w:color w:val="222222"/>
+                <w:sz w:val="17"/>
               </w:rPr>
-              <w:t>Summary</w:t>
+              <w:t>Map REST API Routes</w:t>
             </w:r>
           </w:p>
         </w:tc>
         <w:tc>
           <w:tcPr>
-            <w:tcW w:type="dxa" w:w="2340"/>
-            <w:shd w:fill="721F3A"/>
+            <w:tcW w:type="dxa" w:w="2412"/>
             <w:tcMar>
               <w:top w:w="100" w:type="dxa"/>
               <w:bottom w:w="100" w:type="dxa"/>
@@ -320,19 +1003,17 @@
           <w:p>
             <w:r>
               <w:rPr>
-                <w:rFonts w:ascii="Calibri" w:hAnsi="Calibri"/>
-                <w:b/>
-                <w:color w:val="FFFFFF"/>
-                <w:sz w:val="19"/>
+                <w:rFonts w:ascii="Segoe UI" w:hAnsi="Segoe UI"/>
+                <w:color w:val="222222"/>
+                <w:sz w:val="17"/>
               </w:rPr>
-              <w:t>Owner</w:t>
+              <w:t>Amanda</w:t>
             </w:r>
           </w:p>
         </w:tc>
         <w:tc>
           <w:tcPr>
-            <w:tcW w:type="dxa" w:w="2340"/>
-            <w:shd w:fill="721F3A"/>
+            <w:tcW w:type="dxa" w:w="2412"/>
             <w:tcMar>
               <w:top w:w="100" w:type="dxa"/>
               <w:bottom w:w="100" w:type="dxa"/>
@@ -343,12 +1024,11 @@
           <w:p>
             <w:r>
               <w:rPr>
-                <w:rFonts w:ascii="Calibri" w:hAnsi="Calibri"/>
-                <w:b/>
-                <w:color w:val="FFFFFF"/>
-                <w:sz w:val="19"/>
+                <w:rFonts w:ascii="Segoe UI" w:hAnsi="Segoe UI"/>
+                <w:color w:val="222222"/>
+                <w:sz w:val="17"/>
               </w:rPr>
-              <w:t>Status</w:t>
+              <w:t>✅ **Done**</w:t>
             </w:r>
           </w:p>
         </w:tc>
@@ -356,10 +1036,100 @@
       <w:tr>
         <w:tc>
           <w:tcPr>
-            <w:tcW w:type="dxa" w:w="2340"/>
+            <w:tcW w:type="dxa" w:w="2412"/>
             <w:tcMar>
-              <w:top w:w="60" w:type="dxa"/>
-              <w:bottom w:w="60" w:type="dxa"/>
+              <w:top w:w="100" w:type="dxa"/>
+              <w:bottom w:w="100" w:type="dxa"/>
+              <w:left w:w="120" w:type="dxa"/>
+              <w:right w:w="120" w:type="dxa"/>
+            </w:tcMar>
+            <w:shd w:fill="FAF7F2"/>
+          </w:tcPr>
+          <w:p>
+            <w:r>
+              <w:rPr>
+                <w:rFonts w:ascii="Segoe UI" w:hAnsi="Segoe UI"/>
+                <w:color w:val="222222"/>
+                <w:sz w:val="17"/>
+              </w:rPr>
+              <w:t>**MAG-3**</w:t>
+            </w:r>
+          </w:p>
+        </w:tc>
+        <w:tc>
+          <w:tcPr>
+            <w:tcW w:type="dxa" w:w="2412"/>
+            <w:tcMar>
+              <w:top w:w="100" w:type="dxa"/>
+              <w:bottom w:w="100" w:type="dxa"/>
+              <w:left w:w="120" w:type="dxa"/>
+              <w:right w:w="120" w:type="dxa"/>
+            </w:tcMar>
+            <w:shd w:fill="FAF7F2"/>
+          </w:tcPr>
+          <w:p>
+            <w:r>
+              <w:rPr>
+                <w:rFonts w:ascii="Segoe UI" w:hAnsi="Segoe UI"/>
+                <w:color w:val="222222"/>
+                <w:sz w:val="17"/>
+              </w:rPr>
+              <w:t>Design UI Wireframes in Figma</w:t>
+            </w:r>
+          </w:p>
+        </w:tc>
+        <w:tc>
+          <w:tcPr>
+            <w:tcW w:type="dxa" w:w="2412"/>
+            <w:tcMar>
+              <w:top w:w="100" w:type="dxa"/>
+              <w:bottom w:w="100" w:type="dxa"/>
+              <w:left w:w="120" w:type="dxa"/>
+              <w:right w:w="120" w:type="dxa"/>
+            </w:tcMar>
+            <w:shd w:fill="FAF7F2"/>
+          </w:tcPr>
+          <w:p>
+            <w:r>
+              <w:rPr>
+                <w:rFonts w:ascii="Segoe UI" w:hAnsi="Segoe UI"/>
+                <w:color w:val="222222"/>
+                <w:sz w:val="17"/>
+              </w:rPr>
+              <w:t>Dileepa</w:t>
+            </w:r>
+          </w:p>
+        </w:tc>
+        <w:tc>
+          <w:tcPr>
+            <w:tcW w:type="dxa" w:w="2412"/>
+            <w:tcMar>
+              <w:top w:w="100" w:type="dxa"/>
+              <w:bottom w:w="100" w:type="dxa"/>
+              <w:left w:w="120" w:type="dxa"/>
+              <w:right w:w="120" w:type="dxa"/>
+            </w:tcMar>
+            <w:shd w:fill="FAF7F2"/>
+          </w:tcPr>
+          <w:p>
+            <w:r>
+              <w:rPr>
+                <w:rFonts w:ascii="Segoe UI" w:hAnsi="Segoe UI"/>
+                <w:color w:val="222222"/>
+                <w:sz w:val="17"/>
+              </w:rPr>
+              <w:t>✅ **Done**</w:t>
+            </w:r>
+          </w:p>
+        </w:tc>
+      </w:tr>
+      <w:tr>
+        <w:tc>
+          <w:tcPr>
+            <w:tcW w:type="dxa" w:w="2412"/>
+            <w:tcMar>
+              <w:top w:w="100" w:type="dxa"/>
+              <w:bottom w:w="100" w:type="dxa"/>
               <w:left w:w="120" w:type="dxa"/>
               <w:right w:w="120" w:type="dxa"/>
             </w:tcMar>
@@ -367,20 +1137,20 @@
           <w:p>
             <w:r>
               <w:rPr>
-                <w:rFonts w:ascii="Calibri" w:hAnsi="Calibri"/>
-                <w:color w:val="333333"/>
-                <w:sz w:val="18"/>
+                <w:rFonts w:ascii="Segoe UI" w:hAnsi="Segoe UI"/>
+                <w:color w:val="222222"/>
+                <w:sz w:val="17"/>
               </w:rPr>
-              <w:t>MAG-1</w:t>
+              <w:t>**MAG-4**</w:t>
             </w:r>
           </w:p>
         </w:tc>
         <w:tc>
           <w:tcPr>
-            <w:tcW w:type="dxa" w:w="2340"/>
+            <w:tcW w:type="dxa" w:w="2412"/>
             <w:tcMar>
-              <w:top w:w="60" w:type="dxa"/>
-              <w:bottom w:w="60" w:type="dxa"/>
+              <w:top w:w="100" w:type="dxa"/>
+              <w:bottom w:w="100" w:type="dxa"/>
               <w:left w:w="120" w:type="dxa"/>
               <w:right w:w="120" w:type="dxa"/>
             </w:tcMar>
@@ -388,20 +1158,20 @@
           <w:p>
             <w:r>
               <w:rPr>
-                <w:rFonts w:ascii="Calibri" w:hAnsi="Calibri"/>
-                <w:color w:val="333333"/>
-                <w:sz w:val="18"/>
+                <w:rFonts w:ascii="Segoe UI" w:hAnsi="Segoe UI"/>
+                <w:color w:val="222222"/>
+                <w:sz w:val="17"/>
               </w:rPr>
-              <w:t>Design MySQL ER Diagram</w:t>
+              <w:t>Set up GitHub Monorepo</w:t>
             </w:r>
           </w:p>
         </w:tc>
         <w:tc>
           <w:tcPr>
-            <w:tcW w:type="dxa" w:w="2340"/>
+            <w:tcW w:type="dxa" w:w="2412"/>
             <w:tcMar>
-              <w:top w:w="60" w:type="dxa"/>
-              <w:bottom w:w="60" w:type="dxa"/>
+              <w:top w:w="100" w:type="dxa"/>
+              <w:bottom w:w="100" w:type="dxa"/>
               <w:left w:w="120" w:type="dxa"/>
               <w:right w:w="120" w:type="dxa"/>
             </w:tcMar>
@@ -409,9 +1179,361 @@
           <w:p>
             <w:r>
               <w:rPr>
-                <w:rFonts w:ascii="Calibri" w:hAnsi="Calibri"/>
-                <w:color w:val="333333"/>
-                <w:sz w:val="18"/>
+                <w:rFonts w:ascii="Segoe UI" w:hAnsi="Segoe UI"/>
+                <w:color w:val="222222"/>
+                <w:sz w:val="17"/>
+              </w:rPr>
+              <w:t>Maheen</w:t>
+            </w:r>
+          </w:p>
+        </w:tc>
+        <w:tc>
+          <w:tcPr>
+            <w:tcW w:type="dxa" w:w="2412"/>
+            <w:tcMar>
+              <w:top w:w="100" w:type="dxa"/>
+              <w:bottom w:w="100" w:type="dxa"/>
+              <w:left w:w="120" w:type="dxa"/>
+              <w:right w:w="120" w:type="dxa"/>
+            </w:tcMar>
+          </w:tcPr>
+          <w:p>
+            <w:r>
+              <w:rPr>
+                <w:rFonts w:ascii="Segoe UI" w:hAnsi="Segoe UI"/>
+                <w:color w:val="222222"/>
+                <w:sz w:val="17"/>
+              </w:rPr>
+              <w:t>✅ **Done**</w:t>
+            </w:r>
+          </w:p>
+        </w:tc>
+      </w:tr>
+      <w:tr>
+        <w:tc>
+          <w:tcPr>
+            <w:tcW w:type="dxa" w:w="2412"/>
+            <w:tcMar>
+              <w:top w:w="100" w:type="dxa"/>
+              <w:bottom w:w="100" w:type="dxa"/>
+              <w:left w:w="120" w:type="dxa"/>
+              <w:right w:w="120" w:type="dxa"/>
+            </w:tcMar>
+            <w:shd w:fill="FAF7F2"/>
+          </w:tcPr>
+          <w:p>
+            <w:r>
+              <w:rPr>
+                <w:rFonts w:ascii="Segoe UI" w:hAnsi="Segoe UI"/>
+                <w:color w:val="222222"/>
+                <w:sz w:val="17"/>
+              </w:rPr>
+              <w:t>**MAG-5**</w:t>
+            </w:r>
+          </w:p>
+        </w:tc>
+        <w:tc>
+          <w:tcPr>
+            <w:tcW w:type="dxa" w:w="2412"/>
+            <w:tcMar>
+              <w:top w:w="100" w:type="dxa"/>
+              <w:bottom w:w="100" w:type="dxa"/>
+              <w:left w:w="120" w:type="dxa"/>
+              <w:right w:w="120" w:type="dxa"/>
+            </w:tcMar>
+            <w:shd w:fill="FAF7F2"/>
+          </w:tcPr>
+          <w:p>
+            <w:r>
+              <w:rPr>
+                <w:rFonts w:ascii="Segoe UI" w:hAnsi="Segoe UI"/>
+                <w:color w:val="222222"/>
+                <w:sz w:val="17"/>
+              </w:rPr>
+              <w:t>Draft Project Management Plan &amp; Sprint Schedule</w:t>
+            </w:r>
+          </w:p>
+        </w:tc>
+        <w:tc>
+          <w:tcPr>
+            <w:tcW w:type="dxa" w:w="2412"/>
+            <w:tcMar>
+              <w:top w:w="100" w:type="dxa"/>
+              <w:bottom w:w="100" w:type="dxa"/>
+              <w:left w:w="120" w:type="dxa"/>
+              <w:right w:w="120" w:type="dxa"/>
+            </w:tcMar>
+            <w:shd w:fill="FAF7F2"/>
+          </w:tcPr>
+          <w:p>
+            <w:r>
+              <w:rPr>
+                <w:rFonts w:ascii="Segoe UI" w:hAnsi="Segoe UI"/>
+                <w:color w:val="222222"/>
+                <w:sz w:val="17"/>
+              </w:rPr>
+              <w:t>Maheen</w:t>
+            </w:r>
+          </w:p>
+        </w:tc>
+        <w:tc>
+          <w:tcPr>
+            <w:tcW w:type="dxa" w:w="2412"/>
+            <w:tcMar>
+              <w:top w:w="100" w:type="dxa"/>
+              <w:bottom w:w="100" w:type="dxa"/>
+              <w:left w:w="120" w:type="dxa"/>
+              <w:right w:w="120" w:type="dxa"/>
+            </w:tcMar>
+            <w:shd w:fill="FAF7F2"/>
+          </w:tcPr>
+          <w:p>
+            <w:r>
+              <w:rPr>
+                <w:rFonts w:ascii="Segoe UI" w:hAnsi="Segoe UI"/>
+                <w:color w:val="222222"/>
+                <w:sz w:val="17"/>
+              </w:rPr>
+              <w:t>✅ **Done**</w:t>
+            </w:r>
+          </w:p>
+        </w:tc>
+      </w:tr>
+      <w:tr>
+        <w:tc>
+          <w:tcPr>
+            <w:tcW w:type="dxa" w:w="2412"/>
+            <w:tcMar>
+              <w:top w:w="100" w:type="dxa"/>
+              <w:bottom w:w="100" w:type="dxa"/>
+              <w:left w:w="120" w:type="dxa"/>
+              <w:right w:w="120" w:type="dxa"/>
+            </w:tcMar>
+          </w:tcPr>
+          <w:p>
+            <w:r>
+              <w:rPr>
+                <w:rFonts w:ascii="Segoe UI" w:hAnsi="Segoe UI"/>
+                <w:color w:val="222222"/>
+                <w:sz w:val="17"/>
+              </w:rPr>
+              <w:t>**MAG-6**</w:t>
+            </w:r>
+          </w:p>
+        </w:tc>
+        <w:tc>
+          <w:tcPr>
+            <w:tcW w:type="dxa" w:w="2412"/>
+            <w:tcMar>
+              <w:top w:w="100" w:type="dxa"/>
+              <w:bottom w:w="100" w:type="dxa"/>
+              <w:left w:w="120" w:type="dxa"/>
+              <w:right w:w="120" w:type="dxa"/>
+            </w:tcMar>
+          </w:tcPr>
+          <w:p>
+            <w:r>
+              <w:rPr>
+                <w:rFonts w:ascii="Segoe UI" w:hAnsi="Segoe UI"/>
+                <w:color w:val="222222"/>
+                <w:sz w:val="17"/>
+              </w:rPr>
+              <w:t>Dashboard &amp; Countdown UI</w:t>
+            </w:r>
+          </w:p>
+        </w:tc>
+        <w:tc>
+          <w:tcPr>
+            <w:tcW w:type="dxa" w:w="2412"/>
+            <w:tcMar>
+              <w:top w:w="100" w:type="dxa"/>
+              <w:bottom w:w="100" w:type="dxa"/>
+              <w:left w:w="120" w:type="dxa"/>
+              <w:right w:w="120" w:type="dxa"/>
+            </w:tcMar>
+          </w:tcPr>
+          <w:p>
+            <w:r>
+              <w:rPr>
+                <w:rFonts w:ascii="Segoe UI" w:hAnsi="Segoe UI"/>
+                <w:color w:val="222222"/>
+                <w:sz w:val="17"/>
+              </w:rPr>
+              <w:t>Dileepa</w:t>
+            </w:r>
+          </w:p>
+        </w:tc>
+        <w:tc>
+          <w:tcPr>
+            <w:tcW w:type="dxa" w:w="2412"/>
+            <w:tcMar>
+              <w:top w:w="100" w:type="dxa"/>
+              <w:bottom w:w="100" w:type="dxa"/>
+              <w:left w:w="120" w:type="dxa"/>
+              <w:right w:w="120" w:type="dxa"/>
+            </w:tcMar>
+          </w:tcPr>
+          <w:p>
+            <w:r>
+              <w:rPr>
+                <w:rFonts w:ascii="Segoe UI" w:hAnsi="Segoe UI"/>
+                <w:color w:val="222222"/>
+                <w:sz w:val="17"/>
+              </w:rPr>
+              <w:t>✅ **Done**</w:t>
+            </w:r>
+          </w:p>
+        </w:tc>
+      </w:tr>
+      <w:tr>
+        <w:tc>
+          <w:tcPr>
+            <w:tcW w:type="dxa" w:w="2412"/>
+            <w:tcMar>
+              <w:top w:w="100" w:type="dxa"/>
+              <w:bottom w:w="100" w:type="dxa"/>
+              <w:left w:w="120" w:type="dxa"/>
+              <w:right w:w="120" w:type="dxa"/>
+            </w:tcMar>
+            <w:shd w:fill="FAF7F2"/>
+          </w:tcPr>
+          <w:p>
+            <w:r>
+              <w:rPr>
+                <w:rFonts w:ascii="Segoe UI" w:hAnsi="Segoe UI"/>
+                <w:color w:val="222222"/>
+                <w:sz w:val="17"/>
+              </w:rPr>
+              <w:t>**MAG-7**</w:t>
+            </w:r>
+          </w:p>
+        </w:tc>
+        <w:tc>
+          <w:tcPr>
+            <w:tcW w:type="dxa" w:w="2412"/>
+            <w:tcMar>
+              <w:top w:w="100" w:type="dxa"/>
+              <w:bottom w:w="100" w:type="dxa"/>
+              <w:left w:w="120" w:type="dxa"/>
+              <w:right w:w="120" w:type="dxa"/>
+            </w:tcMar>
+            <w:shd w:fill="FAF7F2"/>
+          </w:tcPr>
+          <w:p>
+            <w:r>
+              <w:rPr>
+                <w:rFonts w:ascii="Segoe UI" w:hAnsi="Segoe UI"/>
+                <w:color w:val="222222"/>
+                <w:sz w:val="17"/>
+              </w:rPr>
+              <w:t>Categorized Vendor Directory UI</w:t>
+            </w:r>
+          </w:p>
+        </w:tc>
+        <w:tc>
+          <w:tcPr>
+            <w:tcW w:type="dxa" w:w="2412"/>
+            <w:tcMar>
+              <w:top w:w="100" w:type="dxa"/>
+              <w:bottom w:w="100" w:type="dxa"/>
+              <w:left w:w="120" w:type="dxa"/>
+              <w:right w:w="120" w:type="dxa"/>
+            </w:tcMar>
+            <w:shd w:fill="FAF7F2"/>
+          </w:tcPr>
+          <w:p>
+            <w:r>
+              <w:rPr>
+                <w:rFonts w:ascii="Segoe UI" w:hAnsi="Segoe UI"/>
+                <w:color w:val="222222"/>
+                <w:sz w:val="17"/>
+              </w:rPr>
+              <w:t>Dileepa</w:t>
+            </w:r>
+          </w:p>
+        </w:tc>
+        <w:tc>
+          <w:tcPr>
+            <w:tcW w:type="dxa" w:w="2412"/>
+            <w:tcMar>
+              <w:top w:w="100" w:type="dxa"/>
+              <w:bottom w:w="100" w:type="dxa"/>
+              <w:left w:w="120" w:type="dxa"/>
+              <w:right w:w="120" w:type="dxa"/>
+            </w:tcMar>
+            <w:shd w:fill="FAF7F2"/>
+          </w:tcPr>
+          <w:p>
+            <w:r>
+              <w:rPr>
+                <w:rFonts w:ascii="Segoe UI" w:hAnsi="Segoe UI"/>
+                <w:color w:val="222222"/>
+                <w:sz w:val="17"/>
+              </w:rPr>
+              <w:t>✅ **Done**</w:t>
+            </w:r>
+          </w:p>
+        </w:tc>
+      </w:tr>
+      <w:tr>
+        <w:tc>
+          <w:tcPr>
+            <w:tcW w:type="dxa" w:w="2412"/>
+            <w:tcMar>
+              <w:top w:w="100" w:type="dxa"/>
+              <w:bottom w:w="100" w:type="dxa"/>
+              <w:left w:w="120" w:type="dxa"/>
+              <w:right w:w="120" w:type="dxa"/>
+            </w:tcMar>
+          </w:tcPr>
+          <w:p>
+            <w:r>
+              <w:rPr>
+                <w:rFonts w:ascii="Segoe UI" w:hAnsi="Segoe UI"/>
+                <w:color w:val="222222"/>
+                <w:sz w:val="17"/>
+              </w:rPr>
+              <w:t>**MAG-8**</w:t>
+            </w:r>
+          </w:p>
+        </w:tc>
+        <w:tc>
+          <w:tcPr>
+            <w:tcW w:type="dxa" w:w="2412"/>
+            <w:tcMar>
+              <w:top w:w="100" w:type="dxa"/>
+              <w:bottom w:w="100" w:type="dxa"/>
+              <w:left w:w="120" w:type="dxa"/>
+              <w:right w:w="120" w:type="dxa"/>
+            </w:tcMar>
+          </w:tcPr>
+          <w:p>
+            <w:r>
+              <w:rPr>
+                <w:rFonts w:ascii="Segoe UI" w:hAnsi="Segoe UI"/>
+                <w:color w:val="222222"/>
+                <w:sz w:val="17"/>
+              </w:rPr>
+              <w:t>Create MySQL Database Tables &amp; Constraints</w:t>
+            </w:r>
+          </w:p>
+        </w:tc>
+        <w:tc>
+          <w:tcPr>
+            <w:tcW w:type="dxa" w:w="2412"/>
+            <w:tcMar>
+              <w:top w:w="100" w:type="dxa"/>
+              <w:bottom w:w="100" w:type="dxa"/>
+              <w:left w:w="120" w:type="dxa"/>
+              <w:right w:w="120" w:type="dxa"/>
+            </w:tcMar>
+          </w:tcPr>
+          <w:p>
+            <w:r>
+              <w:rPr>
+                <w:rFonts w:ascii="Segoe UI" w:hAnsi="Segoe UI"/>
+                <w:color w:val="222222"/>
+                <w:sz w:val="17"/>
               </w:rPr>
               <w:t>Ruhini</w:t>
             </w:r>
@@ -419,10 +1541,10 @@
         </w:tc>
         <w:tc>
           <w:tcPr>
-            <w:tcW w:type="dxa" w:w="2340"/>
+            <w:tcW w:type="dxa" w:w="2412"/>
             <w:tcMar>
-              <w:top w:w="60" w:type="dxa"/>
-              <w:bottom w:w="60" w:type="dxa"/>
+              <w:top w:w="100" w:type="dxa"/>
+              <w:bottom w:w="100" w:type="dxa"/>
               <w:left w:w="120" w:type="dxa"/>
               <w:right w:w="120" w:type="dxa"/>
             </w:tcMar>
@@ -430,11 +1552,11 @@
           <w:p>
             <w:r>
               <w:rPr>
-                <w:rFonts w:ascii="Calibri" w:hAnsi="Calibri"/>
-                <w:color w:val="333333"/>
-                <w:sz w:val="18"/>
+                <w:rFonts w:ascii="Segoe UI" w:hAnsi="Segoe UI"/>
+                <w:color w:val="222222"/>
+                <w:sz w:val="17"/>
               </w:rPr>
-              <w:t>✅ Done</w:t>
+              <w:t>✅ **Done**</w:t>
             </w:r>
           </w:p>
         </w:tc>
@@ -442,11 +1564,100 @@
       <w:tr>
         <w:tc>
           <w:tcPr>
-            <w:tcW w:type="dxa" w:w="2340"/>
-            <w:shd w:fill="FBF8F9"/>
+            <w:tcW w:type="dxa" w:w="2412"/>
             <w:tcMar>
-              <w:top w:w="60" w:type="dxa"/>
-              <w:bottom w:w="60" w:type="dxa"/>
+              <w:top w:w="100" w:type="dxa"/>
+              <w:bottom w:w="100" w:type="dxa"/>
+              <w:left w:w="120" w:type="dxa"/>
+              <w:right w:w="120" w:type="dxa"/>
+            </w:tcMar>
+            <w:shd w:fill="FAF7F2"/>
+          </w:tcPr>
+          <w:p>
+            <w:r>
+              <w:rPr>
+                <w:rFonts w:ascii="Segoe UI" w:hAnsi="Segoe UI"/>
+                <w:color w:val="222222"/>
+                <w:sz w:val="17"/>
+              </w:rPr>
+              <w:t>**MAG-9**</w:t>
+            </w:r>
+          </w:p>
+        </w:tc>
+        <w:tc>
+          <w:tcPr>
+            <w:tcW w:type="dxa" w:w="2412"/>
+            <w:tcMar>
+              <w:top w:w="100" w:type="dxa"/>
+              <w:bottom w:w="100" w:type="dxa"/>
+              <w:left w:w="120" w:type="dxa"/>
+              <w:right w:w="120" w:type="dxa"/>
+            </w:tcMar>
+            <w:shd w:fill="FAF7F2"/>
+          </w:tcPr>
+          <w:p>
+            <w:r>
+              <w:rPr>
+                <w:rFonts w:ascii="Segoe UI" w:hAnsi="Segoe UI"/>
+                <w:color w:val="222222"/>
+                <w:sz w:val="17"/>
+              </w:rPr>
+              <w:t>Budget and Guest List REST APIs</w:t>
+            </w:r>
+          </w:p>
+        </w:tc>
+        <w:tc>
+          <w:tcPr>
+            <w:tcW w:type="dxa" w:w="2412"/>
+            <w:tcMar>
+              <w:top w:w="100" w:type="dxa"/>
+              <w:bottom w:w="100" w:type="dxa"/>
+              <w:left w:w="120" w:type="dxa"/>
+              <w:right w:w="120" w:type="dxa"/>
+            </w:tcMar>
+            <w:shd w:fill="FAF7F2"/>
+          </w:tcPr>
+          <w:p>
+            <w:r>
+              <w:rPr>
+                <w:rFonts w:ascii="Segoe UI" w:hAnsi="Segoe UI"/>
+                <w:color w:val="222222"/>
+                <w:sz w:val="17"/>
+              </w:rPr>
+              <w:t>Amanda</w:t>
+            </w:r>
+          </w:p>
+        </w:tc>
+        <w:tc>
+          <w:tcPr>
+            <w:tcW w:type="dxa" w:w="2412"/>
+            <w:tcMar>
+              <w:top w:w="100" w:type="dxa"/>
+              <w:bottom w:w="100" w:type="dxa"/>
+              <w:left w:w="120" w:type="dxa"/>
+              <w:right w:w="120" w:type="dxa"/>
+            </w:tcMar>
+            <w:shd w:fill="FAF7F2"/>
+          </w:tcPr>
+          <w:p>
+            <w:r>
+              <w:rPr>
+                <w:rFonts w:ascii="Segoe UI" w:hAnsi="Segoe UI"/>
+                <w:color w:val="222222"/>
+                <w:sz w:val="17"/>
+              </w:rPr>
+              <w:t>✅ **Done**</w:t>
+            </w:r>
+          </w:p>
+        </w:tc>
+      </w:tr>
+      <w:tr>
+        <w:tc>
+          <w:tcPr>
+            <w:tcW w:type="dxa" w:w="2412"/>
+            <w:tcMar>
+              <w:top w:w="100" w:type="dxa"/>
+              <w:bottom w:w="100" w:type="dxa"/>
               <w:left w:w="120" w:type="dxa"/>
               <w:right w:w="120" w:type="dxa"/>
             </w:tcMar>
@@ -454,21 +1665,20 @@
           <w:p>
             <w:r>
               <w:rPr>
-                <w:rFonts w:ascii="Calibri" w:hAnsi="Calibri"/>
-                <w:color w:val="333333"/>
-                <w:sz w:val="18"/>
+                <w:rFonts w:ascii="Segoe UI" w:hAnsi="Segoe UI"/>
+                <w:color w:val="222222"/>
+                <w:sz w:val="17"/>
               </w:rPr>
-              <w:t>MAG-2</w:t>
+              <w:t>**MAG-10**</w:t>
             </w:r>
           </w:p>
         </w:tc>
         <w:tc>
           <w:tcPr>
-            <w:tcW w:type="dxa" w:w="2340"/>
-            <w:shd w:fill="FBF8F9"/>
+            <w:tcW w:type="dxa" w:w="2412"/>
             <w:tcMar>
-              <w:top w:w="60" w:type="dxa"/>
-              <w:bottom w:w="60" w:type="dxa"/>
+              <w:top w:w="100" w:type="dxa"/>
+              <w:bottom w:w="100" w:type="dxa"/>
               <w:left w:w="120" w:type="dxa"/>
               <w:right w:w="120" w:type="dxa"/>
             </w:tcMar>
@@ -476,21 +1686,20 @@
           <w:p>
             <w:r>
               <w:rPr>
-                <w:rFonts w:ascii="Calibri" w:hAnsi="Calibri"/>
-                <w:color w:val="333333"/>
-                <w:sz w:val="18"/>
+                <w:rFonts w:ascii="Segoe UI" w:hAnsi="Segoe UI"/>
+                <w:color w:val="222222"/>
+                <w:sz w:val="17"/>
               </w:rPr>
-              <w:t>Map REST API Routes</w:t>
+              <w:t>Automated JUnit Tests for Backend Services</w:t>
             </w:r>
           </w:p>
         </w:tc>
         <w:tc>
           <w:tcPr>
-            <w:tcW w:type="dxa" w:w="2340"/>
-            <w:shd w:fill="FBF8F9"/>
+            <w:tcW w:type="dxa" w:w="2412"/>
             <w:tcMar>
-              <w:top w:w="60" w:type="dxa"/>
-              <w:bottom w:w="60" w:type="dxa"/>
+              <w:top w:w="100" w:type="dxa"/>
+              <w:bottom w:w="100" w:type="dxa"/>
               <w:left w:w="120" w:type="dxa"/>
               <w:right w:w="120" w:type="dxa"/>
             </w:tcMar>
@@ -498,9 +1707,537 @@
           <w:p>
             <w:r>
               <w:rPr>
-                <w:rFonts w:ascii="Calibri" w:hAnsi="Calibri"/>
-                <w:color w:val="333333"/>
-                <w:sz w:val="18"/>
+                <w:rFonts w:ascii="Segoe UI" w:hAnsi="Segoe UI"/>
+                <w:color w:val="222222"/>
+                <w:sz w:val="17"/>
+              </w:rPr>
+              <w:t>Ruchira</w:t>
+            </w:r>
+          </w:p>
+        </w:tc>
+        <w:tc>
+          <w:tcPr>
+            <w:tcW w:type="dxa" w:w="2412"/>
+            <w:tcMar>
+              <w:top w:w="100" w:type="dxa"/>
+              <w:bottom w:w="100" w:type="dxa"/>
+              <w:left w:w="120" w:type="dxa"/>
+              <w:right w:w="120" w:type="dxa"/>
+            </w:tcMar>
+          </w:tcPr>
+          <w:p>
+            <w:r>
+              <w:rPr>
+                <w:rFonts w:ascii="Segoe UI" w:hAnsi="Segoe UI"/>
+                <w:color w:val="222222"/>
+                <w:sz w:val="17"/>
+              </w:rPr>
+              <w:t>✅ **Done**</w:t>
+            </w:r>
+          </w:p>
+        </w:tc>
+      </w:tr>
+      <w:tr>
+        <w:tc>
+          <w:tcPr>
+            <w:tcW w:type="dxa" w:w="2412"/>
+            <w:tcMar>
+              <w:top w:w="100" w:type="dxa"/>
+              <w:bottom w:w="100" w:type="dxa"/>
+              <w:left w:w="120" w:type="dxa"/>
+              <w:right w:w="120" w:type="dxa"/>
+            </w:tcMar>
+            <w:shd w:fill="FAF7F2"/>
+          </w:tcPr>
+          <w:p>
+            <w:r>
+              <w:rPr>
+                <w:rFonts w:ascii="Segoe UI" w:hAnsi="Segoe UI"/>
+                <w:color w:val="222222"/>
+                <w:sz w:val="17"/>
+              </w:rPr>
+              <w:t>**MAG-11**</w:t>
+            </w:r>
+          </w:p>
+        </w:tc>
+        <w:tc>
+          <w:tcPr>
+            <w:tcW w:type="dxa" w:w="2412"/>
+            <w:tcMar>
+              <w:top w:w="100" w:type="dxa"/>
+              <w:bottom w:w="100" w:type="dxa"/>
+              <w:left w:w="120" w:type="dxa"/>
+              <w:right w:w="120" w:type="dxa"/>
+            </w:tcMar>
+            <w:shd w:fill="FAF7F2"/>
+          </w:tcPr>
+          <w:p>
+            <w:r>
+              <w:rPr>
+                <w:rFonts w:ascii="Segoe UI" w:hAnsi="Segoe UI"/>
+                <w:color w:val="222222"/>
+                <w:sz w:val="17"/>
+              </w:rPr>
+              <w:t>Share Digital Invitations via Web Share API</w:t>
+            </w:r>
+          </w:p>
+        </w:tc>
+        <w:tc>
+          <w:tcPr>
+            <w:tcW w:type="dxa" w:w="2412"/>
+            <w:tcMar>
+              <w:top w:w="100" w:type="dxa"/>
+              <w:bottom w:w="100" w:type="dxa"/>
+              <w:left w:w="120" w:type="dxa"/>
+              <w:right w:w="120" w:type="dxa"/>
+            </w:tcMar>
+            <w:shd w:fill="FAF7F2"/>
+          </w:tcPr>
+          <w:p>
+            <w:r>
+              <w:rPr>
+                <w:rFonts w:ascii="Segoe UI" w:hAnsi="Segoe UI"/>
+                <w:color w:val="222222"/>
+                <w:sz w:val="17"/>
+              </w:rPr>
+              <w:t>Maheen</w:t>
+            </w:r>
+          </w:p>
+        </w:tc>
+        <w:tc>
+          <w:tcPr>
+            <w:tcW w:type="dxa" w:w="2412"/>
+            <w:tcMar>
+              <w:top w:w="100" w:type="dxa"/>
+              <w:bottom w:w="100" w:type="dxa"/>
+              <w:left w:w="120" w:type="dxa"/>
+              <w:right w:w="120" w:type="dxa"/>
+            </w:tcMar>
+            <w:shd w:fill="FAF7F2"/>
+          </w:tcPr>
+          <w:p>
+            <w:r>
+              <w:rPr>
+                <w:rFonts w:ascii="Segoe UI" w:hAnsi="Segoe UI"/>
+                <w:color w:val="222222"/>
+                <w:sz w:val="17"/>
+              </w:rPr>
+              <w:t>✅ **Done**</w:t>
+            </w:r>
+          </w:p>
+        </w:tc>
+      </w:tr>
+      <w:tr>
+        <w:tc>
+          <w:tcPr>
+            <w:tcW w:type="dxa" w:w="2412"/>
+            <w:tcMar>
+              <w:top w:w="100" w:type="dxa"/>
+              <w:bottom w:w="100" w:type="dxa"/>
+              <w:left w:w="120" w:type="dxa"/>
+              <w:right w:w="120" w:type="dxa"/>
+            </w:tcMar>
+          </w:tcPr>
+          <w:p>
+            <w:r>
+              <w:rPr>
+                <w:rFonts w:ascii="Segoe UI" w:hAnsi="Segoe UI"/>
+                <w:color w:val="222222"/>
+                <w:sz w:val="17"/>
+              </w:rPr>
+              <w:t>**MAG-15**</w:t>
+            </w:r>
+          </w:p>
+        </w:tc>
+        <w:tc>
+          <w:tcPr>
+            <w:tcW w:type="dxa" w:w="2412"/>
+            <w:tcMar>
+              <w:top w:w="100" w:type="dxa"/>
+              <w:bottom w:w="100" w:type="dxa"/>
+              <w:left w:w="120" w:type="dxa"/>
+              <w:right w:w="120" w:type="dxa"/>
+            </w:tcMar>
+          </w:tcPr>
+          <w:p>
+            <w:r>
+              <w:rPr>
+                <w:rFonts w:ascii="Segoe UI" w:hAnsi="Segoe UI"/>
+                <w:color w:val="222222"/>
+                <w:sz w:val="17"/>
+              </w:rPr>
+              <w:t>Deploy React Frontend to Netlify</w:t>
+            </w:r>
+          </w:p>
+        </w:tc>
+        <w:tc>
+          <w:tcPr>
+            <w:tcW w:type="dxa" w:w="2412"/>
+            <w:tcMar>
+              <w:top w:w="100" w:type="dxa"/>
+              <w:bottom w:w="100" w:type="dxa"/>
+              <w:left w:w="120" w:type="dxa"/>
+              <w:right w:w="120" w:type="dxa"/>
+            </w:tcMar>
+          </w:tcPr>
+          <w:p>
+            <w:r>
+              <w:rPr>
+                <w:rFonts w:ascii="Segoe UI" w:hAnsi="Segoe UI"/>
+                <w:color w:val="222222"/>
+                <w:sz w:val="17"/>
+              </w:rPr>
+              <w:t>Maheen</w:t>
+            </w:r>
+          </w:p>
+        </w:tc>
+        <w:tc>
+          <w:tcPr>
+            <w:tcW w:type="dxa" w:w="2412"/>
+            <w:tcMar>
+              <w:top w:w="100" w:type="dxa"/>
+              <w:bottom w:w="100" w:type="dxa"/>
+              <w:left w:w="120" w:type="dxa"/>
+              <w:right w:w="120" w:type="dxa"/>
+            </w:tcMar>
+          </w:tcPr>
+          <w:p>
+            <w:r>
+              <w:rPr>
+                <w:rFonts w:ascii="Segoe UI" w:hAnsi="Segoe UI"/>
+                <w:color w:val="222222"/>
+                <w:sz w:val="17"/>
+              </w:rPr>
+              <w:t>✅ **Done**</w:t>
+            </w:r>
+          </w:p>
+        </w:tc>
+      </w:tr>
+      <w:tr>
+        <w:tc>
+          <w:tcPr>
+            <w:tcW w:type="dxa" w:w="2412"/>
+            <w:tcMar>
+              <w:top w:w="100" w:type="dxa"/>
+              <w:bottom w:w="100" w:type="dxa"/>
+              <w:left w:w="120" w:type="dxa"/>
+              <w:right w:w="120" w:type="dxa"/>
+            </w:tcMar>
+            <w:shd w:fill="FAF7F2"/>
+          </w:tcPr>
+          <w:p>
+            <w:r>
+              <w:rPr>
+                <w:rFonts w:ascii="Segoe UI" w:hAnsi="Segoe UI"/>
+                <w:color w:val="222222"/>
+                <w:sz w:val="17"/>
+              </w:rPr>
+              <w:t>**MAG-16**</w:t>
+            </w:r>
+          </w:p>
+        </w:tc>
+        <w:tc>
+          <w:tcPr>
+            <w:tcW w:type="dxa" w:w="2412"/>
+            <w:tcMar>
+              <w:top w:w="100" w:type="dxa"/>
+              <w:bottom w:w="100" w:type="dxa"/>
+              <w:left w:w="120" w:type="dxa"/>
+              <w:right w:w="120" w:type="dxa"/>
+            </w:tcMar>
+            <w:shd w:fill="FAF7F2"/>
+          </w:tcPr>
+          <w:p>
+            <w:r>
+              <w:rPr>
+                <w:rFonts w:ascii="Segoe UI" w:hAnsi="Segoe UI"/>
+                <w:color w:val="222222"/>
+                <w:sz w:val="17"/>
+              </w:rPr>
+              <w:t>Deploy Backend to Render + Aiven MySQL</w:t>
+            </w:r>
+          </w:p>
+        </w:tc>
+        <w:tc>
+          <w:tcPr>
+            <w:tcW w:type="dxa" w:w="2412"/>
+            <w:tcMar>
+              <w:top w:w="100" w:type="dxa"/>
+              <w:bottom w:w="100" w:type="dxa"/>
+              <w:left w:w="120" w:type="dxa"/>
+              <w:right w:w="120" w:type="dxa"/>
+            </w:tcMar>
+            <w:shd w:fill="FAF7F2"/>
+          </w:tcPr>
+          <w:p>
+            <w:r>
+              <w:rPr>
+                <w:rFonts w:ascii="Segoe UI" w:hAnsi="Segoe UI"/>
+                <w:color w:val="222222"/>
+                <w:sz w:val="17"/>
+              </w:rPr>
+              <w:t>Maheen</w:t>
+            </w:r>
+          </w:p>
+        </w:tc>
+        <w:tc>
+          <w:tcPr>
+            <w:tcW w:type="dxa" w:w="2412"/>
+            <w:tcMar>
+              <w:top w:w="100" w:type="dxa"/>
+              <w:bottom w:w="100" w:type="dxa"/>
+              <w:left w:w="120" w:type="dxa"/>
+              <w:right w:w="120" w:type="dxa"/>
+            </w:tcMar>
+            <w:shd w:fill="FAF7F2"/>
+          </w:tcPr>
+          <w:p>
+            <w:r>
+              <w:rPr>
+                <w:rFonts w:ascii="Segoe UI" w:hAnsi="Segoe UI"/>
+                <w:color w:val="222222"/>
+                <w:sz w:val="17"/>
+              </w:rPr>
+              <w:t>✅ **Done**</w:t>
+            </w:r>
+          </w:p>
+        </w:tc>
+      </w:tr>
+      <w:tr>
+        <w:tc>
+          <w:tcPr>
+            <w:tcW w:type="dxa" w:w="2412"/>
+            <w:tcMar>
+              <w:top w:w="100" w:type="dxa"/>
+              <w:bottom w:w="100" w:type="dxa"/>
+              <w:left w:w="120" w:type="dxa"/>
+              <w:right w:w="120" w:type="dxa"/>
+            </w:tcMar>
+          </w:tcPr>
+          <w:p>
+            <w:r>
+              <w:rPr>
+                <w:rFonts w:ascii="Segoe UI" w:hAnsi="Segoe UI"/>
+                <w:color w:val="222222"/>
+                <w:sz w:val="17"/>
+              </w:rPr>
+              <w:t>**MAG-17**</w:t>
+            </w:r>
+          </w:p>
+        </w:tc>
+        <w:tc>
+          <w:tcPr>
+            <w:tcW w:type="dxa" w:w="2412"/>
+            <w:tcMar>
+              <w:top w:w="100" w:type="dxa"/>
+              <w:bottom w:w="100" w:type="dxa"/>
+              <w:left w:w="120" w:type="dxa"/>
+              <w:right w:w="120" w:type="dxa"/>
+            </w:tcMar>
+          </w:tcPr>
+          <w:p>
+            <w:r>
+              <w:rPr>
+                <w:rFonts w:ascii="Segoe UI" w:hAnsi="Segoe UI"/>
+                <w:color w:val="222222"/>
+                <w:sz w:val="17"/>
+              </w:rPr>
+              <w:t>System Testing &amp; Defect Management (QA)</w:t>
+            </w:r>
+          </w:p>
+        </w:tc>
+        <w:tc>
+          <w:tcPr>
+            <w:tcW w:type="dxa" w:w="2412"/>
+            <w:tcMar>
+              <w:top w:w="100" w:type="dxa"/>
+              <w:bottom w:w="100" w:type="dxa"/>
+              <w:left w:w="120" w:type="dxa"/>
+              <w:right w:w="120" w:type="dxa"/>
+            </w:tcMar>
+          </w:tcPr>
+          <w:p>
+            <w:r>
+              <w:rPr>
+                <w:rFonts w:ascii="Segoe UI" w:hAnsi="Segoe UI"/>
+                <w:color w:val="222222"/>
+                <w:sz w:val="17"/>
+              </w:rPr>
+              <w:t>Ruchira</w:t>
+            </w:r>
+          </w:p>
+        </w:tc>
+        <w:tc>
+          <w:tcPr>
+            <w:tcW w:type="dxa" w:w="2412"/>
+            <w:tcMar>
+              <w:top w:w="100" w:type="dxa"/>
+              <w:bottom w:w="100" w:type="dxa"/>
+              <w:left w:w="120" w:type="dxa"/>
+              <w:right w:w="120" w:type="dxa"/>
+            </w:tcMar>
+          </w:tcPr>
+          <w:p>
+            <w:r>
+              <w:rPr>
+                <w:rFonts w:ascii="Segoe UI" w:hAnsi="Segoe UI"/>
+                <w:color w:val="222222"/>
+                <w:sz w:val="17"/>
+              </w:rPr>
+              <w:t>✅ **Done**</w:t>
+            </w:r>
+          </w:p>
+        </w:tc>
+      </w:tr>
+      <w:tr>
+        <w:tc>
+          <w:tcPr>
+            <w:tcW w:type="dxa" w:w="2412"/>
+            <w:tcMar>
+              <w:top w:w="100" w:type="dxa"/>
+              <w:bottom w:w="100" w:type="dxa"/>
+              <w:left w:w="120" w:type="dxa"/>
+              <w:right w:w="120" w:type="dxa"/>
+            </w:tcMar>
+            <w:shd w:fill="FAF7F2"/>
+          </w:tcPr>
+          <w:p>
+            <w:r>
+              <w:rPr>
+                <w:rFonts w:ascii="Segoe UI" w:hAnsi="Segoe UI"/>
+                <w:color w:val="222222"/>
+                <w:sz w:val="17"/>
+              </w:rPr>
+              <w:t>**MAG-18**</w:t>
+            </w:r>
+          </w:p>
+        </w:tc>
+        <w:tc>
+          <w:tcPr>
+            <w:tcW w:type="dxa" w:w="2412"/>
+            <w:tcMar>
+              <w:top w:w="100" w:type="dxa"/>
+              <w:bottom w:w="100" w:type="dxa"/>
+              <w:left w:w="120" w:type="dxa"/>
+              <w:right w:w="120" w:type="dxa"/>
+            </w:tcMar>
+            <w:shd w:fill="FAF7F2"/>
+          </w:tcPr>
+          <w:p>
+            <w:r>
+              <w:rPr>
+                <w:rFonts w:ascii="Segoe UI" w:hAnsi="Segoe UI"/>
+                <w:color w:val="222222"/>
+                <w:sz w:val="17"/>
+              </w:rPr>
+              <w:t>Final Documentation Compilation &amp; Presentation Slides</w:t>
+            </w:r>
+          </w:p>
+        </w:tc>
+        <w:tc>
+          <w:tcPr>
+            <w:tcW w:type="dxa" w:w="2412"/>
+            <w:tcMar>
+              <w:top w:w="100" w:type="dxa"/>
+              <w:bottom w:w="100" w:type="dxa"/>
+              <w:left w:w="120" w:type="dxa"/>
+              <w:right w:w="120" w:type="dxa"/>
+            </w:tcMar>
+            <w:shd w:fill="FAF7F2"/>
+          </w:tcPr>
+          <w:p>
+            <w:r>
+              <w:rPr>
+                <w:rFonts w:ascii="Segoe UI" w:hAnsi="Segoe UI"/>
+                <w:color w:val="222222"/>
+                <w:sz w:val="17"/>
+              </w:rPr>
+              <w:t>Maheen</w:t>
+            </w:r>
+          </w:p>
+        </w:tc>
+        <w:tc>
+          <w:tcPr>
+            <w:tcW w:type="dxa" w:w="2412"/>
+            <w:tcMar>
+              <w:top w:w="100" w:type="dxa"/>
+              <w:bottom w:w="100" w:type="dxa"/>
+              <w:left w:w="120" w:type="dxa"/>
+              <w:right w:w="120" w:type="dxa"/>
+            </w:tcMar>
+            <w:shd w:fill="FAF7F2"/>
+          </w:tcPr>
+          <w:p>
+            <w:r>
+              <w:rPr>
+                <w:rFonts w:ascii="Segoe UI" w:hAnsi="Segoe UI"/>
+                <w:color w:val="222222"/>
+                <w:sz w:val="17"/>
+              </w:rPr>
+              <w:t>✅ **Done**</w:t>
+            </w:r>
+          </w:p>
+        </w:tc>
+      </w:tr>
+      <w:tr>
+        <w:tc>
+          <w:tcPr>
+            <w:tcW w:type="dxa" w:w="2412"/>
+            <w:tcMar>
+              <w:top w:w="100" w:type="dxa"/>
+              <w:bottom w:w="100" w:type="dxa"/>
+              <w:left w:w="120" w:type="dxa"/>
+              <w:right w:w="120" w:type="dxa"/>
+            </w:tcMar>
+          </w:tcPr>
+          <w:p>
+            <w:r>
+              <w:rPr>
+                <w:rFonts w:ascii="Segoe UI" w:hAnsi="Segoe UI"/>
+                <w:color w:val="222222"/>
+                <w:sz w:val="17"/>
+              </w:rPr>
+              <w:t>**MAG-19**</w:t>
+            </w:r>
+          </w:p>
+        </w:tc>
+        <w:tc>
+          <w:tcPr>
+            <w:tcW w:type="dxa" w:w="2412"/>
+            <w:tcMar>
+              <w:top w:w="100" w:type="dxa"/>
+              <w:bottom w:w="100" w:type="dxa"/>
+              <w:left w:w="120" w:type="dxa"/>
+              <w:right w:w="120" w:type="dxa"/>
+            </w:tcMar>
+          </w:tcPr>
+          <w:p>
+            <w:r>
+              <w:rPr>
+                <w:rFonts w:ascii="Segoe UI" w:hAnsi="Segoe UI"/>
+                <w:color w:val="222222"/>
+                <w:sz w:val="17"/>
+              </w:rPr>
+              <w:t>Spring Security &amp; Session Token Filter</w:t>
+            </w:r>
+          </w:p>
+        </w:tc>
+        <w:tc>
+          <w:tcPr>
+            <w:tcW w:type="dxa" w:w="2412"/>
+            <w:tcMar>
+              <w:top w:w="100" w:type="dxa"/>
+              <w:bottom w:w="100" w:type="dxa"/>
+              <w:left w:w="120" w:type="dxa"/>
+              <w:right w:w="120" w:type="dxa"/>
+            </w:tcMar>
+          </w:tcPr>
+          <w:p>
+            <w:r>
+              <w:rPr>
+                <w:rFonts w:ascii="Segoe UI" w:hAnsi="Segoe UI"/>
+                <w:color w:val="222222"/>
+                <w:sz w:val="17"/>
               </w:rPr>
               <w:t>Amanda</w:t>
             </w:r>
@@ -508,11 +2245,10 @@
         </w:tc>
         <w:tc>
           <w:tcPr>
-            <w:tcW w:type="dxa" w:w="2340"/>
-            <w:shd w:fill="FBF8F9"/>
+            <w:tcW w:type="dxa" w:w="2412"/>
             <w:tcMar>
-              <w:top w:w="60" w:type="dxa"/>
-              <w:bottom w:w="60" w:type="dxa"/>
+              <w:top w:w="100" w:type="dxa"/>
+              <w:bottom w:w="100" w:type="dxa"/>
               <w:left w:w="120" w:type="dxa"/>
               <w:right w:w="120" w:type="dxa"/>
             </w:tcMar>
@@ -520,11 +2256,11 @@
           <w:p>
             <w:r>
               <w:rPr>
-                <w:rFonts w:ascii="Calibri" w:hAnsi="Calibri"/>
-                <w:color w:val="333333"/>
-                <w:sz w:val="18"/>
+                <w:rFonts w:ascii="Segoe UI" w:hAnsi="Segoe UI"/>
+                <w:color w:val="222222"/>
+                <w:sz w:val="17"/>
               </w:rPr>
-              <w:t>✅ Done</w:t>
+              <w:t>✅ **Done**</w:t>
             </w:r>
           </w:p>
         </w:tc>
@@ -532,10 +2268,100 @@
       <w:tr>
         <w:tc>
           <w:tcPr>
-            <w:tcW w:type="dxa" w:w="2340"/>
+            <w:tcW w:type="dxa" w:w="2412"/>
             <w:tcMar>
-              <w:top w:w="60" w:type="dxa"/>
-              <w:bottom w:w="60" w:type="dxa"/>
+              <w:top w:w="100" w:type="dxa"/>
+              <w:bottom w:w="100" w:type="dxa"/>
+              <w:left w:w="120" w:type="dxa"/>
+              <w:right w:w="120" w:type="dxa"/>
+            </w:tcMar>
+            <w:shd w:fill="FAF7F2"/>
+          </w:tcPr>
+          <w:p>
+            <w:r>
+              <w:rPr>
+                <w:rFonts w:ascii="Segoe UI" w:hAnsi="Segoe UI"/>
+                <w:color w:val="222222"/>
+                <w:sz w:val="17"/>
+              </w:rPr>
+              <w:t>**MAG-20**</w:t>
+            </w:r>
+          </w:p>
+        </w:tc>
+        <w:tc>
+          <w:tcPr>
+            <w:tcW w:type="dxa" w:w="2412"/>
+            <w:tcMar>
+              <w:top w:w="100" w:type="dxa"/>
+              <w:bottom w:w="100" w:type="dxa"/>
+              <w:left w:w="120" w:type="dxa"/>
+              <w:right w:w="120" w:type="dxa"/>
+            </w:tcMar>
+            <w:shd w:fill="FAF7F2"/>
+          </w:tcPr>
+          <w:p>
+            <w:r>
+              <w:rPr>
+                <w:rFonts w:ascii="Segoe UI" w:hAnsi="Segoe UI"/>
+                <w:color w:val="222222"/>
+                <w:sz w:val="17"/>
+              </w:rPr>
+              <w:t>Frontend-Backend API Integration</w:t>
+            </w:r>
+          </w:p>
+        </w:tc>
+        <w:tc>
+          <w:tcPr>
+            <w:tcW w:type="dxa" w:w="2412"/>
+            <w:tcMar>
+              <w:top w:w="100" w:type="dxa"/>
+              <w:bottom w:w="100" w:type="dxa"/>
+              <w:left w:w="120" w:type="dxa"/>
+              <w:right w:w="120" w:type="dxa"/>
+            </w:tcMar>
+            <w:shd w:fill="FAF7F2"/>
+          </w:tcPr>
+          <w:p>
+            <w:r>
+              <w:rPr>
+                <w:rFonts w:ascii="Segoe UI" w:hAnsi="Segoe UI"/>
+                <w:color w:val="222222"/>
+                <w:sz w:val="17"/>
+              </w:rPr>
+              <w:t>Dileepa</w:t>
+            </w:r>
+          </w:p>
+        </w:tc>
+        <w:tc>
+          <w:tcPr>
+            <w:tcW w:type="dxa" w:w="2412"/>
+            <w:tcMar>
+              <w:top w:w="100" w:type="dxa"/>
+              <w:bottom w:w="100" w:type="dxa"/>
+              <w:left w:w="120" w:type="dxa"/>
+              <w:right w:w="120" w:type="dxa"/>
+            </w:tcMar>
+            <w:shd w:fill="FAF7F2"/>
+          </w:tcPr>
+          <w:p>
+            <w:r>
+              <w:rPr>
+                <w:rFonts w:ascii="Segoe UI" w:hAnsi="Segoe UI"/>
+                <w:color w:val="222222"/>
+                <w:sz w:val="17"/>
+              </w:rPr>
+              <w:t>✅ **Done**</w:t>
+            </w:r>
+          </w:p>
+        </w:tc>
+      </w:tr>
+      <w:tr>
+        <w:tc>
+          <w:tcPr>
+            <w:tcW w:type="dxa" w:w="2412"/>
+            <w:tcMar>
+              <w:top w:w="100" w:type="dxa"/>
+              <w:bottom w:w="100" w:type="dxa"/>
               <w:left w:w="120" w:type="dxa"/>
               <w:right w:w="120" w:type="dxa"/>
             </w:tcMar>
@@ -543,20 +2369,20 @@
           <w:p>
             <w:r>
               <w:rPr>
-                <w:rFonts w:ascii="Calibri" w:hAnsi="Calibri"/>
-                <w:color w:val="333333"/>
-                <w:sz w:val="18"/>
+                <w:rFonts w:ascii="Segoe UI" w:hAnsi="Segoe UI"/>
+                <w:color w:val="222222"/>
+                <w:sz w:val="17"/>
               </w:rPr>
-              <w:t>MAG-3</w:t>
+              <w:t>**MAG-21**</w:t>
             </w:r>
           </w:p>
         </w:tc>
         <w:tc>
           <w:tcPr>
-            <w:tcW w:type="dxa" w:w="2340"/>
+            <w:tcW w:type="dxa" w:w="2412"/>
             <w:tcMar>
-              <w:top w:w="60" w:type="dxa"/>
-              <w:bottom w:w="60" w:type="dxa"/>
+              <w:top w:w="100" w:type="dxa"/>
+              <w:bottom w:w="100" w:type="dxa"/>
               <w:left w:w="120" w:type="dxa"/>
               <w:right w:w="120" w:type="dxa"/>
             </w:tcMar>
@@ -564,20 +2390,20 @@
           <w:p>
             <w:r>
               <w:rPr>
-                <w:rFonts w:ascii="Calibri" w:hAnsi="Calibri"/>
-                <w:color w:val="333333"/>
-                <w:sz w:val="18"/>
+                <w:rFonts w:ascii="Segoe UI" w:hAnsi="Segoe UI"/>
+                <w:color w:val="222222"/>
+                <w:sz w:val="17"/>
               </w:rPr>
-              <w:t>Design UI Wireframes in Figma</w:t>
+              <w:t>Production Database Schema Verification</w:t>
             </w:r>
           </w:p>
         </w:tc>
         <w:tc>
           <w:tcPr>
-            <w:tcW w:type="dxa" w:w="2340"/>
+            <w:tcW w:type="dxa" w:w="2412"/>
             <w:tcMar>
-              <w:top w:w="60" w:type="dxa"/>
-              <w:bottom w:w="60" w:type="dxa"/>
+              <w:top w:w="100" w:type="dxa"/>
+              <w:bottom w:w="100" w:type="dxa"/>
               <w:left w:w="120" w:type="dxa"/>
               <w:right w:w="120" w:type="dxa"/>
             </w:tcMar>
@@ -585,9 +2411,98 @@
           <w:p>
             <w:r>
               <w:rPr>
-                <w:rFonts w:ascii="Calibri" w:hAnsi="Calibri"/>
-                <w:color w:val="333333"/>
-                <w:sz w:val="18"/>
+                <w:rFonts w:ascii="Segoe UI" w:hAnsi="Segoe UI"/>
+                <w:color w:val="222222"/>
+                <w:sz w:val="17"/>
+              </w:rPr>
+              <w:t>Ruhini</w:t>
+            </w:r>
+          </w:p>
+        </w:tc>
+        <w:tc>
+          <w:tcPr>
+            <w:tcW w:type="dxa" w:w="2412"/>
+            <w:tcMar>
+              <w:top w:w="100" w:type="dxa"/>
+              <w:bottom w:w="100" w:type="dxa"/>
+              <w:left w:w="120" w:type="dxa"/>
+              <w:right w:w="120" w:type="dxa"/>
+            </w:tcMar>
+          </w:tcPr>
+          <w:p>
+            <w:r>
+              <w:rPr>
+                <w:rFonts w:ascii="Segoe UI" w:hAnsi="Segoe UI"/>
+                <w:color w:val="222222"/>
+                <w:sz w:val="17"/>
+              </w:rPr>
+              <w:t>✅ **Done**</w:t>
+            </w:r>
+          </w:p>
+        </w:tc>
+      </w:tr>
+      <w:tr>
+        <w:tc>
+          <w:tcPr>
+            <w:tcW w:type="dxa" w:w="2412"/>
+            <w:tcMar>
+              <w:top w:w="100" w:type="dxa"/>
+              <w:bottom w:w="100" w:type="dxa"/>
+              <w:left w:w="120" w:type="dxa"/>
+              <w:right w:w="120" w:type="dxa"/>
+            </w:tcMar>
+            <w:shd w:fill="FAF7F2"/>
+          </w:tcPr>
+          <w:p>
+            <w:r>
+              <w:rPr>
+                <w:rFonts w:ascii="Segoe UI" w:hAnsi="Segoe UI"/>
+                <w:color w:val="222222"/>
+                <w:sz w:val="17"/>
+              </w:rPr>
+              <w:t>**MAG-22**</w:t>
+            </w:r>
+          </w:p>
+        </w:tc>
+        <w:tc>
+          <w:tcPr>
+            <w:tcW w:type="dxa" w:w="2412"/>
+            <w:tcMar>
+              <w:top w:w="100" w:type="dxa"/>
+              <w:bottom w:w="100" w:type="dxa"/>
+              <w:left w:w="120" w:type="dxa"/>
+              <w:right w:w="120" w:type="dxa"/>
+            </w:tcMar>
+            <w:shd w:fill="FAF7F2"/>
+          </w:tcPr>
+          <w:p>
+            <w:r>
+              <w:rPr>
+                <w:rFonts w:ascii="Segoe UI" w:hAnsi="Segoe UI"/>
+                <w:color w:val="222222"/>
+                <w:sz w:val="17"/>
+              </w:rPr>
+              <w:t>Budget Tracker Page &amp; Recharts Visualizations</w:t>
+            </w:r>
+          </w:p>
+        </w:tc>
+        <w:tc>
+          <w:tcPr>
+            <w:tcW w:type="dxa" w:w="2412"/>
+            <w:tcMar>
+              <w:top w:w="100" w:type="dxa"/>
+              <w:bottom w:w="100" w:type="dxa"/>
+              <w:left w:w="120" w:type="dxa"/>
+              <w:right w:w="120" w:type="dxa"/>
+            </w:tcMar>
+            <w:shd w:fill="FAF7F2"/>
+          </w:tcPr>
+          <w:p>
+            <w:r>
+              <w:rPr>
+                <w:rFonts w:ascii="Segoe UI" w:hAnsi="Segoe UI"/>
+                <w:color w:val="222222"/>
+                <w:sz w:val="17"/>
               </w:rPr>
               <w:t>Dileepa</w:t>
             </w:r>
@@ -595,10 +2510,34 @@
         </w:tc>
         <w:tc>
           <w:tcPr>
-            <w:tcW w:type="dxa" w:w="2340"/>
+            <w:tcW w:type="dxa" w:w="2412"/>
             <w:tcMar>
-              <w:top w:w="60" w:type="dxa"/>
-              <w:bottom w:w="60" w:type="dxa"/>
+              <w:top w:w="100" w:type="dxa"/>
+              <w:bottom w:w="100" w:type="dxa"/>
+              <w:left w:w="120" w:type="dxa"/>
+              <w:right w:w="120" w:type="dxa"/>
+            </w:tcMar>
+            <w:shd w:fill="FAF7F2"/>
+          </w:tcPr>
+          <w:p>
+            <w:r>
+              <w:rPr>
+                <w:rFonts w:ascii="Segoe UI" w:hAnsi="Segoe UI"/>
+                <w:color w:val="222222"/>
+                <w:sz w:val="17"/>
+              </w:rPr>
+              <w:t>✅ **Done**</w:t>
+            </w:r>
+          </w:p>
+        </w:tc>
+      </w:tr>
+      <w:tr>
+        <w:tc>
+          <w:tcPr>
+            <w:tcW w:type="dxa" w:w="2412"/>
+            <w:tcMar>
+              <w:top w:w="100" w:type="dxa"/>
+              <w:bottom w:w="100" w:type="dxa"/>
               <w:left w:w="120" w:type="dxa"/>
               <w:right w:w="120" w:type="dxa"/>
             </w:tcMar>
@@ -606,11 +2545,74 @@
           <w:p>
             <w:r>
               <w:rPr>
-                <w:rFonts w:ascii="Calibri" w:hAnsi="Calibri"/>
-                <w:color w:val="333333"/>
-                <w:sz w:val="18"/>
+                <w:rFonts w:ascii="Segoe UI" w:hAnsi="Segoe UI"/>
+                <w:color w:val="222222"/>
+                <w:sz w:val="17"/>
               </w:rPr>
-              <w:t>✅ Done</w:t>
+              <w:t>**MAG-23**</w:t>
+            </w:r>
+          </w:p>
+        </w:tc>
+        <w:tc>
+          <w:tcPr>
+            <w:tcW w:type="dxa" w:w="2412"/>
+            <w:tcMar>
+              <w:top w:w="100" w:type="dxa"/>
+              <w:bottom w:w="100" w:type="dxa"/>
+              <w:left w:w="120" w:type="dxa"/>
+              <w:right w:w="120" w:type="dxa"/>
+            </w:tcMar>
+          </w:tcPr>
+          <w:p>
+            <w:r>
+              <w:rPr>
+                <w:rFonts w:ascii="Segoe UI" w:hAnsi="Segoe UI"/>
+                <w:color w:val="222222"/>
+                <w:sz w:val="17"/>
+              </w:rPr>
+              <w:t>Authentication UI &amp; Protected Routes</w:t>
+            </w:r>
+          </w:p>
+        </w:tc>
+        <w:tc>
+          <w:tcPr>
+            <w:tcW w:type="dxa" w:w="2412"/>
+            <w:tcMar>
+              <w:top w:w="100" w:type="dxa"/>
+              <w:bottom w:w="100" w:type="dxa"/>
+              <w:left w:w="120" w:type="dxa"/>
+              <w:right w:w="120" w:type="dxa"/>
+            </w:tcMar>
+          </w:tcPr>
+          <w:p>
+            <w:r>
+              <w:rPr>
+                <w:rFonts w:ascii="Segoe UI" w:hAnsi="Segoe UI"/>
+                <w:color w:val="222222"/>
+                <w:sz w:val="17"/>
+              </w:rPr>
+              <w:t>Dileepa</w:t>
+            </w:r>
+          </w:p>
+        </w:tc>
+        <w:tc>
+          <w:tcPr>
+            <w:tcW w:type="dxa" w:w="2412"/>
+            <w:tcMar>
+              <w:top w:w="100" w:type="dxa"/>
+              <w:bottom w:w="100" w:type="dxa"/>
+              <w:left w:w="120" w:type="dxa"/>
+              <w:right w:w="120" w:type="dxa"/>
+            </w:tcMar>
+          </w:tcPr>
+          <w:p>
+            <w:r>
+              <w:rPr>
+                <w:rFonts w:ascii="Segoe UI" w:hAnsi="Segoe UI"/>
+                <w:color w:val="222222"/>
+                <w:sz w:val="17"/>
+              </w:rPr>
+              <w:t>✅ **Done**</w:t>
             </w:r>
           </w:p>
         </w:tc>
@@ -618,11 +2620,100 @@
       <w:tr>
         <w:tc>
           <w:tcPr>
-            <w:tcW w:type="dxa" w:w="2340"/>
-            <w:shd w:fill="FBF8F9"/>
+            <w:tcW w:type="dxa" w:w="2412"/>
             <w:tcMar>
-              <w:top w:w="60" w:type="dxa"/>
-              <w:bottom w:w="60" w:type="dxa"/>
+              <w:top w:w="100" w:type="dxa"/>
+              <w:bottom w:w="100" w:type="dxa"/>
+              <w:left w:w="120" w:type="dxa"/>
+              <w:right w:w="120" w:type="dxa"/>
+            </w:tcMar>
+            <w:shd w:fill="FAF7F2"/>
+          </w:tcPr>
+          <w:p>
+            <w:r>
+              <w:rPr>
+                <w:rFonts w:ascii="Segoe UI" w:hAnsi="Segoe UI"/>
+                <w:color w:val="222222"/>
+                <w:sz w:val="17"/>
+              </w:rPr>
+              <w:t>**MAG-24**</w:t>
+            </w:r>
+          </w:p>
+        </w:tc>
+        <w:tc>
+          <w:tcPr>
+            <w:tcW w:type="dxa" w:w="2412"/>
+            <w:tcMar>
+              <w:top w:w="100" w:type="dxa"/>
+              <w:bottom w:w="100" w:type="dxa"/>
+              <w:left w:w="120" w:type="dxa"/>
+              <w:right w:w="120" w:type="dxa"/>
+            </w:tcMar>
+            <w:shd w:fill="FAF7F2"/>
+          </w:tcPr>
+          <w:p>
+            <w:r>
+              <w:rPr>
+                <w:rFonts w:ascii="Segoe UI" w:hAnsi="Segoe UI"/>
+                <w:color w:val="222222"/>
+                <w:sz w:val="17"/>
+              </w:rPr>
+              <w:t>Guest List CRUD UI &amp; Modals</w:t>
+            </w:r>
+          </w:p>
+        </w:tc>
+        <w:tc>
+          <w:tcPr>
+            <w:tcW w:type="dxa" w:w="2412"/>
+            <w:tcMar>
+              <w:top w:w="100" w:type="dxa"/>
+              <w:bottom w:w="100" w:type="dxa"/>
+              <w:left w:w="120" w:type="dxa"/>
+              <w:right w:w="120" w:type="dxa"/>
+            </w:tcMar>
+            <w:shd w:fill="FAF7F2"/>
+          </w:tcPr>
+          <w:p>
+            <w:r>
+              <w:rPr>
+                <w:rFonts w:ascii="Segoe UI" w:hAnsi="Segoe UI"/>
+                <w:color w:val="222222"/>
+                <w:sz w:val="17"/>
+              </w:rPr>
+              <w:t>Dileepa</w:t>
+            </w:r>
+          </w:p>
+        </w:tc>
+        <w:tc>
+          <w:tcPr>
+            <w:tcW w:type="dxa" w:w="2412"/>
+            <w:tcMar>
+              <w:top w:w="100" w:type="dxa"/>
+              <w:bottom w:w="100" w:type="dxa"/>
+              <w:left w:w="120" w:type="dxa"/>
+              <w:right w:w="120" w:type="dxa"/>
+            </w:tcMar>
+            <w:shd w:fill="FAF7F2"/>
+          </w:tcPr>
+          <w:p>
+            <w:r>
+              <w:rPr>
+                <w:rFonts w:ascii="Segoe UI" w:hAnsi="Segoe UI"/>
+                <w:color w:val="222222"/>
+                <w:sz w:val="17"/>
+              </w:rPr>
+              <w:t>✅ **Done**</w:t>
+            </w:r>
+          </w:p>
+        </w:tc>
+      </w:tr>
+      <w:tr>
+        <w:tc>
+          <w:tcPr>
+            <w:tcW w:type="dxa" w:w="2412"/>
+            <w:tcMar>
+              <w:top w:w="100" w:type="dxa"/>
+              <w:bottom w:w="100" w:type="dxa"/>
               <w:left w:w="120" w:type="dxa"/>
               <w:right w:w="120" w:type="dxa"/>
             </w:tcMar>
@@ -630,21 +2721,20 @@
           <w:p>
             <w:r>
               <w:rPr>
-                <w:rFonts w:ascii="Calibri" w:hAnsi="Calibri"/>
-                <w:color w:val="333333"/>
-                <w:sz w:val="18"/>
+                <w:rFonts w:ascii="Segoe UI" w:hAnsi="Segoe UI"/>
+                <w:color w:val="222222"/>
+                <w:sz w:val="17"/>
               </w:rPr>
-              <w:t>MAG-4</w:t>
+              <w:t>**MAG-25**</w:t>
             </w:r>
           </w:p>
         </w:tc>
         <w:tc>
           <w:tcPr>
-            <w:tcW w:type="dxa" w:w="2340"/>
-            <w:shd w:fill="FBF8F9"/>
+            <w:tcW w:type="dxa" w:w="2412"/>
             <w:tcMar>
-              <w:top w:w="60" w:type="dxa"/>
-              <w:bottom w:w="60" w:type="dxa"/>
+              <w:top w:w="100" w:type="dxa"/>
+              <w:bottom w:w="100" w:type="dxa"/>
               <w:left w:w="120" w:type="dxa"/>
               <w:right w:w="120" w:type="dxa"/>
             </w:tcMar>
@@ -652,21 +2742,20 @@
           <w:p>
             <w:r>
               <w:rPr>
-                <w:rFonts w:ascii="Calibri" w:hAnsi="Calibri"/>
-                <w:color w:val="333333"/>
-                <w:sz w:val="18"/>
+                <w:rFonts w:ascii="Segoe UI" w:hAnsi="Segoe UI"/>
+                <w:color w:val="222222"/>
+                <w:sz w:val="17"/>
               </w:rPr>
-              <w:t>Set up GitHub Monorepo</w:t>
+              <w:t>Vendor Data Model Enrichment (Ratings/Reviews)</w:t>
             </w:r>
           </w:p>
         </w:tc>
         <w:tc>
           <w:tcPr>
-            <w:tcW w:type="dxa" w:w="2340"/>
-            <w:shd w:fill="FBF8F9"/>
+            <w:tcW w:type="dxa" w:w="2412"/>
             <w:tcMar>
-              <w:top w:w="60" w:type="dxa"/>
-              <w:bottom w:w="60" w:type="dxa"/>
+              <w:top w:w="100" w:type="dxa"/>
+              <w:bottom w:w="100" w:type="dxa"/>
               <w:left w:w="120" w:type="dxa"/>
               <w:right w:w="120" w:type="dxa"/>
             </w:tcMar>
@@ -674,9 +2763,274 @@
           <w:p>
             <w:r>
               <w:rPr>
-                <w:rFonts w:ascii="Calibri" w:hAnsi="Calibri"/>
-                <w:color w:val="333333"/>
-                <w:sz w:val="18"/>
+                <w:rFonts w:ascii="Segoe UI" w:hAnsi="Segoe UI"/>
+                <w:color w:val="222222"/>
+                <w:sz w:val="17"/>
+              </w:rPr>
+              <w:t>Amanda</w:t>
+            </w:r>
+          </w:p>
+        </w:tc>
+        <w:tc>
+          <w:tcPr>
+            <w:tcW w:type="dxa" w:w="2412"/>
+            <w:tcMar>
+              <w:top w:w="100" w:type="dxa"/>
+              <w:bottom w:w="100" w:type="dxa"/>
+              <w:left w:w="120" w:type="dxa"/>
+              <w:right w:w="120" w:type="dxa"/>
+            </w:tcMar>
+          </w:tcPr>
+          <w:p>
+            <w:r>
+              <w:rPr>
+                <w:rFonts w:ascii="Segoe UI" w:hAnsi="Segoe UI"/>
+                <w:color w:val="222222"/>
+                <w:sz w:val="17"/>
+              </w:rPr>
+              <w:t>✅ **Done**</w:t>
+            </w:r>
+          </w:p>
+        </w:tc>
+      </w:tr>
+      <w:tr>
+        <w:tc>
+          <w:tcPr>
+            <w:tcW w:type="dxa" w:w="2412"/>
+            <w:tcMar>
+              <w:top w:w="100" w:type="dxa"/>
+              <w:bottom w:w="100" w:type="dxa"/>
+              <w:left w:w="120" w:type="dxa"/>
+              <w:right w:w="120" w:type="dxa"/>
+            </w:tcMar>
+            <w:shd w:fill="FAF7F2"/>
+          </w:tcPr>
+          <w:p>
+            <w:r>
+              <w:rPr>
+                <w:rFonts w:ascii="Segoe UI" w:hAnsi="Segoe UI"/>
+                <w:color w:val="222222"/>
+                <w:sz w:val="17"/>
+              </w:rPr>
+              <w:t>**MAG-26**</w:t>
+            </w:r>
+          </w:p>
+        </w:tc>
+        <w:tc>
+          <w:tcPr>
+            <w:tcW w:type="dxa" w:w="2412"/>
+            <w:tcMar>
+              <w:top w:w="100" w:type="dxa"/>
+              <w:bottom w:w="100" w:type="dxa"/>
+              <w:left w:w="120" w:type="dxa"/>
+              <w:right w:w="120" w:type="dxa"/>
+            </w:tcMar>
+            <w:shd w:fill="FAF7F2"/>
+          </w:tcPr>
+          <w:p>
+            <w:r>
+              <w:rPr>
+                <w:rFonts w:ascii="Segoe UI" w:hAnsi="Segoe UI"/>
+                <w:color w:val="222222"/>
+                <w:sz w:val="17"/>
+              </w:rPr>
+              <w:t>Storybook Romance UI Redesign &amp; Cart Drawer</w:t>
+            </w:r>
+          </w:p>
+        </w:tc>
+        <w:tc>
+          <w:tcPr>
+            <w:tcW w:type="dxa" w:w="2412"/>
+            <w:tcMar>
+              <w:top w:w="100" w:type="dxa"/>
+              <w:bottom w:w="100" w:type="dxa"/>
+              <w:left w:w="120" w:type="dxa"/>
+              <w:right w:w="120" w:type="dxa"/>
+            </w:tcMar>
+            <w:shd w:fill="FAF7F2"/>
+          </w:tcPr>
+          <w:p>
+            <w:r>
+              <w:rPr>
+                <w:rFonts w:ascii="Segoe UI" w:hAnsi="Segoe UI"/>
+                <w:color w:val="222222"/>
+                <w:sz w:val="17"/>
+              </w:rPr>
+              <w:t>Dileepa</w:t>
+            </w:r>
+          </w:p>
+        </w:tc>
+        <w:tc>
+          <w:tcPr>
+            <w:tcW w:type="dxa" w:w="2412"/>
+            <w:tcMar>
+              <w:top w:w="100" w:type="dxa"/>
+              <w:bottom w:w="100" w:type="dxa"/>
+              <w:left w:w="120" w:type="dxa"/>
+              <w:right w:w="120" w:type="dxa"/>
+            </w:tcMar>
+            <w:shd w:fill="FAF7F2"/>
+          </w:tcPr>
+          <w:p>
+            <w:r>
+              <w:rPr>
+                <w:rFonts w:ascii="Segoe UI" w:hAnsi="Segoe UI"/>
+                <w:color w:val="222222"/>
+                <w:sz w:val="17"/>
+              </w:rPr>
+              <w:t>✅ **Done**</w:t>
+            </w:r>
+          </w:p>
+        </w:tc>
+      </w:tr>
+      <w:tr>
+        <w:tc>
+          <w:tcPr>
+            <w:tcW w:type="dxa" w:w="2412"/>
+            <w:tcMar>
+              <w:top w:w="100" w:type="dxa"/>
+              <w:bottom w:w="100" w:type="dxa"/>
+              <w:left w:w="120" w:type="dxa"/>
+              <w:right w:w="120" w:type="dxa"/>
+            </w:tcMar>
+          </w:tcPr>
+          <w:p>
+            <w:r>
+              <w:rPr>
+                <w:rFonts w:ascii="Segoe UI" w:hAnsi="Segoe UI"/>
+                <w:color w:val="222222"/>
+                <w:sz w:val="17"/>
+              </w:rPr>
+              <w:t>**MAG-27**</w:t>
+            </w:r>
+          </w:p>
+        </w:tc>
+        <w:tc>
+          <w:tcPr>
+            <w:tcW w:type="dxa" w:w="2412"/>
+            <w:tcMar>
+              <w:top w:w="100" w:type="dxa"/>
+              <w:bottom w:w="100" w:type="dxa"/>
+              <w:left w:w="120" w:type="dxa"/>
+              <w:right w:w="120" w:type="dxa"/>
+            </w:tcMar>
+          </w:tcPr>
+          <w:p>
+            <w:r>
+              <w:rPr>
+                <w:rFonts w:ascii="Segoe UI" w:hAnsi="Segoe UI"/>
+                <w:color w:val="222222"/>
+                <w:sz w:val="17"/>
+              </w:rPr>
+              <w:t>Bearer Token Filter on Protected Endpoints</w:t>
+            </w:r>
+          </w:p>
+        </w:tc>
+        <w:tc>
+          <w:tcPr>
+            <w:tcW w:type="dxa" w:w="2412"/>
+            <w:tcMar>
+              <w:top w:w="100" w:type="dxa"/>
+              <w:bottom w:w="100" w:type="dxa"/>
+              <w:left w:w="120" w:type="dxa"/>
+              <w:right w:w="120" w:type="dxa"/>
+            </w:tcMar>
+          </w:tcPr>
+          <w:p>
+            <w:r>
+              <w:rPr>
+                <w:rFonts w:ascii="Segoe UI" w:hAnsi="Segoe UI"/>
+                <w:color w:val="222222"/>
+                <w:sz w:val="17"/>
+              </w:rPr>
+              <w:t>Amanda</w:t>
+            </w:r>
+          </w:p>
+        </w:tc>
+        <w:tc>
+          <w:tcPr>
+            <w:tcW w:type="dxa" w:w="2412"/>
+            <w:tcMar>
+              <w:top w:w="100" w:type="dxa"/>
+              <w:bottom w:w="100" w:type="dxa"/>
+              <w:left w:w="120" w:type="dxa"/>
+              <w:right w:w="120" w:type="dxa"/>
+            </w:tcMar>
+          </w:tcPr>
+          <w:p>
+            <w:r>
+              <w:rPr>
+                <w:rFonts w:ascii="Segoe UI" w:hAnsi="Segoe UI"/>
+                <w:color w:val="222222"/>
+                <w:sz w:val="17"/>
+              </w:rPr>
+              <w:t>✅ **Done**</w:t>
+            </w:r>
+          </w:p>
+        </w:tc>
+      </w:tr>
+      <w:tr>
+        <w:tc>
+          <w:tcPr>
+            <w:tcW w:type="dxa" w:w="2412"/>
+            <w:tcMar>
+              <w:top w:w="100" w:type="dxa"/>
+              <w:bottom w:w="100" w:type="dxa"/>
+              <w:left w:w="120" w:type="dxa"/>
+              <w:right w:w="120" w:type="dxa"/>
+            </w:tcMar>
+            <w:shd w:fill="FAF7F2"/>
+          </w:tcPr>
+          <w:p>
+            <w:r>
+              <w:rPr>
+                <w:rFonts w:ascii="Segoe UI" w:hAnsi="Segoe UI"/>
+                <w:color w:val="222222"/>
+                <w:sz w:val="17"/>
+              </w:rPr>
+              <w:t>**MAG-28**</w:t>
+            </w:r>
+          </w:p>
+        </w:tc>
+        <w:tc>
+          <w:tcPr>
+            <w:tcW w:type="dxa" w:w="2412"/>
+            <w:tcMar>
+              <w:top w:w="100" w:type="dxa"/>
+              <w:bottom w:w="100" w:type="dxa"/>
+              <w:left w:w="120" w:type="dxa"/>
+              <w:right w:w="120" w:type="dxa"/>
+            </w:tcMar>
+            <w:shd w:fill="FAF7F2"/>
+          </w:tcPr>
+          <w:p>
+            <w:r>
+              <w:rPr>
+                <w:rFonts w:ascii="Segoe UI" w:hAnsi="Segoe UI"/>
+                <w:color w:val="222222"/>
+                <w:sz w:val="17"/>
+              </w:rPr>
+              <w:t>Budget Summary Aggregation Endpoint</w:t>
+            </w:r>
+          </w:p>
+        </w:tc>
+        <w:tc>
+          <w:tcPr>
+            <w:tcW w:type="dxa" w:w="2412"/>
+            <w:tcMar>
+              <w:top w:w="100" w:type="dxa"/>
+              <w:bottom w:w="100" w:type="dxa"/>
+              <w:left w:w="120" w:type="dxa"/>
+              <w:right w:w="120" w:type="dxa"/>
+            </w:tcMar>
+            <w:shd w:fill="FAF7F2"/>
+          </w:tcPr>
+          <w:p>
+            <w:r>
+              <w:rPr>
+                <w:rFonts w:ascii="Segoe UI" w:hAnsi="Segoe UI"/>
+                <w:color w:val="222222"/>
+                <w:sz w:val="17"/>
               </w:rPr>
               <w:t>Maheen</w:t>
             </w:r>
@@ -684,11 +3038,34 @@
         </w:tc>
         <w:tc>
           <w:tcPr>
-            <w:tcW w:type="dxa" w:w="2340"/>
-            <w:shd w:fill="FBF8F9"/>
+            <w:tcW w:type="dxa" w:w="2412"/>
             <w:tcMar>
-              <w:top w:w="60" w:type="dxa"/>
-              <w:bottom w:w="60" w:type="dxa"/>
+              <w:top w:w="100" w:type="dxa"/>
+              <w:bottom w:w="100" w:type="dxa"/>
+              <w:left w:w="120" w:type="dxa"/>
+              <w:right w:w="120" w:type="dxa"/>
+            </w:tcMar>
+            <w:shd w:fill="FAF7F2"/>
+          </w:tcPr>
+          <w:p>
+            <w:r>
+              <w:rPr>
+                <w:rFonts w:ascii="Segoe UI" w:hAnsi="Segoe UI"/>
+                <w:color w:val="222222"/>
+                <w:sz w:val="17"/>
+              </w:rPr>
+              <w:t>✅ **Done**</w:t>
+            </w:r>
+          </w:p>
+        </w:tc>
+      </w:tr>
+      <w:tr>
+        <w:tc>
+          <w:tcPr>
+            <w:tcW w:type="dxa" w:w="2412"/>
+            <w:tcMar>
+              <w:top w:w="100" w:type="dxa"/>
+              <w:bottom w:w="100" w:type="dxa"/>
               <w:left w:w="120" w:type="dxa"/>
               <w:right w:w="120" w:type="dxa"/>
             </w:tcMar>
@@ -696,11 +3073,74 @@
           <w:p>
             <w:r>
               <w:rPr>
-                <w:rFonts w:ascii="Calibri" w:hAnsi="Calibri"/>
-                <w:color w:val="333333"/>
-                <w:sz w:val="18"/>
+                <w:rFonts w:ascii="Segoe UI" w:hAnsi="Segoe UI"/>
+                <w:color w:val="222222"/>
+                <w:sz w:val="17"/>
               </w:rPr>
-              <w:t>✅ Done</w:t>
+              <w:t>**MAG-29**</w:t>
+            </w:r>
+          </w:p>
+        </w:tc>
+        <w:tc>
+          <w:tcPr>
+            <w:tcW w:type="dxa" w:w="2412"/>
+            <w:tcMar>
+              <w:top w:w="100" w:type="dxa"/>
+              <w:bottom w:w="100" w:type="dxa"/>
+              <w:left w:w="120" w:type="dxa"/>
+              <w:right w:w="120" w:type="dxa"/>
+            </w:tcMar>
+          </w:tcPr>
+          <w:p>
+            <w:r>
+              <w:rPr>
+                <w:rFonts w:ascii="Segoe UI" w:hAnsi="Segoe UI"/>
+                <w:color w:val="222222"/>
+                <w:sz w:val="17"/>
+              </w:rPr>
+              <w:t>Vendor Multi-District Filter &amp; Search Endpoints</w:t>
+            </w:r>
+          </w:p>
+        </w:tc>
+        <w:tc>
+          <w:tcPr>
+            <w:tcW w:type="dxa" w:w="2412"/>
+            <w:tcMar>
+              <w:top w:w="100" w:type="dxa"/>
+              <w:bottom w:w="100" w:type="dxa"/>
+              <w:left w:w="120" w:type="dxa"/>
+              <w:right w:w="120" w:type="dxa"/>
+            </w:tcMar>
+          </w:tcPr>
+          <w:p>
+            <w:r>
+              <w:rPr>
+                <w:rFonts w:ascii="Segoe UI" w:hAnsi="Segoe UI"/>
+                <w:color w:val="222222"/>
+                <w:sz w:val="17"/>
+              </w:rPr>
+              <w:t>Maheen</w:t>
+            </w:r>
+          </w:p>
+        </w:tc>
+        <w:tc>
+          <w:tcPr>
+            <w:tcW w:type="dxa" w:w="2412"/>
+            <w:tcMar>
+              <w:top w:w="100" w:type="dxa"/>
+              <w:bottom w:w="100" w:type="dxa"/>
+              <w:left w:w="120" w:type="dxa"/>
+              <w:right w:w="120" w:type="dxa"/>
+            </w:tcMar>
+          </w:tcPr>
+          <w:p>
+            <w:r>
+              <w:rPr>
+                <w:rFonts w:ascii="Segoe UI" w:hAnsi="Segoe UI"/>
+                <w:color w:val="222222"/>
+                <w:sz w:val="17"/>
+              </w:rPr>
+              <w:t>✅ **Done**</w:t>
             </w:r>
           </w:p>
         </w:tc>
@@ -708,10 +3148,100 @@
       <w:tr>
         <w:tc>
           <w:tcPr>
-            <w:tcW w:type="dxa" w:w="2340"/>
+            <w:tcW w:type="dxa" w:w="2412"/>
             <w:tcMar>
-              <w:top w:w="60" w:type="dxa"/>
-              <w:bottom w:w="60" w:type="dxa"/>
+              <w:top w:w="100" w:type="dxa"/>
+              <w:bottom w:w="100" w:type="dxa"/>
+              <w:left w:w="120" w:type="dxa"/>
+              <w:right w:w="120" w:type="dxa"/>
+            </w:tcMar>
+            <w:shd w:fill="FAF7F2"/>
+          </w:tcPr>
+          <w:p>
+            <w:r>
+              <w:rPr>
+                <w:rFonts w:ascii="Segoe UI" w:hAnsi="Segoe UI"/>
+                <w:color w:val="222222"/>
+                <w:sz w:val="17"/>
+              </w:rPr>
+              <w:t>**MAG-30**</w:t>
+            </w:r>
+          </w:p>
+        </w:tc>
+        <w:tc>
+          <w:tcPr>
+            <w:tcW w:type="dxa" w:w="2412"/>
+            <w:tcMar>
+              <w:top w:w="100" w:type="dxa"/>
+              <w:bottom w:w="100" w:type="dxa"/>
+              <w:left w:w="120" w:type="dxa"/>
+              <w:right w:w="120" w:type="dxa"/>
+            </w:tcMar>
+            <w:shd w:fill="FAF7F2"/>
+          </w:tcPr>
+          <w:p>
+            <w:r>
+              <w:rPr>
+                <w:rFonts w:ascii="Segoe UI" w:hAnsi="Segoe UI"/>
+                <w:color w:val="222222"/>
+                <w:sz w:val="17"/>
+              </w:rPr>
+              <w:t>Multi-Vendor Cart Booking Checkout</w:t>
+            </w:r>
+          </w:p>
+        </w:tc>
+        <w:tc>
+          <w:tcPr>
+            <w:tcW w:type="dxa" w:w="2412"/>
+            <w:tcMar>
+              <w:top w:w="100" w:type="dxa"/>
+              <w:bottom w:w="100" w:type="dxa"/>
+              <w:left w:w="120" w:type="dxa"/>
+              <w:right w:w="120" w:type="dxa"/>
+            </w:tcMar>
+            <w:shd w:fill="FAF7F2"/>
+          </w:tcPr>
+          <w:p>
+            <w:r>
+              <w:rPr>
+                <w:rFonts w:ascii="Segoe UI" w:hAnsi="Segoe UI"/>
+                <w:color w:val="222222"/>
+                <w:sz w:val="17"/>
+              </w:rPr>
+              <w:t>Amanda</w:t>
+            </w:r>
+          </w:p>
+        </w:tc>
+        <w:tc>
+          <w:tcPr>
+            <w:tcW w:type="dxa" w:w="2412"/>
+            <w:tcMar>
+              <w:top w:w="100" w:type="dxa"/>
+              <w:bottom w:w="100" w:type="dxa"/>
+              <w:left w:w="120" w:type="dxa"/>
+              <w:right w:w="120" w:type="dxa"/>
+            </w:tcMar>
+            <w:shd w:fill="FAF7F2"/>
+          </w:tcPr>
+          <w:p>
+            <w:r>
+              <w:rPr>
+                <w:rFonts w:ascii="Segoe UI" w:hAnsi="Segoe UI"/>
+                <w:color w:val="222222"/>
+                <w:sz w:val="17"/>
+              </w:rPr>
+              <w:t>✅ **Done**</w:t>
+            </w:r>
+          </w:p>
+        </w:tc>
+      </w:tr>
+      <w:tr>
+        <w:tc>
+          <w:tcPr>
+            <w:tcW w:type="dxa" w:w="2412"/>
+            <w:tcMar>
+              <w:top w:w="100" w:type="dxa"/>
+              <w:bottom w:w="100" w:type="dxa"/>
               <w:left w:w="120" w:type="dxa"/>
               <w:right w:w="120" w:type="dxa"/>
             </w:tcMar>
@@ -719,20 +3249,20 @@
           <w:p>
             <w:r>
               <w:rPr>
-                <w:rFonts w:ascii="Calibri" w:hAnsi="Calibri"/>
-                <w:color w:val="333333"/>
-                <w:sz w:val="18"/>
+                <w:rFonts w:ascii="Segoe UI" w:hAnsi="Segoe UI"/>
+                <w:color w:val="222222"/>
+                <w:sz w:val="17"/>
               </w:rPr>
-              <w:t>MAG-5</w:t>
+              <w:t>**MAG-31**</w:t>
             </w:r>
           </w:p>
         </w:tc>
         <w:tc>
           <w:tcPr>
-            <w:tcW w:type="dxa" w:w="2340"/>
+            <w:tcW w:type="dxa" w:w="2412"/>
             <w:tcMar>
-              <w:top w:w="60" w:type="dxa"/>
-              <w:bottom w:w="60" w:type="dxa"/>
+              <w:top w:w="100" w:type="dxa"/>
+              <w:bottom w:w="100" w:type="dxa"/>
               <w:left w:w="120" w:type="dxa"/>
               <w:right w:w="120" w:type="dxa"/>
             </w:tcMar>
@@ -740,20 +3270,20 @@
           <w:p>
             <w:r>
               <w:rPr>
-                <w:rFonts w:ascii="Calibri" w:hAnsi="Calibri"/>
-                <w:color w:val="333333"/>
-                <w:sz w:val="18"/>
+                <w:rFonts w:ascii="Segoe UI" w:hAnsi="Segoe UI"/>
+                <w:color w:val="222222"/>
+                <w:sz w:val="17"/>
               </w:rPr>
-              <w:t>Draft Project Management Plan &amp; Sprint Schedule</w:t>
+              <w:t>Guest RSVP Status PATCH Endpoint</w:t>
             </w:r>
           </w:p>
         </w:tc>
         <w:tc>
           <w:tcPr>
-            <w:tcW w:type="dxa" w:w="2340"/>
+            <w:tcW w:type="dxa" w:w="2412"/>
             <w:tcMar>
-              <w:top w:w="60" w:type="dxa"/>
-              <w:bottom w:w="60" w:type="dxa"/>
+              <w:top w:w="100" w:type="dxa"/>
+              <w:bottom w:w="100" w:type="dxa"/>
               <w:left w:w="120" w:type="dxa"/>
               <w:right w:w="120" w:type="dxa"/>
             </w:tcMar>
@@ -761,9 +3291,9 @@
           <w:p>
             <w:r>
               <w:rPr>
-                <w:rFonts w:ascii="Calibri" w:hAnsi="Calibri"/>
-                <w:color w:val="333333"/>
-                <w:sz w:val="18"/>
+                <w:rFonts w:ascii="Segoe UI" w:hAnsi="Segoe UI"/>
+                <w:color w:val="222222"/>
+                <w:sz w:val="17"/>
               </w:rPr>
               <w:t>Maheen</w:t>
             </w:r>
@@ -771,10 +3301,10 @@
         </w:tc>
         <w:tc>
           <w:tcPr>
-            <w:tcW w:type="dxa" w:w="2340"/>
+            <w:tcW w:type="dxa" w:w="2412"/>
             <w:tcMar>
-              <w:top w:w="60" w:type="dxa"/>
-              <w:bottom w:w="60" w:type="dxa"/>
+              <w:top w:w="100" w:type="dxa"/>
+              <w:bottom w:w="100" w:type="dxa"/>
               <w:left w:w="120" w:type="dxa"/>
               <w:right w:w="120" w:type="dxa"/>
             </w:tcMar>
@@ -782,11 +3312,11 @@
           <w:p>
             <w:r>
               <w:rPr>
-                <w:rFonts w:ascii="Calibri" w:hAnsi="Calibri"/>
-                <w:color w:val="333333"/>
-                <w:sz w:val="18"/>
+                <w:rFonts w:ascii="Segoe UI" w:hAnsi="Segoe UI"/>
+                <w:color w:val="222222"/>
+                <w:sz w:val="17"/>
               </w:rPr>
-              <w:t>✅ Done</w:t>
+              <w:t>✅ **Done**</w:t>
             </w:r>
           </w:p>
         </w:tc>
@@ -794,11 +3324,100 @@
       <w:tr>
         <w:tc>
           <w:tcPr>
-            <w:tcW w:type="dxa" w:w="2340"/>
-            <w:shd w:fill="FBF8F9"/>
+            <w:tcW w:type="dxa" w:w="2412"/>
             <w:tcMar>
-              <w:top w:w="60" w:type="dxa"/>
-              <w:bottom w:w="60" w:type="dxa"/>
+              <w:top w:w="100" w:type="dxa"/>
+              <w:bottom w:w="100" w:type="dxa"/>
+              <w:left w:w="120" w:type="dxa"/>
+              <w:right w:w="120" w:type="dxa"/>
+            </w:tcMar>
+            <w:shd w:fill="FAF7F2"/>
+          </w:tcPr>
+          <w:p>
+            <w:r>
+              <w:rPr>
+                <w:rFonts w:ascii="Segoe UI" w:hAnsi="Segoe UI"/>
+                <w:color w:val="222222"/>
+                <w:sz w:val="17"/>
+              </w:rPr>
+              <w:t>**MAG-32**</w:t>
+            </w:r>
+          </w:p>
+        </w:tc>
+        <w:tc>
+          <w:tcPr>
+            <w:tcW w:type="dxa" w:w="2412"/>
+            <w:tcMar>
+              <w:top w:w="100" w:type="dxa"/>
+              <w:bottom w:w="100" w:type="dxa"/>
+              <w:left w:w="120" w:type="dxa"/>
+              <w:right w:w="120" w:type="dxa"/>
+            </w:tcMar>
+            <w:shd w:fill="FAF7F2"/>
+          </w:tcPr>
+          <w:p>
+            <w:r>
+              <w:rPr>
+                <w:rFonts w:ascii="Segoe UI" w:hAnsi="Segoe UI"/>
+                <w:color w:val="222222"/>
+                <w:sz w:val="17"/>
+              </w:rPr>
+              <w:t>BCrypt Password Cryptography</w:t>
+            </w:r>
+          </w:p>
+        </w:tc>
+        <w:tc>
+          <w:tcPr>
+            <w:tcW w:type="dxa" w:w="2412"/>
+            <w:tcMar>
+              <w:top w:w="100" w:type="dxa"/>
+              <w:bottom w:w="100" w:type="dxa"/>
+              <w:left w:w="120" w:type="dxa"/>
+              <w:right w:w="120" w:type="dxa"/>
+            </w:tcMar>
+            <w:shd w:fill="FAF7F2"/>
+          </w:tcPr>
+          <w:p>
+            <w:r>
+              <w:rPr>
+                <w:rFonts w:ascii="Segoe UI" w:hAnsi="Segoe UI"/>
+                <w:color w:val="222222"/>
+                <w:sz w:val="17"/>
+              </w:rPr>
+              <w:t>Amanda</w:t>
+            </w:r>
+          </w:p>
+        </w:tc>
+        <w:tc>
+          <w:tcPr>
+            <w:tcW w:type="dxa" w:w="2412"/>
+            <w:tcMar>
+              <w:top w:w="100" w:type="dxa"/>
+              <w:bottom w:w="100" w:type="dxa"/>
+              <w:left w:w="120" w:type="dxa"/>
+              <w:right w:w="120" w:type="dxa"/>
+            </w:tcMar>
+            <w:shd w:fill="FAF7F2"/>
+          </w:tcPr>
+          <w:p>
+            <w:r>
+              <w:rPr>
+                <w:rFonts w:ascii="Segoe UI" w:hAnsi="Segoe UI"/>
+                <w:color w:val="222222"/>
+                <w:sz w:val="17"/>
+              </w:rPr>
+              <w:t>✅ **Done**</w:t>
+            </w:r>
+          </w:p>
+        </w:tc>
+      </w:tr>
+      <w:tr>
+        <w:tc>
+          <w:tcPr>
+            <w:tcW w:type="dxa" w:w="2412"/>
+            <w:tcMar>
+              <w:top w:w="100" w:type="dxa"/>
+              <w:bottom w:w="100" w:type="dxa"/>
               <w:left w:w="120" w:type="dxa"/>
               <w:right w:w="120" w:type="dxa"/>
             </w:tcMar>
@@ -806,21 +3425,20 @@
           <w:p>
             <w:r>
               <w:rPr>
-                <w:rFonts w:ascii="Calibri" w:hAnsi="Calibri"/>
-                <w:color w:val="333333"/>
-                <w:sz w:val="18"/>
+                <w:rFonts w:ascii="Segoe UI" w:hAnsi="Segoe UI"/>
+                <w:color w:val="222222"/>
+                <w:sz w:val="17"/>
               </w:rPr>
-              <w:t>MAG-6</w:t>
+              <w:t>**MAG-33**</w:t>
             </w:r>
           </w:p>
         </w:tc>
         <w:tc>
           <w:tcPr>
-            <w:tcW w:type="dxa" w:w="2340"/>
-            <w:shd w:fill="FBF8F9"/>
+            <w:tcW w:type="dxa" w:w="2412"/>
             <w:tcMar>
-              <w:top w:w="60" w:type="dxa"/>
-              <w:bottom w:w="60" w:type="dxa"/>
+              <w:top w:w="100" w:type="dxa"/>
+              <w:bottom w:w="100" w:type="dxa"/>
               <w:left w:w="120" w:type="dxa"/>
               <w:right w:w="120" w:type="dxa"/>
             </w:tcMar>
@@ -828,21 +3446,20 @@
           <w:p>
             <w:r>
               <w:rPr>
-                <w:rFonts w:ascii="Calibri" w:hAnsi="Calibri"/>
-                <w:color w:val="333333"/>
-                <w:sz w:val="18"/>
+                <w:rFonts w:ascii="Segoe UI" w:hAnsi="Segoe UI"/>
+                <w:color w:val="222222"/>
+                <w:sz w:val="17"/>
               </w:rPr>
-              <w:t>Dashboard &amp; Countdown UI</w:t>
+              <w:t>Production Data Seeding with Real Vendor Images</w:t>
             </w:r>
           </w:p>
         </w:tc>
         <w:tc>
           <w:tcPr>
-            <w:tcW w:type="dxa" w:w="2340"/>
-            <w:shd w:fill="FBF8F9"/>
+            <w:tcW w:type="dxa" w:w="2412"/>
             <w:tcMar>
-              <w:top w:w="60" w:type="dxa"/>
-              <w:bottom w:w="60" w:type="dxa"/>
+              <w:top w:w="100" w:type="dxa"/>
+              <w:bottom w:w="100" w:type="dxa"/>
               <w:left w:w="120" w:type="dxa"/>
               <w:right w:w="120" w:type="dxa"/>
             </w:tcMar>
@@ -850,21 +3467,20 @@
           <w:p>
             <w:r>
               <w:rPr>
-                <w:rFonts w:ascii="Calibri" w:hAnsi="Calibri"/>
-                <w:color w:val="333333"/>
-                <w:sz w:val="18"/>
+                <w:rFonts w:ascii="Segoe UI" w:hAnsi="Segoe UI"/>
+                <w:color w:val="222222"/>
+                <w:sz w:val="17"/>
               </w:rPr>
-              <w:t>Dileepa</w:t>
+              <w:t>Ruhini</w:t>
             </w:r>
           </w:p>
         </w:tc>
         <w:tc>
           <w:tcPr>
-            <w:tcW w:type="dxa" w:w="2340"/>
-            <w:shd w:fill="FBF8F9"/>
+            <w:tcW w:type="dxa" w:w="2412"/>
             <w:tcMar>
-              <w:top w:w="60" w:type="dxa"/>
-              <w:bottom w:w="60" w:type="dxa"/>
+              <w:top w:w="100" w:type="dxa"/>
+              <w:bottom w:w="100" w:type="dxa"/>
               <w:left w:w="120" w:type="dxa"/>
               <w:right w:w="120" w:type="dxa"/>
             </w:tcMar>
@@ -872,11 +3488,11 @@
           <w:p>
             <w:r>
               <w:rPr>
-                <w:rFonts w:ascii="Calibri" w:hAnsi="Calibri"/>
-                <w:color w:val="333333"/>
-                <w:sz w:val="18"/>
+                <w:rFonts w:ascii="Segoe UI" w:hAnsi="Segoe UI"/>
+                <w:color w:val="222222"/>
+                <w:sz w:val="17"/>
               </w:rPr>
-              <w:t>✅ Done</w:t>
+              <w:t>✅ **Done**</w:t>
             </w:r>
           </w:p>
         </w:tc>
@@ -884,327 +3500,65 @@
       <w:tr>
         <w:tc>
           <w:tcPr>
-            <w:tcW w:type="dxa" w:w="2340"/>
+            <w:tcW w:type="dxa" w:w="2412"/>
             <w:tcMar>
-              <w:top w:w="60" w:type="dxa"/>
-              <w:bottom w:w="60" w:type="dxa"/>
+              <w:top w:w="100" w:type="dxa"/>
+              <w:bottom w:w="100" w:type="dxa"/>
               <w:left w:w="120" w:type="dxa"/>
               <w:right w:w="120" w:type="dxa"/>
             </w:tcMar>
+            <w:shd w:fill="FAF7F2"/>
           </w:tcPr>
           <w:p>
             <w:r>
               <w:rPr>
-                <w:rFonts w:ascii="Calibri" w:hAnsi="Calibri"/>
-                <w:color w:val="333333"/>
-                <w:sz w:val="18"/>
+                <w:rFonts w:ascii="Segoe UI" w:hAnsi="Segoe UI"/>
+                <w:color w:val="222222"/>
+                <w:sz w:val="17"/>
               </w:rPr>
-              <w:t>MAG-7</w:t>
+              <w:t>**MAG-34**</w:t>
             </w:r>
           </w:p>
         </w:tc>
         <w:tc>
           <w:tcPr>
-            <w:tcW w:type="dxa" w:w="2340"/>
+            <w:tcW w:type="dxa" w:w="2412"/>
             <w:tcMar>
-              <w:top w:w="60" w:type="dxa"/>
-              <w:bottom w:w="60" w:type="dxa"/>
+              <w:top w:w="100" w:type="dxa"/>
+              <w:bottom w:w="100" w:type="dxa"/>
               <w:left w:w="120" w:type="dxa"/>
               <w:right w:w="120" w:type="dxa"/>
             </w:tcMar>
+            <w:shd w:fill="FAF7F2"/>
           </w:tcPr>
           <w:p>
             <w:r>
               <w:rPr>
-                <w:rFonts w:ascii="Calibri" w:hAnsi="Calibri"/>
-                <w:color w:val="333333"/>
-                <w:sz w:val="18"/>
+                <w:rFonts w:ascii="Segoe UI" w:hAnsi="Segoe UI"/>
+                <w:color w:val="222222"/>
+                <w:sz w:val="17"/>
               </w:rPr>
-              <w:t>Categorized Vendor Directory UI</w:t>
+              <w:t>E2E Share Invitation Test Suite Execution</w:t>
             </w:r>
           </w:p>
         </w:tc>
         <w:tc>
           <w:tcPr>
-            <w:tcW w:type="dxa" w:w="2340"/>
+            <w:tcW w:type="dxa" w:w="2412"/>
             <w:tcMar>
-              <w:top w:w="60" w:type="dxa"/>
-              <w:bottom w:w="60" w:type="dxa"/>
+              <w:top w:w="100" w:type="dxa"/>
+              <w:bottom w:w="100" w:type="dxa"/>
               <w:left w:w="120" w:type="dxa"/>
               <w:right w:w="120" w:type="dxa"/>
             </w:tcMar>
+            <w:shd w:fill="FAF7F2"/>
           </w:tcPr>
           <w:p>
             <w:r>
               <w:rPr>
-                <w:rFonts w:ascii="Calibri" w:hAnsi="Calibri"/>
-                <w:color w:val="333333"/>
-                <w:sz w:val="18"/>
-              </w:rPr>
-              <w:t>Dileepa</w:t>
-            </w:r>
-          </w:p>
-        </w:tc>
-        <w:tc>
-          <w:tcPr>
-            <w:tcW w:type="dxa" w:w="2340"/>
-            <w:tcMar>
-              <w:top w:w="60" w:type="dxa"/>
-              <w:bottom w:w="60" w:type="dxa"/>
-              <w:left w:w="120" w:type="dxa"/>
-              <w:right w:w="120" w:type="dxa"/>
-            </w:tcMar>
-          </w:tcPr>
-          <w:p>
-            <w:r>
-              <w:rPr>
-                <w:rFonts w:ascii="Calibri" w:hAnsi="Calibri"/>
-                <w:color w:val="333333"/>
-                <w:sz w:val="18"/>
-              </w:rPr>
-              <w:t>✅ Done</w:t>
-            </w:r>
-          </w:p>
-        </w:tc>
-      </w:tr>
-      <w:tr>
-        <w:tc>
-          <w:tcPr>
-            <w:tcW w:type="dxa" w:w="2340"/>
-            <w:shd w:fill="FBF8F9"/>
-            <w:tcMar>
-              <w:top w:w="60" w:type="dxa"/>
-              <w:bottom w:w="60" w:type="dxa"/>
-              <w:left w:w="120" w:type="dxa"/>
-              <w:right w:w="120" w:type="dxa"/>
-            </w:tcMar>
-          </w:tcPr>
-          <w:p>
-            <w:r>
-              <w:rPr>
-                <w:rFonts w:ascii="Calibri" w:hAnsi="Calibri"/>
-                <w:color w:val="333333"/>
-                <w:sz w:val="18"/>
-              </w:rPr>
-              <w:t>MAG-8</w:t>
-            </w:r>
-          </w:p>
-        </w:tc>
-        <w:tc>
-          <w:tcPr>
-            <w:tcW w:type="dxa" w:w="2340"/>
-            <w:shd w:fill="FBF8F9"/>
-            <w:tcMar>
-              <w:top w:w="60" w:type="dxa"/>
-              <w:bottom w:w="60" w:type="dxa"/>
-              <w:left w:w="120" w:type="dxa"/>
-              <w:right w:w="120" w:type="dxa"/>
-            </w:tcMar>
-          </w:tcPr>
-          <w:p>
-            <w:r>
-              <w:rPr>
-                <w:rFonts w:ascii="Calibri" w:hAnsi="Calibri"/>
-                <w:color w:val="333333"/>
-                <w:sz w:val="18"/>
-              </w:rPr>
-              <w:t>Create MySQL Database Tables &amp; Constraints</w:t>
-            </w:r>
-          </w:p>
-        </w:tc>
-        <w:tc>
-          <w:tcPr>
-            <w:tcW w:type="dxa" w:w="2340"/>
-            <w:shd w:fill="FBF8F9"/>
-            <w:tcMar>
-              <w:top w:w="60" w:type="dxa"/>
-              <w:bottom w:w="60" w:type="dxa"/>
-              <w:left w:w="120" w:type="dxa"/>
-              <w:right w:w="120" w:type="dxa"/>
-            </w:tcMar>
-          </w:tcPr>
-          <w:p>
-            <w:r>
-              <w:rPr>
-                <w:rFonts w:ascii="Calibri" w:hAnsi="Calibri"/>
-                <w:color w:val="333333"/>
-                <w:sz w:val="18"/>
-              </w:rPr>
-              <w:t>Ruhini</w:t>
-            </w:r>
-          </w:p>
-        </w:tc>
-        <w:tc>
-          <w:tcPr>
-            <w:tcW w:type="dxa" w:w="2340"/>
-            <w:shd w:fill="FBF8F9"/>
-            <w:tcMar>
-              <w:top w:w="60" w:type="dxa"/>
-              <w:bottom w:w="60" w:type="dxa"/>
-              <w:left w:w="120" w:type="dxa"/>
-              <w:right w:w="120" w:type="dxa"/>
-            </w:tcMar>
-          </w:tcPr>
-          <w:p>
-            <w:r>
-              <w:rPr>
-                <w:rFonts w:ascii="Calibri" w:hAnsi="Calibri"/>
-                <w:color w:val="333333"/>
-                <w:sz w:val="18"/>
-              </w:rPr>
-              <w:t>✅ Done</w:t>
-            </w:r>
-          </w:p>
-        </w:tc>
-      </w:tr>
-      <w:tr>
-        <w:tc>
-          <w:tcPr>
-            <w:tcW w:type="dxa" w:w="2340"/>
-            <w:tcMar>
-              <w:top w:w="60" w:type="dxa"/>
-              <w:bottom w:w="60" w:type="dxa"/>
-              <w:left w:w="120" w:type="dxa"/>
-              <w:right w:w="120" w:type="dxa"/>
-            </w:tcMar>
-          </w:tcPr>
-          <w:p>
-            <w:r>
-              <w:rPr>
-                <w:rFonts w:ascii="Calibri" w:hAnsi="Calibri"/>
-                <w:color w:val="333333"/>
-                <w:sz w:val="18"/>
-              </w:rPr>
-              <w:t>MAG-9</w:t>
-            </w:r>
-          </w:p>
-        </w:tc>
-        <w:tc>
-          <w:tcPr>
-            <w:tcW w:type="dxa" w:w="2340"/>
-            <w:tcMar>
-              <w:top w:w="60" w:type="dxa"/>
-              <w:bottom w:w="60" w:type="dxa"/>
-              <w:left w:w="120" w:type="dxa"/>
-              <w:right w:w="120" w:type="dxa"/>
-            </w:tcMar>
-          </w:tcPr>
-          <w:p>
-            <w:r>
-              <w:rPr>
-                <w:rFonts w:ascii="Calibri" w:hAnsi="Calibri"/>
-                <w:color w:val="333333"/>
-                <w:sz w:val="18"/>
-              </w:rPr>
-              <w:t>Budget and Guest List REST APIs</w:t>
-            </w:r>
-          </w:p>
-        </w:tc>
-        <w:tc>
-          <w:tcPr>
-            <w:tcW w:type="dxa" w:w="2340"/>
-            <w:tcMar>
-              <w:top w:w="60" w:type="dxa"/>
-              <w:bottom w:w="60" w:type="dxa"/>
-              <w:left w:w="120" w:type="dxa"/>
-              <w:right w:w="120" w:type="dxa"/>
-            </w:tcMar>
-          </w:tcPr>
-          <w:p>
-            <w:r>
-              <w:rPr>
-                <w:rFonts w:ascii="Calibri" w:hAnsi="Calibri"/>
-                <w:color w:val="333333"/>
-                <w:sz w:val="18"/>
-              </w:rPr>
-              <w:t>Amanda</w:t>
-            </w:r>
-          </w:p>
-        </w:tc>
-        <w:tc>
-          <w:tcPr>
-            <w:tcW w:type="dxa" w:w="2340"/>
-            <w:tcMar>
-              <w:top w:w="60" w:type="dxa"/>
-              <w:bottom w:w="60" w:type="dxa"/>
-              <w:left w:w="120" w:type="dxa"/>
-              <w:right w:w="120" w:type="dxa"/>
-            </w:tcMar>
-          </w:tcPr>
-          <w:p>
-            <w:r>
-              <w:rPr>
-                <w:rFonts w:ascii="Calibri" w:hAnsi="Calibri"/>
-                <w:color w:val="333333"/>
-                <w:sz w:val="18"/>
-              </w:rPr>
-              <w:t>✅ Done</w:t>
-            </w:r>
-          </w:p>
-        </w:tc>
-      </w:tr>
-      <w:tr>
-        <w:tc>
-          <w:tcPr>
-            <w:tcW w:type="dxa" w:w="2340"/>
-            <w:shd w:fill="FBF8F9"/>
-            <w:tcMar>
-              <w:top w:w="60" w:type="dxa"/>
-              <w:bottom w:w="60" w:type="dxa"/>
-              <w:left w:w="120" w:type="dxa"/>
-              <w:right w:w="120" w:type="dxa"/>
-            </w:tcMar>
-          </w:tcPr>
-          <w:p>
-            <w:r>
-              <w:rPr>
-                <w:rFonts w:ascii="Calibri" w:hAnsi="Calibri"/>
-                <w:color w:val="333333"/>
-                <w:sz w:val="18"/>
-              </w:rPr>
-              <w:t>MAG-10</w:t>
-            </w:r>
-          </w:p>
-        </w:tc>
-        <w:tc>
-          <w:tcPr>
-            <w:tcW w:type="dxa" w:w="2340"/>
-            <w:shd w:fill="FBF8F9"/>
-            <w:tcMar>
-              <w:top w:w="60" w:type="dxa"/>
-              <w:bottom w:w="60" w:type="dxa"/>
-              <w:left w:w="120" w:type="dxa"/>
-              <w:right w:w="120" w:type="dxa"/>
-            </w:tcMar>
-          </w:tcPr>
-          <w:p>
-            <w:r>
-              <w:rPr>
-                <w:rFonts w:ascii="Calibri" w:hAnsi="Calibri"/>
-                <w:color w:val="333333"/>
-                <w:sz w:val="18"/>
-              </w:rPr>
-              <w:t>Automated JUnit Tests for Backend Services</w:t>
-            </w:r>
-          </w:p>
-        </w:tc>
-        <w:tc>
-          <w:tcPr>
-            <w:tcW w:type="dxa" w:w="2340"/>
-            <w:shd w:fill="FBF8F9"/>
-            <w:tcMar>
-              <w:top w:w="60" w:type="dxa"/>
-              <w:bottom w:w="60" w:type="dxa"/>
-              <w:left w:w="120" w:type="dxa"/>
-              <w:right w:w="120" w:type="dxa"/>
-            </w:tcMar>
-          </w:tcPr>
-          <w:p>
-            <w:r>
-              <w:rPr>
-                <w:rFonts w:ascii="Calibri" w:hAnsi="Calibri"/>
-                <w:color w:val="333333"/>
-                <w:sz w:val="18"/>
+                <w:rFonts w:ascii="Segoe UI" w:hAnsi="Segoe UI"/>
+                <w:color w:val="222222"/>
+                <w:sz w:val="17"/>
               </w:rPr>
               <w:t>Ruchira</w:t>
             </w:r>
@@ -1212,1869 +3566,23 @@
         </w:tc>
         <w:tc>
           <w:tcPr>
-            <w:tcW w:type="dxa" w:w="2340"/>
-            <w:shd w:fill="FBF8F9"/>
+            <w:tcW w:type="dxa" w:w="2412"/>
             <w:tcMar>
-              <w:top w:w="60" w:type="dxa"/>
-              <w:bottom w:w="60" w:type="dxa"/>
+              <w:top w:w="100" w:type="dxa"/>
+              <w:bottom w:w="100" w:type="dxa"/>
               <w:left w:w="120" w:type="dxa"/>
               <w:right w:w="120" w:type="dxa"/>
             </w:tcMar>
+            <w:shd w:fill="FAF7F2"/>
           </w:tcPr>
           <w:p>
             <w:r>
               <w:rPr>
-                <w:rFonts w:ascii="Calibri" w:hAnsi="Calibri"/>
-                <w:color w:val="333333"/>
-                <w:sz w:val="18"/>
+                <w:rFonts w:ascii="Segoe UI" w:hAnsi="Segoe UI"/>
+                <w:color w:val="222222"/>
+                <w:sz w:val="17"/>
               </w:rPr>
-              <w:t>✅ Done</w:t>
-            </w:r>
-          </w:p>
-        </w:tc>
-      </w:tr>
-      <w:tr>
-        <w:tc>
-          <w:tcPr>
-            <w:tcW w:type="dxa" w:w="2340"/>
-            <w:tcMar>
-              <w:top w:w="60" w:type="dxa"/>
-              <w:bottom w:w="60" w:type="dxa"/>
-              <w:left w:w="120" w:type="dxa"/>
-              <w:right w:w="120" w:type="dxa"/>
-            </w:tcMar>
-          </w:tcPr>
-          <w:p>
-            <w:r>
-              <w:rPr>
-                <w:rFonts w:ascii="Calibri" w:hAnsi="Calibri"/>
-                <w:color w:val="333333"/>
-                <w:sz w:val="18"/>
-              </w:rPr>
-              <w:t>MAG-11</w:t>
-            </w:r>
-          </w:p>
-        </w:tc>
-        <w:tc>
-          <w:tcPr>
-            <w:tcW w:type="dxa" w:w="2340"/>
-            <w:tcMar>
-              <w:top w:w="60" w:type="dxa"/>
-              <w:bottom w:w="60" w:type="dxa"/>
-              <w:left w:w="120" w:type="dxa"/>
-              <w:right w:w="120" w:type="dxa"/>
-            </w:tcMar>
-          </w:tcPr>
-          <w:p>
-            <w:r>
-              <w:rPr>
-                <w:rFonts w:ascii="Calibri" w:hAnsi="Calibri"/>
-                <w:color w:val="333333"/>
-                <w:sz w:val="18"/>
-              </w:rPr>
-              <w:t>Share Digital Invitations via Web Share API</w:t>
-            </w:r>
-          </w:p>
-        </w:tc>
-        <w:tc>
-          <w:tcPr>
-            <w:tcW w:type="dxa" w:w="2340"/>
-            <w:tcMar>
-              <w:top w:w="60" w:type="dxa"/>
-              <w:bottom w:w="60" w:type="dxa"/>
-              <w:left w:w="120" w:type="dxa"/>
-              <w:right w:w="120" w:type="dxa"/>
-            </w:tcMar>
-          </w:tcPr>
-          <w:p>
-            <w:r>
-              <w:rPr>
-                <w:rFonts w:ascii="Calibri" w:hAnsi="Calibri"/>
-                <w:color w:val="333333"/>
-                <w:sz w:val="18"/>
-              </w:rPr>
-              <w:t>Maheen</w:t>
-            </w:r>
-          </w:p>
-        </w:tc>
-        <w:tc>
-          <w:tcPr>
-            <w:tcW w:type="dxa" w:w="2340"/>
-            <w:tcMar>
-              <w:top w:w="60" w:type="dxa"/>
-              <w:bottom w:w="60" w:type="dxa"/>
-              <w:left w:w="120" w:type="dxa"/>
-              <w:right w:w="120" w:type="dxa"/>
-            </w:tcMar>
-          </w:tcPr>
-          <w:p>
-            <w:r>
-              <w:rPr>
-                <w:rFonts w:ascii="Calibri" w:hAnsi="Calibri"/>
-                <w:color w:val="333333"/>
-                <w:sz w:val="18"/>
-              </w:rPr>
-              <w:t>✅ Done</w:t>
-            </w:r>
-          </w:p>
-        </w:tc>
-      </w:tr>
-      <w:tr>
-        <w:tc>
-          <w:tcPr>
-            <w:tcW w:type="dxa" w:w="2340"/>
-            <w:shd w:fill="FBF8F9"/>
-            <w:tcMar>
-              <w:top w:w="60" w:type="dxa"/>
-              <w:bottom w:w="60" w:type="dxa"/>
-              <w:left w:w="120" w:type="dxa"/>
-              <w:right w:w="120" w:type="dxa"/>
-            </w:tcMar>
-          </w:tcPr>
-          <w:p>
-            <w:r>
-              <w:rPr>
-                <w:rFonts w:ascii="Calibri" w:hAnsi="Calibri"/>
-                <w:color w:val="333333"/>
-                <w:sz w:val="18"/>
-              </w:rPr>
-              <w:t>MAG-15</w:t>
-            </w:r>
-          </w:p>
-        </w:tc>
-        <w:tc>
-          <w:tcPr>
-            <w:tcW w:type="dxa" w:w="2340"/>
-            <w:shd w:fill="FBF8F9"/>
-            <w:tcMar>
-              <w:top w:w="60" w:type="dxa"/>
-              <w:bottom w:w="60" w:type="dxa"/>
-              <w:left w:w="120" w:type="dxa"/>
-              <w:right w:w="120" w:type="dxa"/>
-            </w:tcMar>
-          </w:tcPr>
-          <w:p>
-            <w:r>
-              <w:rPr>
-                <w:rFonts w:ascii="Calibri" w:hAnsi="Calibri"/>
-                <w:color w:val="333333"/>
-                <w:sz w:val="18"/>
-              </w:rPr>
-              <w:t>Deploy React Frontend to Netlify</w:t>
-            </w:r>
-          </w:p>
-        </w:tc>
-        <w:tc>
-          <w:tcPr>
-            <w:tcW w:type="dxa" w:w="2340"/>
-            <w:shd w:fill="FBF8F9"/>
-            <w:tcMar>
-              <w:top w:w="60" w:type="dxa"/>
-              <w:bottom w:w="60" w:type="dxa"/>
-              <w:left w:w="120" w:type="dxa"/>
-              <w:right w:w="120" w:type="dxa"/>
-            </w:tcMar>
-          </w:tcPr>
-          <w:p>
-            <w:r>
-              <w:rPr>
-                <w:rFonts w:ascii="Calibri" w:hAnsi="Calibri"/>
-                <w:color w:val="333333"/>
-                <w:sz w:val="18"/>
-              </w:rPr>
-              <w:t>Maheen</w:t>
-            </w:r>
-          </w:p>
-        </w:tc>
-        <w:tc>
-          <w:tcPr>
-            <w:tcW w:type="dxa" w:w="2340"/>
-            <w:shd w:fill="FBF8F9"/>
-            <w:tcMar>
-              <w:top w:w="60" w:type="dxa"/>
-              <w:bottom w:w="60" w:type="dxa"/>
-              <w:left w:w="120" w:type="dxa"/>
-              <w:right w:w="120" w:type="dxa"/>
-            </w:tcMar>
-          </w:tcPr>
-          <w:p>
-            <w:r>
-              <w:rPr>
-                <w:rFonts w:ascii="Calibri" w:hAnsi="Calibri"/>
-                <w:color w:val="333333"/>
-                <w:sz w:val="18"/>
-              </w:rPr>
-              <w:t>✅ Done</w:t>
-            </w:r>
-          </w:p>
-        </w:tc>
-      </w:tr>
-      <w:tr>
-        <w:tc>
-          <w:tcPr>
-            <w:tcW w:type="dxa" w:w="2340"/>
-            <w:tcMar>
-              <w:top w:w="60" w:type="dxa"/>
-              <w:bottom w:w="60" w:type="dxa"/>
-              <w:left w:w="120" w:type="dxa"/>
-              <w:right w:w="120" w:type="dxa"/>
-            </w:tcMar>
-          </w:tcPr>
-          <w:p>
-            <w:r>
-              <w:rPr>
-                <w:rFonts w:ascii="Calibri" w:hAnsi="Calibri"/>
-                <w:color w:val="333333"/>
-                <w:sz w:val="18"/>
-              </w:rPr>
-              <w:t>MAG-16</w:t>
-            </w:r>
-          </w:p>
-        </w:tc>
-        <w:tc>
-          <w:tcPr>
-            <w:tcW w:type="dxa" w:w="2340"/>
-            <w:tcMar>
-              <w:top w:w="60" w:type="dxa"/>
-              <w:bottom w:w="60" w:type="dxa"/>
-              <w:left w:w="120" w:type="dxa"/>
-              <w:right w:w="120" w:type="dxa"/>
-            </w:tcMar>
-          </w:tcPr>
-          <w:p>
-            <w:r>
-              <w:rPr>
-                <w:rFonts w:ascii="Calibri" w:hAnsi="Calibri"/>
-                <w:color w:val="333333"/>
-                <w:sz w:val="18"/>
-              </w:rPr>
-              <w:t>Deploy Backend to Render + Aiven MySQL</w:t>
-            </w:r>
-          </w:p>
-        </w:tc>
-        <w:tc>
-          <w:tcPr>
-            <w:tcW w:type="dxa" w:w="2340"/>
-            <w:tcMar>
-              <w:top w:w="60" w:type="dxa"/>
-              <w:bottom w:w="60" w:type="dxa"/>
-              <w:left w:w="120" w:type="dxa"/>
-              <w:right w:w="120" w:type="dxa"/>
-            </w:tcMar>
-          </w:tcPr>
-          <w:p>
-            <w:r>
-              <w:rPr>
-                <w:rFonts w:ascii="Calibri" w:hAnsi="Calibri"/>
-                <w:color w:val="333333"/>
-                <w:sz w:val="18"/>
-              </w:rPr>
-              <w:t>Maheen</w:t>
-            </w:r>
-          </w:p>
-        </w:tc>
-        <w:tc>
-          <w:tcPr>
-            <w:tcW w:type="dxa" w:w="2340"/>
-            <w:tcMar>
-              <w:top w:w="60" w:type="dxa"/>
-              <w:bottom w:w="60" w:type="dxa"/>
-              <w:left w:w="120" w:type="dxa"/>
-              <w:right w:w="120" w:type="dxa"/>
-            </w:tcMar>
-          </w:tcPr>
-          <w:p>
-            <w:r>
-              <w:rPr>
-                <w:rFonts w:ascii="Calibri" w:hAnsi="Calibri"/>
-                <w:color w:val="333333"/>
-                <w:sz w:val="18"/>
-              </w:rPr>
-              <w:t>✅ Done</w:t>
-            </w:r>
-          </w:p>
-        </w:tc>
-      </w:tr>
-      <w:tr>
-        <w:tc>
-          <w:tcPr>
-            <w:tcW w:type="dxa" w:w="2340"/>
-            <w:shd w:fill="FBF8F9"/>
-            <w:tcMar>
-              <w:top w:w="60" w:type="dxa"/>
-              <w:bottom w:w="60" w:type="dxa"/>
-              <w:left w:w="120" w:type="dxa"/>
-              <w:right w:w="120" w:type="dxa"/>
-            </w:tcMar>
-          </w:tcPr>
-          <w:p>
-            <w:r>
-              <w:rPr>
-                <w:rFonts w:ascii="Calibri" w:hAnsi="Calibri"/>
-                <w:color w:val="333333"/>
-                <w:sz w:val="18"/>
-              </w:rPr>
-              <w:t>MAG-17</w:t>
-            </w:r>
-          </w:p>
-        </w:tc>
-        <w:tc>
-          <w:tcPr>
-            <w:tcW w:type="dxa" w:w="2340"/>
-            <w:shd w:fill="FBF8F9"/>
-            <w:tcMar>
-              <w:top w:w="60" w:type="dxa"/>
-              <w:bottom w:w="60" w:type="dxa"/>
-              <w:left w:w="120" w:type="dxa"/>
-              <w:right w:w="120" w:type="dxa"/>
-            </w:tcMar>
-          </w:tcPr>
-          <w:p>
-            <w:r>
-              <w:rPr>
-                <w:rFonts w:ascii="Calibri" w:hAnsi="Calibri"/>
-                <w:color w:val="333333"/>
-                <w:sz w:val="18"/>
-              </w:rPr>
-              <w:t>System Testing &amp; Defect Management (QA)</w:t>
-            </w:r>
-          </w:p>
-        </w:tc>
-        <w:tc>
-          <w:tcPr>
-            <w:tcW w:type="dxa" w:w="2340"/>
-            <w:shd w:fill="FBF8F9"/>
-            <w:tcMar>
-              <w:top w:w="60" w:type="dxa"/>
-              <w:bottom w:w="60" w:type="dxa"/>
-              <w:left w:w="120" w:type="dxa"/>
-              <w:right w:w="120" w:type="dxa"/>
-            </w:tcMar>
-          </w:tcPr>
-          <w:p>
-            <w:r>
-              <w:rPr>
-                <w:rFonts w:ascii="Calibri" w:hAnsi="Calibri"/>
-                <w:color w:val="333333"/>
-                <w:sz w:val="18"/>
-              </w:rPr>
-              <w:t>Ruchira</w:t>
-            </w:r>
-          </w:p>
-        </w:tc>
-        <w:tc>
-          <w:tcPr>
-            <w:tcW w:type="dxa" w:w="2340"/>
-            <w:shd w:fill="FBF8F9"/>
-            <w:tcMar>
-              <w:top w:w="60" w:type="dxa"/>
-              <w:bottom w:w="60" w:type="dxa"/>
-              <w:left w:w="120" w:type="dxa"/>
-              <w:right w:w="120" w:type="dxa"/>
-            </w:tcMar>
-          </w:tcPr>
-          <w:p>
-            <w:r>
-              <w:rPr>
-                <w:rFonts w:ascii="Calibri" w:hAnsi="Calibri"/>
-                <w:color w:val="333333"/>
-                <w:sz w:val="18"/>
-              </w:rPr>
-              <w:t>✅ Done</w:t>
-            </w:r>
-          </w:p>
-        </w:tc>
-      </w:tr>
-      <w:tr>
-        <w:tc>
-          <w:tcPr>
-            <w:tcW w:type="dxa" w:w="2340"/>
-            <w:tcMar>
-              <w:top w:w="60" w:type="dxa"/>
-              <w:bottom w:w="60" w:type="dxa"/>
-              <w:left w:w="120" w:type="dxa"/>
-              <w:right w:w="120" w:type="dxa"/>
-            </w:tcMar>
-          </w:tcPr>
-          <w:p>
-            <w:r>
-              <w:rPr>
-                <w:rFonts w:ascii="Calibri" w:hAnsi="Calibri"/>
-                <w:color w:val="333333"/>
-                <w:sz w:val="18"/>
-              </w:rPr>
-              <w:t>MAG-18</w:t>
-            </w:r>
-          </w:p>
-        </w:tc>
-        <w:tc>
-          <w:tcPr>
-            <w:tcW w:type="dxa" w:w="2340"/>
-            <w:tcMar>
-              <w:top w:w="60" w:type="dxa"/>
-              <w:bottom w:w="60" w:type="dxa"/>
-              <w:left w:w="120" w:type="dxa"/>
-              <w:right w:w="120" w:type="dxa"/>
-            </w:tcMar>
-          </w:tcPr>
-          <w:p>
-            <w:r>
-              <w:rPr>
-                <w:rFonts w:ascii="Calibri" w:hAnsi="Calibri"/>
-                <w:color w:val="333333"/>
-                <w:sz w:val="18"/>
-              </w:rPr>
-              <w:t>Final Documentation Compilation &amp; Presentation Slides</w:t>
-            </w:r>
-          </w:p>
-        </w:tc>
-        <w:tc>
-          <w:tcPr>
-            <w:tcW w:type="dxa" w:w="2340"/>
-            <w:tcMar>
-              <w:top w:w="60" w:type="dxa"/>
-              <w:bottom w:w="60" w:type="dxa"/>
-              <w:left w:w="120" w:type="dxa"/>
-              <w:right w:w="120" w:type="dxa"/>
-            </w:tcMar>
-          </w:tcPr>
-          <w:p>
-            <w:r>
-              <w:rPr>
-                <w:rFonts w:ascii="Calibri" w:hAnsi="Calibri"/>
-                <w:color w:val="333333"/>
-                <w:sz w:val="18"/>
-              </w:rPr>
-              <w:t>Maheen</w:t>
-            </w:r>
-          </w:p>
-        </w:tc>
-        <w:tc>
-          <w:tcPr>
-            <w:tcW w:type="dxa" w:w="2340"/>
-            <w:tcMar>
-              <w:top w:w="60" w:type="dxa"/>
-              <w:bottom w:w="60" w:type="dxa"/>
-              <w:left w:w="120" w:type="dxa"/>
-              <w:right w:w="120" w:type="dxa"/>
-            </w:tcMar>
-          </w:tcPr>
-          <w:p>
-            <w:r>
-              <w:rPr>
-                <w:rFonts w:ascii="Calibri" w:hAnsi="Calibri"/>
-                <w:color w:val="333333"/>
-                <w:sz w:val="18"/>
-              </w:rPr>
-              <w:t>✅ Done</w:t>
-            </w:r>
-          </w:p>
-        </w:tc>
-      </w:tr>
-      <w:tr>
-        <w:tc>
-          <w:tcPr>
-            <w:tcW w:type="dxa" w:w="2340"/>
-            <w:shd w:fill="FBF8F9"/>
-            <w:tcMar>
-              <w:top w:w="60" w:type="dxa"/>
-              <w:bottom w:w="60" w:type="dxa"/>
-              <w:left w:w="120" w:type="dxa"/>
-              <w:right w:w="120" w:type="dxa"/>
-            </w:tcMar>
-          </w:tcPr>
-          <w:p>
-            <w:r>
-              <w:rPr>
-                <w:rFonts w:ascii="Calibri" w:hAnsi="Calibri"/>
-                <w:color w:val="333333"/>
-                <w:sz w:val="18"/>
-              </w:rPr>
-              <w:t>MAG-19</w:t>
-            </w:r>
-          </w:p>
-        </w:tc>
-        <w:tc>
-          <w:tcPr>
-            <w:tcW w:type="dxa" w:w="2340"/>
-            <w:shd w:fill="FBF8F9"/>
-            <w:tcMar>
-              <w:top w:w="60" w:type="dxa"/>
-              <w:bottom w:w="60" w:type="dxa"/>
-              <w:left w:w="120" w:type="dxa"/>
-              <w:right w:w="120" w:type="dxa"/>
-            </w:tcMar>
-          </w:tcPr>
-          <w:p>
-            <w:r>
-              <w:rPr>
-                <w:rFonts w:ascii="Calibri" w:hAnsi="Calibri"/>
-                <w:color w:val="333333"/>
-                <w:sz w:val="18"/>
-              </w:rPr>
-              <w:t>Spring Security &amp; Session Token Filter</w:t>
-            </w:r>
-          </w:p>
-        </w:tc>
-        <w:tc>
-          <w:tcPr>
-            <w:tcW w:type="dxa" w:w="2340"/>
-            <w:shd w:fill="FBF8F9"/>
-            <w:tcMar>
-              <w:top w:w="60" w:type="dxa"/>
-              <w:bottom w:w="60" w:type="dxa"/>
-              <w:left w:w="120" w:type="dxa"/>
-              <w:right w:w="120" w:type="dxa"/>
-            </w:tcMar>
-          </w:tcPr>
-          <w:p>
-            <w:r>
-              <w:rPr>
-                <w:rFonts w:ascii="Calibri" w:hAnsi="Calibri"/>
-                <w:color w:val="333333"/>
-                <w:sz w:val="18"/>
-              </w:rPr>
-              <w:t>Amanda</w:t>
-            </w:r>
-          </w:p>
-        </w:tc>
-        <w:tc>
-          <w:tcPr>
-            <w:tcW w:type="dxa" w:w="2340"/>
-            <w:shd w:fill="FBF8F9"/>
-            <w:tcMar>
-              <w:top w:w="60" w:type="dxa"/>
-              <w:bottom w:w="60" w:type="dxa"/>
-              <w:left w:w="120" w:type="dxa"/>
-              <w:right w:w="120" w:type="dxa"/>
-            </w:tcMar>
-          </w:tcPr>
-          <w:p>
-            <w:r>
-              <w:rPr>
-                <w:rFonts w:ascii="Calibri" w:hAnsi="Calibri"/>
-                <w:color w:val="333333"/>
-                <w:sz w:val="18"/>
-              </w:rPr>
-              <w:t>✅ Done</w:t>
-            </w:r>
-          </w:p>
-        </w:tc>
-      </w:tr>
-      <w:tr>
-        <w:tc>
-          <w:tcPr>
-            <w:tcW w:type="dxa" w:w="2340"/>
-            <w:tcMar>
-              <w:top w:w="60" w:type="dxa"/>
-              <w:bottom w:w="60" w:type="dxa"/>
-              <w:left w:w="120" w:type="dxa"/>
-              <w:right w:w="120" w:type="dxa"/>
-            </w:tcMar>
-          </w:tcPr>
-          <w:p>
-            <w:r>
-              <w:rPr>
-                <w:rFonts w:ascii="Calibri" w:hAnsi="Calibri"/>
-                <w:color w:val="333333"/>
-                <w:sz w:val="18"/>
-              </w:rPr>
-              <w:t>MAG-20</w:t>
-            </w:r>
-          </w:p>
-        </w:tc>
-        <w:tc>
-          <w:tcPr>
-            <w:tcW w:type="dxa" w:w="2340"/>
-            <w:tcMar>
-              <w:top w:w="60" w:type="dxa"/>
-              <w:bottom w:w="60" w:type="dxa"/>
-              <w:left w:w="120" w:type="dxa"/>
-              <w:right w:w="120" w:type="dxa"/>
-            </w:tcMar>
-          </w:tcPr>
-          <w:p>
-            <w:r>
-              <w:rPr>
-                <w:rFonts w:ascii="Calibri" w:hAnsi="Calibri"/>
-                <w:color w:val="333333"/>
-                <w:sz w:val="18"/>
-              </w:rPr>
-              <w:t>Frontend-Backend API Integration</w:t>
-            </w:r>
-          </w:p>
-        </w:tc>
-        <w:tc>
-          <w:tcPr>
-            <w:tcW w:type="dxa" w:w="2340"/>
-            <w:tcMar>
-              <w:top w:w="60" w:type="dxa"/>
-              <w:bottom w:w="60" w:type="dxa"/>
-              <w:left w:w="120" w:type="dxa"/>
-              <w:right w:w="120" w:type="dxa"/>
-            </w:tcMar>
-          </w:tcPr>
-          <w:p>
-            <w:r>
-              <w:rPr>
-                <w:rFonts w:ascii="Calibri" w:hAnsi="Calibri"/>
-                <w:color w:val="333333"/>
-                <w:sz w:val="18"/>
-              </w:rPr>
-              <w:t>Dileepa</w:t>
-            </w:r>
-          </w:p>
-        </w:tc>
-        <w:tc>
-          <w:tcPr>
-            <w:tcW w:type="dxa" w:w="2340"/>
-            <w:tcMar>
-              <w:top w:w="60" w:type="dxa"/>
-              <w:bottom w:w="60" w:type="dxa"/>
-              <w:left w:w="120" w:type="dxa"/>
-              <w:right w:w="120" w:type="dxa"/>
-            </w:tcMar>
-          </w:tcPr>
-          <w:p>
-            <w:r>
-              <w:rPr>
-                <w:rFonts w:ascii="Calibri" w:hAnsi="Calibri"/>
-                <w:color w:val="333333"/>
-                <w:sz w:val="18"/>
-              </w:rPr>
-              <w:t>✅ Done</w:t>
-            </w:r>
-          </w:p>
-        </w:tc>
-      </w:tr>
-      <w:tr>
-        <w:tc>
-          <w:tcPr>
-            <w:tcW w:type="dxa" w:w="2340"/>
-            <w:shd w:fill="FBF8F9"/>
-            <w:tcMar>
-              <w:top w:w="60" w:type="dxa"/>
-              <w:bottom w:w="60" w:type="dxa"/>
-              <w:left w:w="120" w:type="dxa"/>
-              <w:right w:w="120" w:type="dxa"/>
-            </w:tcMar>
-          </w:tcPr>
-          <w:p>
-            <w:r>
-              <w:rPr>
-                <w:rFonts w:ascii="Calibri" w:hAnsi="Calibri"/>
-                <w:color w:val="333333"/>
-                <w:sz w:val="18"/>
-              </w:rPr>
-              <w:t>MAG-21</w:t>
-            </w:r>
-          </w:p>
-        </w:tc>
-        <w:tc>
-          <w:tcPr>
-            <w:tcW w:type="dxa" w:w="2340"/>
-            <w:shd w:fill="FBF8F9"/>
-            <w:tcMar>
-              <w:top w:w="60" w:type="dxa"/>
-              <w:bottom w:w="60" w:type="dxa"/>
-              <w:left w:w="120" w:type="dxa"/>
-              <w:right w:w="120" w:type="dxa"/>
-            </w:tcMar>
-          </w:tcPr>
-          <w:p>
-            <w:r>
-              <w:rPr>
-                <w:rFonts w:ascii="Calibri" w:hAnsi="Calibri"/>
-                <w:color w:val="333333"/>
-                <w:sz w:val="18"/>
-              </w:rPr>
-              <w:t>Production Database Schema Verification</w:t>
-            </w:r>
-          </w:p>
-        </w:tc>
-        <w:tc>
-          <w:tcPr>
-            <w:tcW w:type="dxa" w:w="2340"/>
-            <w:shd w:fill="FBF8F9"/>
-            <w:tcMar>
-              <w:top w:w="60" w:type="dxa"/>
-              <w:bottom w:w="60" w:type="dxa"/>
-              <w:left w:w="120" w:type="dxa"/>
-              <w:right w:w="120" w:type="dxa"/>
-            </w:tcMar>
-          </w:tcPr>
-          <w:p>
-            <w:r>
-              <w:rPr>
-                <w:rFonts w:ascii="Calibri" w:hAnsi="Calibri"/>
-                <w:color w:val="333333"/>
-                <w:sz w:val="18"/>
-              </w:rPr>
-              <w:t>Ruhini</w:t>
-            </w:r>
-          </w:p>
-        </w:tc>
-        <w:tc>
-          <w:tcPr>
-            <w:tcW w:type="dxa" w:w="2340"/>
-            <w:shd w:fill="FBF8F9"/>
-            <w:tcMar>
-              <w:top w:w="60" w:type="dxa"/>
-              <w:bottom w:w="60" w:type="dxa"/>
-              <w:left w:w="120" w:type="dxa"/>
-              <w:right w:w="120" w:type="dxa"/>
-            </w:tcMar>
-          </w:tcPr>
-          <w:p>
-            <w:r>
-              <w:rPr>
-                <w:rFonts w:ascii="Calibri" w:hAnsi="Calibri"/>
-                <w:color w:val="333333"/>
-                <w:sz w:val="18"/>
-              </w:rPr>
-              <w:t>✅ Done</w:t>
-            </w:r>
-          </w:p>
-        </w:tc>
-      </w:tr>
-      <w:tr>
-        <w:tc>
-          <w:tcPr>
-            <w:tcW w:type="dxa" w:w="2340"/>
-            <w:tcMar>
-              <w:top w:w="60" w:type="dxa"/>
-              <w:bottom w:w="60" w:type="dxa"/>
-              <w:left w:w="120" w:type="dxa"/>
-              <w:right w:w="120" w:type="dxa"/>
-            </w:tcMar>
-          </w:tcPr>
-          <w:p>
-            <w:r>
-              <w:rPr>
-                <w:rFonts w:ascii="Calibri" w:hAnsi="Calibri"/>
-                <w:color w:val="333333"/>
-                <w:sz w:val="18"/>
-              </w:rPr>
-              <w:t>MAG-22</w:t>
-            </w:r>
-          </w:p>
-        </w:tc>
-        <w:tc>
-          <w:tcPr>
-            <w:tcW w:type="dxa" w:w="2340"/>
-            <w:tcMar>
-              <w:top w:w="60" w:type="dxa"/>
-              <w:bottom w:w="60" w:type="dxa"/>
-              <w:left w:w="120" w:type="dxa"/>
-              <w:right w:w="120" w:type="dxa"/>
-            </w:tcMar>
-          </w:tcPr>
-          <w:p>
-            <w:r>
-              <w:rPr>
-                <w:rFonts w:ascii="Calibri" w:hAnsi="Calibri"/>
-                <w:color w:val="333333"/>
-                <w:sz w:val="18"/>
-              </w:rPr>
-              <w:t>Budget Tracker Page &amp; Recharts Visualizations</w:t>
-            </w:r>
-          </w:p>
-        </w:tc>
-        <w:tc>
-          <w:tcPr>
-            <w:tcW w:type="dxa" w:w="2340"/>
-            <w:tcMar>
-              <w:top w:w="60" w:type="dxa"/>
-              <w:bottom w:w="60" w:type="dxa"/>
-              <w:left w:w="120" w:type="dxa"/>
-              <w:right w:w="120" w:type="dxa"/>
-            </w:tcMar>
-          </w:tcPr>
-          <w:p>
-            <w:r>
-              <w:rPr>
-                <w:rFonts w:ascii="Calibri" w:hAnsi="Calibri"/>
-                <w:color w:val="333333"/>
-                <w:sz w:val="18"/>
-              </w:rPr>
-              <w:t>Dileepa</w:t>
-            </w:r>
-          </w:p>
-        </w:tc>
-        <w:tc>
-          <w:tcPr>
-            <w:tcW w:type="dxa" w:w="2340"/>
-            <w:tcMar>
-              <w:top w:w="60" w:type="dxa"/>
-              <w:bottom w:w="60" w:type="dxa"/>
-              <w:left w:w="120" w:type="dxa"/>
-              <w:right w:w="120" w:type="dxa"/>
-            </w:tcMar>
-          </w:tcPr>
-          <w:p>
-            <w:r>
-              <w:rPr>
-                <w:rFonts w:ascii="Calibri" w:hAnsi="Calibri"/>
-                <w:color w:val="333333"/>
-                <w:sz w:val="18"/>
-              </w:rPr>
-              <w:t>✅ Done</w:t>
-            </w:r>
-          </w:p>
-        </w:tc>
-      </w:tr>
-      <w:tr>
-        <w:tc>
-          <w:tcPr>
-            <w:tcW w:type="dxa" w:w="2340"/>
-            <w:shd w:fill="FBF8F9"/>
-            <w:tcMar>
-              <w:top w:w="60" w:type="dxa"/>
-              <w:bottom w:w="60" w:type="dxa"/>
-              <w:left w:w="120" w:type="dxa"/>
-              <w:right w:w="120" w:type="dxa"/>
-            </w:tcMar>
-          </w:tcPr>
-          <w:p>
-            <w:r>
-              <w:rPr>
-                <w:rFonts w:ascii="Calibri" w:hAnsi="Calibri"/>
-                <w:color w:val="333333"/>
-                <w:sz w:val="18"/>
-              </w:rPr>
-              <w:t>MAG-23</w:t>
-            </w:r>
-          </w:p>
-        </w:tc>
-        <w:tc>
-          <w:tcPr>
-            <w:tcW w:type="dxa" w:w="2340"/>
-            <w:shd w:fill="FBF8F9"/>
-            <w:tcMar>
-              <w:top w:w="60" w:type="dxa"/>
-              <w:bottom w:w="60" w:type="dxa"/>
-              <w:left w:w="120" w:type="dxa"/>
-              <w:right w:w="120" w:type="dxa"/>
-            </w:tcMar>
-          </w:tcPr>
-          <w:p>
-            <w:r>
-              <w:rPr>
-                <w:rFonts w:ascii="Calibri" w:hAnsi="Calibri"/>
-                <w:color w:val="333333"/>
-                <w:sz w:val="18"/>
-              </w:rPr>
-              <w:t>Authentication UI &amp; Protected Routes</w:t>
-            </w:r>
-          </w:p>
-        </w:tc>
-        <w:tc>
-          <w:tcPr>
-            <w:tcW w:type="dxa" w:w="2340"/>
-            <w:shd w:fill="FBF8F9"/>
-            <w:tcMar>
-              <w:top w:w="60" w:type="dxa"/>
-              <w:bottom w:w="60" w:type="dxa"/>
-              <w:left w:w="120" w:type="dxa"/>
-              <w:right w:w="120" w:type="dxa"/>
-            </w:tcMar>
-          </w:tcPr>
-          <w:p>
-            <w:r>
-              <w:rPr>
-                <w:rFonts w:ascii="Calibri" w:hAnsi="Calibri"/>
-                <w:color w:val="333333"/>
-                <w:sz w:val="18"/>
-              </w:rPr>
-              <w:t>Dileepa</w:t>
-            </w:r>
-          </w:p>
-        </w:tc>
-        <w:tc>
-          <w:tcPr>
-            <w:tcW w:type="dxa" w:w="2340"/>
-            <w:shd w:fill="FBF8F9"/>
-            <w:tcMar>
-              <w:top w:w="60" w:type="dxa"/>
-              <w:bottom w:w="60" w:type="dxa"/>
-              <w:left w:w="120" w:type="dxa"/>
-              <w:right w:w="120" w:type="dxa"/>
-            </w:tcMar>
-          </w:tcPr>
-          <w:p>
-            <w:r>
-              <w:rPr>
-                <w:rFonts w:ascii="Calibri" w:hAnsi="Calibri"/>
-                <w:color w:val="333333"/>
-                <w:sz w:val="18"/>
-              </w:rPr>
-              <w:t>✅ Done</w:t>
-            </w:r>
-          </w:p>
-        </w:tc>
-      </w:tr>
-      <w:tr>
-        <w:tc>
-          <w:tcPr>
-            <w:tcW w:type="dxa" w:w="2340"/>
-            <w:tcMar>
-              <w:top w:w="60" w:type="dxa"/>
-              <w:bottom w:w="60" w:type="dxa"/>
-              <w:left w:w="120" w:type="dxa"/>
-              <w:right w:w="120" w:type="dxa"/>
-            </w:tcMar>
-          </w:tcPr>
-          <w:p>
-            <w:r>
-              <w:rPr>
-                <w:rFonts w:ascii="Calibri" w:hAnsi="Calibri"/>
-                <w:color w:val="333333"/>
-                <w:sz w:val="18"/>
-              </w:rPr>
-              <w:t>MAG-24</w:t>
-            </w:r>
-          </w:p>
-        </w:tc>
-        <w:tc>
-          <w:tcPr>
-            <w:tcW w:type="dxa" w:w="2340"/>
-            <w:tcMar>
-              <w:top w:w="60" w:type="dxa"/>
-              <w:bottom w:w="60" w:type="dxa"/>
-              <w:left w:w="120" w:type="dxa"/>
-              <w:right w:w="120" w:type="dxa"/>
-            </w:tcMar>
-          </w:tcPr>
-          <w:p>
-            <w:r>
-              <w:rPr>
-                <w:rFonts w:ascii="Calibri" w:hAnsi="Calibri"/>
-                <w:color w:val="333333"/>
-                <w:sz w:val="18"/>
-              </w:rPr>
-              <w:t>Guest List CRUD UI &amp; Modals</w:t>
-            </w:r>
-          </w:p>
-        </w:tc>
-        <w:tc>
-          <w:tcPr>
-            <w:tcW w:type="dxa" w:w="2340"/>
-            <w:tcMar>
-              <w:top w:w="60" w:type="dxa"/>
-              <w:bottom w:w="60" w:type="dxa"/>
-              <w:left w:w="120" w:type="dxa"/>
-              <w:right w:w="120" w:type="dxa"/>
-            </w:tcMar>
-          </w:tcPr>
-          <w:p>
-            <w:r>
-              <w:rPr>
-                <w:rFonts w:ascii="Calibri" w:hAnsi="Calibri"/>
-                <w:color w:val="333333"/>
-                <w:sz w:val="18"/>
-              </w:rPr>
-              <w:t>Dileepa</w:t>
-            </w:r>
-          </w:p>
-        </w:tc>
-        <w:tc>
-          <w:tcPr>
-            <w:tcW w:type="dxa" w:w="2340"/>
-            <w:tcMar>
-              <w:top w:w="60" w:type="dxa"/>
-              <w:bottom w:w="60" w:type="dxa"/>
-              <w:left w:w="120" w:type="dxa"/>
-              <w:right w:w="120" w:type="dxa"/>
-            </w:tcMar>
-          </w:tcPr>
-          <w:p>
-            <w:r>
-              <w:rPr>
-                <w:rFonts w:ascii="Calibri" w:hAnsi="Calibri"/>
-                <w:color w:val="333333"/>
-                <w:sz w:val="18"/>
-              </w:rPr>
-              <w:t>✅ Done</w:t>
-            </w:r>
-          </w:p>
-        </w:tc>
-      </w:tr>
-      <w:tr>
-        <w:tc>
-          <w:tcPr>
-            <w:tcW w:type="dxa" w:w="2340"/>
-            <w:shd w:fill="FBF8F9"/>
-            <w:tcMar>
-              <w:top w:w="60" w:type="dxa"/>
-              <w:bottom w:w="60" w:type="dxa"/>
-              <w:left w:w="120" w:type="dxa"/>
-              <w:right w:w="120" w:type="dxa"/>
-            </w:tcMar>
-          </w:tcPr>
-          <w:p>
-            <w:r>
-              <w:rPr>
-                <w:rFonts w:ascii="Calibri" w:hAnsi="Calibri"/>
-                <w:color w:val="333333"/>
-                <w:sz w:val="18"/>
-              </w:rPr>
-              <w:t>MAG-25</w:t>
-            </w:r>
-          </w:p>
-        </w:tc>
-        <w:tc>
-          <w:tcPr>
-            <w:tcW w:type="dxa" w:w="2340"/>
-            <w:shd w:fill="FBF8F9"/>
-            <w:tcMar>
-              <w:top w:w="60" w:type="dxa"/>
-              <w:bottom w:w="60" w:type="dxa"/>
-              <w:left w:w="120" w:type="dxa"/>
-              <w:right w:w="120" w:type="dxa"/>
-            </w:tcMar>
-          </w:tcPr>
-          <w:p>
-            <w:r>
-              <w:rPr>
-                <w:rFonts w:ascii="Calibri" w:hAnsi="Calibri"/>
-                <w:color w:val="333333"/>
-                <w:sz w:val="18"/>
-              </w:rPr>
-              <w:t>Vendor Data Model Enrichment (Ratings/Reviews)</w:t>
-            </w:r>
-          </w:p>
-        </w:tc>
-        <w:tc>
-          <w:tcPr>
-            <w:tcW w:type="dxa" w:w="2340"/>
-            <w:shd w:fill="FBF8F9"/>
-            <w:tcMar>
-              <w:top w:w="60" w:type="dxa"/>
-              <w:bottom w:w="60" w:type="dxa"/>
-              <w:left w:w="120" w:type="dxa"/>
-              <w:right w:w="120" w:type="dxa"/>
-            </w:tcMar>
-          </w:tcPr>
-          <w:p>
-            <w:r>
-              <w:rPr>
-                <w:rFonts w:ascii="Calibri" w:hAnsi="Calibri"/>
-                <w:color w:val="333333"/>
-                <w:sz w:val="18"/>
-              </w:rPr>
-              <w:t>Amanda</w:t>
-            </w:r>
-          </w:p>
-        </w:tc>
-        <w:tc>
-          <w:tcPr>
-            <w:tcW w:type="dxa" w:w="2340"/>
-            <w:shd w:fill="FBF8F9"/>
-            <w:tcMar>
-              <w:top w:w="60" w:type="dxa"/>
-              <w:bottom w:w="60" w:type="dxa"/>
-              <w:left w:w="120" w:type="dxa"/>
-              <w:right w:w="120" w:type="dxa"/>
-            </w:tcMar>
-          </w:tcPr>
-          <w:p>
-            <w:r>
-              <w:rPr>
-                <w:rFonts w:ascii="Calibri" w:hAnsi="Calibri"/>
-                <w:color w:val="333333"/>
-                <w:sz w:val="18"/>
-              </w:rPr>
-              <w:t>✅ Done</w:t>
-            </w:r>
-          </w:p>
-        </w:tc>
-      </w:tr>
-      <w:tr>
-        <w:tc>
-          <w:tcPr>
-            <w:tcW w:type="dxa" w:w="2340"/>
-            <w:tcMar>
-              <w:top w:w="60" w:type="dxa"/>
-              <w:bottom w:w="60" w:type="dxa"/>
-              <w:left w:w="120" w:type="dxa"/>
-              <w:right w:w="120" w:type="dxa"/>
-            </w:tcMar>
-          </w:tcPr>
-          <w:p>
-            <w:r>
-              <w:rPr>
-                <w:rFonts w:ascii="Calibri" w:hAnsi="Calibri"/>
-                <w:color w:val="333333"/>
-                <w:sz w:val="18"/>
-              </w:rPr>
-              <w:t>MAG-26</w:t>
-            </w:r>
-          </w:p>
-        </w:tc>
-        <w:tc>
-          <w:tcPr>
-            <w:tcW w:type="dxa" w:w="2340"/>
-            <w:tcMar>
-              <w:top w:w="60" w:type="dxa"/>
-              <w:bottom w:w="60" w:type="dxa"/>
-              <w:left w:w="120" w:type="dxa"/>
-              <w:right w:w="120" w:type="dxa"/>
-            </w:tcMar>
-          </w:tcPr>
-          <w:p>
-            <w:r>
-              <w:rPr>
-                <w:rFonts w:ascii="Calibri" w:hAnsi="Calibri"/>
-                <w:color w:val="333333"/>
-                <w:sz w:val="18"/>
-              </w:rPr>
-              <w:t>Storybook Romance UI Redesign &amp; Cart Drawer</w:t>
-            </w:r>
-          </w:p>
-        </w:tc>
-        <w:tc>
-          <w:tcPr>
-            <w:tcW w:type="dxa" w:w="2340"/>
-            <w:tcMar>
-              <w:top w:w="60" w:type="dxa"/>
-              <w:bottom w:w="60" w:type="dxa"/>
-              <w:left w:w="120" w:type="dxa"/>
-              <w:right w:w="120" w:type="dxa"/>
-            </w:tcMar>
-          </w:tcPr>
-          <w:p>
-            <w:r>
-              <w:rPr>
-                <w:rFonts w:ascii="Calibri" w:hAnsi="Calibri"/>
-                <w:color w:val="333333"/>
-                <w:sz w:val="18"/>
-              </w:rPr>
-              <w:t>Dileepa</w:t>
-            </w:r>
-          </w:p>
-        </w:tc>
-        <w:tc>
-          <w:tcPr>
-            <w:tcW w:type="dxa" w:w="2340"/>
-            <w:tcMar>
-              <w:top w:w="60" w:type="dxa"/>
-              <w:bottom w:w="60" w:type="dxa"/>
-              <w:left w:w="120" w:type="dxa"/>
-              <w:right w:w="120" w:type="dxa"/>
-            </w:tcMar>
-          </w:tcPr>
-          <w:p>
-            <w:r>
-              <w:rPr>
-                <w:rFonts w:ascii="Calibri" w:hAnsi="Calibri"/>
-                <w:color w:val="333333"/>
-                <w:sz w:val="18"/>
-              </w:rPr>
-              <w:t>✅ Done</w:t>
-            </w:r>
-          </w:p>
-        </w:tc>
-      </w:tr>
-      <w:tr>
-        <w:tc>
-          <w:tcPr>
-            <w:tcW w:type="dxa" w:w="2340"/>
-            <w:shd w:fill="FBF8F9"/>
-            <w:tcMar>
-              <w:top w:w="60" w:type="dxa"/>
-              <w:bottom w:w="60" w:type="dxa"/>
-              <w:left w:w="120" w:type="dxa"/>
-              <w:right w:w="120" w:type="dxa"/>
-            </w:tcMar>
-          </w:tcPr>
-          <w:p>
-            <w:r>
-              <w:rPr>
-                <w:rFonts w:ascii="Calibri" w:hAnsi="Calibri"/>
-                <w:color w:val="333333"/>
-                <w:sz w:val="18"/>
-              </w:rPr>
-              <w:t>MAG-27</w:t>
-            </w:r>
-          </w:p>
-        </w:tc>
-        <w:tc>
-          <w:tcPr>
-            <w:tcW w:type="dxa" w:w="2340"/>
-            <w:shd w:fill="FBF8F9"/>
-            <w:tcMar>
-              <w:top w:w="60" w:type="dxa"/>
-              <w:bottom w:w="60" w:type="dxa"/>
-              <w:left w:w="120" w:type="dxa"/>
-              <w:right w:w="120" w:type="dxa"/>
-            </w:tcMar>
-          </w:tcPr>
-          <w:p>
-            <w:r>
-              <w:rPr>
-                <w:rFonts w:ascii="Calibri" w:hAnsi="Calibri"/>
-                <w:color w:val="333333"/>
-                <w:sz w:val="18"/>
-              </w:rPr>
-              <w:t>Bearer Token Filter on Protected Endpoints</w:t>
-            </w:r>
-          </w:p>
-        </w:tc>
-        <w:tc>
-          <w:tcPr>
-            <w:tcW w:type="dxa" w:w="2340"/>
-            <w:shd w:fill="FBF8F9"/>
-            <w:tcMar>
-              <w:top w:w="60" w:type="dxa"/>
-              <w:bottom w:w="60" w:type="dxa"/>
-              <w:left w:w="120" w:type="dxa"/>
-              <w:right w:w="120" w:type="dxa"/>
-            </w:tcMar>
-          </w:tcPr>
-          <w:p>
-            <w:r>
-              <w:rPr>
-                <w:rFonts w:ascii="Calibri" w:hAnsi="Calibri"/>
-                <w:color w:val="333333"/>
-                <w:sz w:val="18"/>
-              </w:rPr>
-              <w:t>Amanda</w:t>
-            </w:r>
-          </w:p>
-        </w:tc>
-        <w:tc>
-          <w:tcPr>
-            <w:tcW w:type="dxa" w:w="2340"/>
-            <w:shd w:fill="FBF8F9"/>
-            <w:tcMar>
-              <w:top w:w="60" w:type="dxa"/>
-              <w:bottom w:w="60" w:type="dxa"/>
-              <w:left w:w="120" w:type="dxa"/>
-              <w:right w:w="120" w:type="dxa"/>
-            </w:tcMar>
-          </w:tcPr>
-          <w:p>
-            <w:r>
-              <w:rPr>
-                <w:rFonts w:ascii="Calibri" w:hAnsi="Calibri"/>
-                <w:color w:val="333333"/>
-                <w:sz w:val="18"/>
-              </w:rPr>
-              <w:t>✅ Done</w:t>
-            </w:r>
-          </w:p>
-        </w:tc>
-      </w:tr>
-      <w:tr>
-        <w:tc>
-          <w:tcPr>
-            <w:tcW w:type="dxa" w:w="2340"/>
-            <w:tcMar>
-              <w:top w:w="60" w:type="dxa"/>
-              <w:bottom w:w="60" w:type="dxa"/>
-              <w:left w:w="120" w:type="dxa"/>
-              <w:right w:w="120" w:type="dxa"/>
-            </w:tcMar>
-          </w:tcPr>
-          <w:p>
-            <w:r>
-              <w:rPr>
-                <w:rFonts w:ascii="Calibri" w:hAnsi="Calibri"/>
-                <w:color w:val="333333"/>
-                <w:sz w:val="18"/>
-              </w:rPr>
-              <w:t>MAG-28</w:t>
-            </w:r>
-          </w:p>
-        </w:tc>
-        <w:tc>
-          <w:tcPr>
-            <w:tcW w:type="dxa" w:w="2340"/>
-            <w:tcMar>
-              <w:top w:w="60" w:type="dxa"/>
-              <w:bottom w:w="60" w:type="dxa"/>
-              <w:left w:w="120" w:type="dxa"/>
-              <w:right w:w="120" w:type="dxa"/>
-            </w:tcMar>
-          </w:tcPr>
-          <w:p>
-            <w:r>
-              <w:rPr>
-                <w:rFonts w:ascii="Calibri" w:hAnsi="Calibri"/>
-                <w:color w:val="333333"/>
-                <w:sz w:val="18"/>
-              </w:rPr>
-              <w:t>Budget Summary Aggregation Endpoint</w:t>
-            </w:r>
-          </w:p>
-        </w:tc>
-        <w:tc>
-          <w:tcPr>
-            <w:tcW w:type="dxa" w:w="2340"/>
-            <w:tcMar>
-              <w:top w:w="60" w:type="dxa"/>
-              <w:bottom w:w="60" w:type="dxa"/>
-              <w:left w:w="120" w:type="dxa"/>
-              <w:right w:w="120" w:type="dxa"/>
-            </w:tcMar>
-          </w:tcPr>
-          <w:p>
-            <w:r>
-              <w:rPr>
-                <w:rFonts w:ascii="Calibri" w:hAnsi="Calibri"/>
-                <w:color w:val="333333"/>
-                <w:sz w:val="18"/>
-              </w:rPr>
-              <w:t>Maheen</w:t>
-            </w:r>
-          </w:p>
-        </w:tc>
-        <w:tc>
-          <w:tcPr>
-            <w:tcW w:type="dxa" w:w="2340"/>
-            <w:tcMar>
-              <w:top w:w="60" w:type="dxa"/>
-              <w:bottom w:w="60" w:type="dxa"/>
-              <w:left w:w="120" w:type="dxa"/>
-              <w:right w:w="120" w:type="dxa"/>
-            </w:tcMar>
-          </w:tcPr>
-          <w:p>
-            <w:r>
-              <w:rPr>
-                <w:rFonts w:ascii="Calibri" w:hAnsi="Calibri"/>
-                <w:color w:val="333333"/>
-                <w:sz w:val="18"/>
-              </w:rPr>
-              <w:t>✅ Done</w:t>
-            </w:r>
-          </w:p>
-        </w:tc>
-      </w:tr>
-      <w:tr>
-        <w:tc>
-          <w:tcPr>
-            <w:tcW w:type="dxa" w:w="2340"/>
-            <w:shd w:fill="FBF8F9"/>
-            <w:tcMar>
-              <w:top w:w="60" w:type="dxa"/>
-              <w:bottom w:w="60" w:type="dxa"/>
-              <w:left w:w="120" w:type="dxa"/>
-              <w:right w:w="120" w:type="dxa"/>
-            </w:tcMar>
-          </w:tcPr>
-          <w:p>
-            <w:r>
-              <w:rPr>
-                <w:rFonts w:ascii="Calibri" w:hAnsi="Calibri"/>
-                <w:color w:val="333333"/>
-                <w:sz w:val="18"/>
-              </w:rPr>
-              <w:t>MAG-29</w:t>
-            </w:r>
-          </w:p>
-        </w:tc>
-        <w:tc>
-          <w:tcPr>
-            <w:tcW w:type="dxa" w:w="2340"/>
-            <w:shd w:fill="FBF8F9"/>
-            <w:tcMar>
-              <w:top w:w="60" w:type="dxa"/>
-              <w:bottom w:w="60" w:type="dxa"/>
-              <w:left w:w="120" w:type="dxa"/>
-              <w:right w:w="120" w:type="dxa"/>
-            </w:tcMar>
-          </w:tcPr>
-          <w:p>
-            <w:r>
-              <w:rPr>
-                <w:rFonts w:ascii="Calibri" w:hAnsi="Calibri"/>
-                <w:color w:val="333333"/>
-                <w:sz w:val="18"/>
-              </w:rPr>
-              <w:t>Vendor Multi-District Filter &amp; Search Endpoints</w:t>
-            </w:r>
-          </w:p>
-        </w:tc>
-        <w:tc>
-          <w:tcPr>
-            <w:tcW w:type="dxa" w:w="2340"/>
-            <w:shd w:fill="FBF8F9"/>
-            <w:tcMar>
-              <w:top w:w="60" w:type="dxa"/>
-              <w:bottom w:w="60" w:type="dxa"/>
-              <w:left w:w="120" w:type="dxa"/>
-              <w:right w:w="120" w:type="dxa"/>
-            </w:tcMar>
-          </w:tcPr>
-          <w:p>
-            <w:r>
-              <w:rPr>
-                <w:rFonts w:ascii="Calibri" w:hAnsi="Calibri"/>
-                <w:color w:val="333333"/>
-                <w:sz w:val="18"/>
-              </w:rPr>
-              <w:t>Maheen</w:t>
-            </w:r>
-          </w:p>
-        </w:tc>
-        <w:tc>
-          <w:tcPr>
-            <w:tcW w:type="dxa" w:w="2340"/>
-            <w:shd w:fill="FBF8F9"/>
-            <w:tcMar>
-              <w:top w:w="60" w:type="dxa"/>
-              <w:bottom w:w="60" w:type="dxa"/>
-              <w:left w:w="120" w:type="dxa"/>
-              <w:right w:w="120" w:type="dxa"/>
-            </w:tcMar>
-          </w:tcPr>
-          <w:p>
-            <w:r>
-              <w:rPr>
-                <w:rFonts w:ascii="Calibri" w:hAnsi="Calibri"/>
-                <w:color w:val="333333"/>
-                <w:sz w:val="18"/>
-              </w:rPr>
-              <w:t>✅ Done</w:t>
-            </w:r>
-          </w:p>
-        </w:tc>
-      </w:tr>
-      <w:tr>
-        <w:tc>
-          <w:tcPr>
-            <w:tcW w:type="dxa" w:w="2340"/>
-            <w:tcMar>
-              <w:top w:w="60" w:type="dxa"/>
-              <w:bottom w:w="60" w:type="dxa"/>
-              <w:left w:w="120" w:type="dxa"/>
-              <w:right w:w="120" w:type="dxa"/>
-            </w:tcMar>
-          </w:tcPr>
-          <w:p>
-            <w:r>
-              <w:rPr>
-                <w:rFonts w:ascii="Calibri" w:hAnsi="Calibri"/>
-                <w:color w:val="333333"/>
-                <w:sz w:val="18"/>
-              </w:rPr>
-              <w:t>MAG-30</w:t>
-            </w:r>
-          </w:p>
-        </w:tc>
-        <w:tc>
-          <w:tcPr>
-            <w:tcW w:type="dxa" w:w="2340"/>
-            <w:tcMar>
-              <w:top w:w="60" w:type="dxa"/>
-              <w:bottom w:w="60" w:type="dxa"/>
-              <w:left w:w="120" w:type="dxa"/>
-              <w:right w:w="120" w:type="dxa"/>
-            </w:tcMar>
-          </w:tcPr>
-          <w:p>
-            <w:r>
-              <w:rPr>
-                <w:rFonts w:ascii="Calibri" w:hAnsi="Calibri"/>
-                <w:color w:val="333333"/>
-                <w:sz w:val="18"/>
-              </w:rPr>
-              <w:t>Multi-Vendor Cart Booking Checkout</w:t>
-            </w:r>
-          </w:p>
-        </w:tc>
-        <w:tc>
-          <w:tcPr>
-            <w:tcW w:type="dxa" w:w="2340"/>
-            <w:tcMar>
-              <w:top w:w="60" w:type="dxa"/>
-              <w:bottom w:w="60" w:type="dxa"/>
-              <w:left w:w="120" w:type="dxa"/>
-              <w:right w:w="120" w:type="dxa"/>
-            </w:tcMar>
-          </w:tcPr>
-          <w:p>
-            <w:r>
-              <w:rPr>
-                <w:rFonts w:ascii="Calibri" w:hAnsi="Calibri"/>
-                <w:color w:val="333333"/>
-                <w:sz w:val="18"/>
-              </w:rPr>
-              <w:t>Amanda</w:t>
-            </w:r>
-          </w:p>
-        </w:tc>
-        <w:tc>
-          <w:tcPr>
-            <w:tcW w:type="dxa" w:w="2340"/>
-            <w:tcMar>
-              <w:top w:w="60" w:type="dxa"/>
-              <w:bottom w:w="60" w:type="dxa"/>
-              <w:left w:w="120" w:type="dxa"/>
-              <w:right w:w="120" w:type="dxa"/>
-            </w:tcMar>
-          </w:tcPr>
-          <w:p>
-            <w:r>
-              <w:rPr>
-                <w:rFonts w:ascii="Calibri" w:hAnsi="Calibri"/>
-                <w:color w:val="333333"/>
-                <w:sz w:val="18"/>
-              </w:rPr>
-              <w:t>✅ Done</w:t>
-            </w:r>
-          </w:p>
-        </w:tc>
-      </w:tr>
-      <w:tr>
-        <w:tc>
-          <w:tcPr>
-            <w:tcW w:type="dxa" w:w="2340"/>
-            <w:shd w:fill="FBF8F9"/>
-            <w:tcMar>
-              <w:top w:w="60" w:type="dxa"/>
-              <w:bottom w:w="60" w:type="dxa"/>
-              <w:left w:w="120" w:type="dxa"/>
-              <w:right w:w="120" w:type="dxa"/>
-            </w:tcMar>
-          </w:tcPr>
-          <w:p>
-            <w:r>
-              <w:rPr>
-                <w:rFonts w:ascii="Calibri" w:hAnsi="Calibri"/>
-                <w:color w:val="333333"/>
-                <w:sz w:val="18"/>
-              </w:rPr>
-              <w:t>MAG-31</w:t>
-            </w:r>
-          </w:p>
-        </w:tc>
-        <w:tc>
-          <w:tcPr>
-            <w:tcW w:type="dxa" w:w="2340"/>
-            <w:shd w:fill="FBF8F9"/>
-            <w:tcMar>
-              <w:top w:w="60" w:type="dxa"/>
-              <w:bottom w:w="60" w:type="dxa"/>
-              <w:left w:w="120" w:type="dxa"/>
-              <w:right w:w="120" w:type="dxa"/>
-            </w:tcMar>
-          </w:tcPr>
-          <w:p>
-            <w:r>
-              <w:rPr>
-                <w:rFonts w:ascii="Calibri" w:hAnsi="Calibri"/>
-                <w:color w:val="333333"/>
-                <w:sz w:val="18"/>
-              </w:rPr>
-              <w:t>Guest RSVP Status PATCH Endpoint</w:t>
-            </w:r>
-          </w:p>
-        </w:tc>
-        <w:tc>
-          <w:tcPr>
-            <w:tcW w:type="dxa" w:w="2340"/>
-            <w:shd w:fill="FBF8F9"/>
-            <w:tcMar>
-              <w:top w:w="60" w:type="dxa"/>
-              <w:bottom w:w="60" w:type="dxa"/>
-              <w:left w:w="120" w:type="dxa"/>
-              <w:right w:w="120" w:type="dxa"/>
-            </w:tcMar>
-          </w:tcPr>
-          <w:p>
-            <w:r>
-              <w:rPr>
-                <w:rFonts w:ascii="Calibri" w:hAnsi="Calibri"/>
-                <w:color w:val="333333"/>
-                <w:sz w:val="18"/>
-              </w:rPr>
-              <w:t>Maheen</w:t>
-            </w:r>
-          </w:p>
-        </w:tc>
-        <w:tc>
-          <w:tcPr>
-            <w:tcW w:type="dxa" w:w="2340"/>
-            <w:shd w:fill="FBF8F9"/>
-            <w:tcMar>
-              <w:top w:w="60" w:type="dxa"/>
-              <w:bottom w:w="60" w:type="dxa"/>
-              <w:left w:w="120" w:type="dxa"/>
-              <w:right w:w="120" w:type="dxa"/>
-            </w:tcMar>
-          </w:tcPr>
-          <w:p>
-            <w:r>
-              <w:rPr>
-                <w:rFonts w:ascii="Calibri" w:hAnsi="Calibri"/>
-                <w:color w:val="333333"/>
-                <w:sz w:val="18"/>
-              </w:rPr>
-              <w:t>✅ Done</w:t>
-            </w:r>
-          </w:p>
-        </w:tc>
-      </w:tr>
-      <w:tr>
-        <w:tc>
-          <w:tcPr>
-            <w:tcW w:type="dxa" w:w="2340"/>
-            <w:tcMar>
-              <w:top w:w="60" w:type="dxa"/>
-              <w:bottom w:w="60" w:type="dxa"/>
-              <w:left w:w="120" w:type="dxa"/>
-              <w:right w:w="120" w:type="dxa"/>
-            </w:tcMar>
-          </w:tcPr>
-          <w:p>
-            <w:r>
-              <w:rPr>
-                <w:rFonts w:ascii="Calibri" w:hAnsi="Calibri"/>
-                <w:color w:val="333333"/>
-                <w:sz w:val="18"/>
-              </w:rPr>
-              <w:t>MAG-32</w:t>
-            </w:r>
-          </w:p>
-        </w:tc>
-        <w:tc>
-          <w:tcPr>
-            <w:tcW w:type="dxa" w:w="2340"/>
-            <w:tcMar>
-              <w:top w:w="60" w:type="dxa"/>
-              <w:bottom w:w="60" w:type="dxa"/>
-              <w:left w:w="120" w:type="dxa"/>
-              <w:right w:w="120" w:type="dxa"/>
-            </w:tcMar>
-          </w:tcPr>
-          <w:p>
-            <w:r>
-              <w:rPr>
-                <w:rFonts w:ascii="Calibri" w:hAnsi="Calibri"/>
-                <w:color w:val="333333"/>
-                <w:sz w:val="18"/>
-              </w:rPr>
-              <w:t>BCrypt Password Cryptography</w:t>
-            </w:r>
-          </w:p>
-        </w:tc>
-        <w:tc>
-          <w:tcPr>
-            <w:tcW w:type="dxa" w:w="2340"/>
-            <w:tcMar>
-              <w:top w:w="60" w:type="dxa"/>
-              <w:bottom w:w="60" w:type="dxa"/>
-              <w:left w:w="120" w:type="dxa"/>
-              <w:right w:w="120" w:type="dxa"/>
-            </w:tcMar>
-          </w:tcPr>
-          <w:p>
-            <w:r>
-              <w:rPr>
-                <w:rFonts w:ascii="Calibri" w:hAnsi="Calibri"/>
-                <w:color w:val="333333"/>
-                <w:sz w:val="18"/>
-              </w:rPr>
-              <w:t>Amanda</w:t>
-            </w:r>
-          </w:p>
-        </w:tc>
-        <w:tc>
-          <w:tcPr>
-            <w:tcW w:type="dxa" w:w="2340"/>
-            <w:tcMar>
-              <w:top w:w="60" w:type="dxa"/>
-              <w:bottom w:w="60" w:type="dxa"/>
-              <w:left w:w="120" w:type="dxa"/>
-              <w:right w:w="120" w:type="dxa"/>
-            </w:tcMar>
-          </w:tcPr>
-          <w:p>
-            <w:r>
-              <w:rPr>
-                <w:rFonts w:ascii="Calibri" w:hAnsi="Calibri"/>
-                <w:color w:val="333333"/>
-                <w:sz w:val="18"/>
-              </w:rPr>
-              <w:t>✅ Done</w:t>
-            </w:r>
-          </w:p>
-        </w:tc>
-      </w:tr>
-      <w:tr>
-        <w:tc>
-          <w:tcPr>
-            <w:tcW w:type="dxa" w:w="2340"/>
-            <w:shd w:fill="FBF8F9"/>
-            <w:tcMar>
-              <w:top w:w="60" w:type="dxa"/>
-              <w:bottom w:w="60" w:type="dxa"/>
-              <w:left w:w="120" w:type="dxa"/>
-              <w:right w:w="120" w:type="dxa"/>
-            </w:tcMar>
-          </w:tcPr>
-          <w:p>
-            <w:r>
-              <w:rPr>
-                <w:rFonts w:ascii="Calibri" w:hAnsi="Calibri"/>
-                <w:color w:val="333333"/>
-                <w:sz w:val="18"/>
-              </w:rPr>
-              <w:t>MAG-33</w:t>
-            </w:r>
-          </w:p>
-        </w:tc>
-        <w:tc>
-          <w:tcPr>
-            <w:tcW w:type="dxa" w:w="2340"/>
-            <w:shd w:fill="FBF8F9"/>
-            <w:tcMar>
-              <w:top w:w="60" w:type="dxa"/>
-              <w:bottom w:w="60" w:type="dxa"/>
-              <w:left w:w="120" w:type="dxa"/>
-              <w:right w:w="120" w:type="dxa"/>
-            </w:tcMar>
-          </w:tcPr>
-          <w:p>
-            <w:r>
-              <w:rPr>
-                <w:rFonts w:ascii="Calibri" w:hAnsi="Calibri"/>
-                <w:color w:val="333333"/>
-                <w:sz w:val="18"/>
-              </w:rPr>
-              <w:t>Production Data Seeding with Real Vendor Images</w:t>
-            </w:r>
-          </w:p>
-        </w:tc>
-        <w:tc>
-          <w:tcPr>
-            <w:tcW w:type="dxa" w:w="2340"/>
-            <w:shd w:fill="FBF8F9"/>
-            <w:tcMar>
-              <w:top w:w="60" w:type="dxa"/>
-              <w:bottom w:w="60" w:type="dxa"/>
-              <w:left w:w="120" w:type="dxa"/>
-              <w:right w:w="120" w:type="dxa"/>
-            </w:tcMar>
-          </w:tcPr>
-          <w:p>
-            <w:r>
-              <w:rPr>
-                <w:rFonts w:ascii="Calibri" w:hAnsi="Calibri"/>
-                <w:color w:val="333333"/>
-                <w:sz w:val="18"/>
-              </w:rPr>
-              <w:t>Ruhini</w:t>
-            </w:r>
-          </w:p>
-        </w:tc>
-        <w:tc>
-          <w:tcPr>
-            <w:tcW w:type="dxa" w:w="2340"/>
-            <w:shd w:fill="FBF8F9"/>
-            <w:tcMar>
-              <w:top w:w="60" w:type="dxa"/>
-              <w:bottom w:w="60" w:type="dxa"/>
-              <w:left w:w="120" w:type="dxa"/>
-              <w:right w:w="120" w:type="dxa"/>
-            </w:tcMar>
-          </w:tcPr>
-          <w:p>
-            <w:r>
-              <w:rPr>
-                <w:rFonts w:ascii="Calibri" w:hAnsi="Calibri"/>
-                <w:color w:val="333333"/>
-                <w:sz w:val="18"/>
-              </w:rPr>
-              <w:t>✅ Done</w:t>
-            </w:r>
-          </w:p>
-        </w:tc>
-      </w:tr>
-      <w:tr>
-        <w:tc>
-          <w:tcPr>
-            <w:tcW w:type="dxa" w:w="2340"/>
-            <w:tcMar>
-              <w:top w:w="60" w:type="dxa"/>
-              <w:bottom w:w="60" w:type="dxa"/>
-              <w:left w:w="120" w:type="dxa"/>
-              <w:right w:w="120" w:type="dxa"/>
-            </w:tcMar>
-          </w:tcPr>
-          <w:p>
-            <w:r>
-              <w:rPr>
-                <w:rFonts w:ascii="Calibri" w:hAnsi="Calibri"/>
-                <w:color w:val="333333"/>
-                <w:sz w:val="18"/>
-              </w:rPr>
-              <w:t>MAG-34</w:t>
-            </w:r>
-          </w:p>
-        </w:tc>
-        <w:tc>
-          <w:tcPr>
-            <w:tcW w:type="dxa" w:w="2340"/>
-            <w:tcMar>
-              <w:top w:w="60" w:type="dxa"/>
-              <w:bottom w:w="60" w:type="dxa"/>
-              <w:left w:w="120" w:type="dxa"/>
-              <w:right w:w="120" w:type="dxa"/>
-            </w:tcMar>
-          </w:tcPr>
-          <w:p>
-            <w:r>
-              <w:rPr>
-                <w:rFonts w:ascii="Calibri" w:hAnsi="Calibri"/>
-                <w:color w:val="333333"/>
-                <w:sz w:val="18"/>
-              </w:rPr>
-              <w:t>E2E Share Invitation Test Suite Execution</w:t>
-            </w:r>
-          </w:p>
-        </w:tc>
-        <w:tc>
-          <w:tcPr>
-            <w:tcW w:type="dxa" w:w="2340"/>
-            <w:tcMar>
-              <w:top w:w="60" w:type="dxa"/>
-              <w:bottom w:w="60" w:type="dxa"/>
-              <w:left w:w="120" w:type="dxa"/>
-              <w:right w:w="120" w:type="dxa"/>
-            </w:tcMar>
-          </w:tcPr>
-          <w:p>
-            <w:r>
-              <w:rPr>
-                <w:rFonts w:ascii="Calibri" w:hAnsi="Calibri"/>
-                <w:color w:val="333333"/>
-                <w:sz w:val="18"/>
-              </w:rPr>
-              <w:t>Ruchira</w:t>
-            </w:r>
-          </w:p>
-        </w:tc>
-        <w:tc>
-          <w:tcPr>
-            <w:tcW w:type="dxa" w:w="2340"/>
-            <w:tcMar>
-              <w:top w:w="60" w:type="dxa"/>
-              <w:bottom w:w="60" w:type="dxa"/>
-              <w:left w:w="120" w:type="dxa"/>
-              <w:right w:w="120" w:type="dxa"/>
-            </w:tcMar>
-          </w:tcPr>
-          <w:p>
-            <w:r>
-              <w:rPr>
-                <w:rFonts w:ascii="Calibri" w:hAnsi="Calibri"/>
-                <w:color w:val="333333"/>
-                <w:sz w:val="18"/>
-              </w:rPr>
-              <w:t>✅ Done</w:t>
+              <w:t>✅ **Done**</w:t>
             </w:r>
           </w:p>
         </w:tc>
@@ -3086,190 +3594,194 @@
       </w:pPr>
     </w:p>
     <w:p>
+      <w:pPr>
+        <w:spacing w:before="120" w:after="120"/>
+      </w:pPr>
       <w:r>
         <w:rPr>
-          <w:rFonts w:ascii="Calibri" w:hAnsi="Calibri"/>
-          <w:sz w:val="20"/>
+          <w:color w:val="EEDDE0"/>
         </w:rPr>
-        <w:t>---</w:t>
+        <w:t>__________________________________________________________________________</w:t>
       </w:r>
     </w:p>
     <w:p>
       <w:pPr>
-        <w:pStyle w:val="Heading2"/>
+        <w:spacing w:before="240" w:after="80"/>
       </w:pPr>
       <w:r>
         <w:rPr>
-          <w:rFonts w:ascii="Georgia" w:hAnsi="Georgia"/>
+          <w:rFonts w:ascii="Playfair Display" w:hAnsi="Playfair Display"/>
           <w:b/>
           <w:color w:val="721F3A"/>
-          <w:sz w:val="28"/>
+          <w:sz w:val="30"/>
         </w:rPr>
         <w:t>4. Completed Feature &amp; Bug Fix Highlights</w:t>
       </w:r>
     </w:p>
     <w:p>
+      <w:pPr>
+        <w:spacing w:after="80"/>
+      </w:pPr>
       <w:r>
         <w:rPr>
-          <w:rFonts w:ascii="Calibri" w:hAnsi="Calibri"/>
-          <w:sz w:val="20"/>
+          <w:rFonts w:ascii="Segoe UI" w:hAnsi="Segoe UI"/>
+          <w:color w:val="222222"/>
+          <w:sz w:val="19"/>
         </w:rPr>
-        <w:t>1. Guest &amp; Budget Association Fix: Resilient user resolution in `GuestServiceImpl` and `BudgetItemServiceImpl` prevents null user exceptions; added `PUT /api/v1/users/me` endpoint.</w:t>
+        <w:t xml:space="preserve">1. </w:t>
       </w:r>
-    </w:p>
-    <w:p>
       <w:r>
         <w:rPr>
-          <w:rFonts w:ascii="Calibri" w:hAnsi="Calibri"/>
-          <w:sz w:val="20"/>
+          <w:rFonts w:ascii="Segoe UI" w:hAnsi="Segoe UI"/>
+          <w:b/>
+          <w:color w:val="222222"/>
+          <w:sz w:val="19"/>
         </w:rPr>
-        <w:t>2. WhatsApp Sri Lankan Number Normalization: Standardized all phone formats into `wa.me/947...` with automated pre-filled inquiry messaging in `VendorDetails.jsx`.</w:t>
+        <w:t>Commercial Vendor Portal &amp; Monetization:</w:t>
       </w:r>
-    </w:p>
-    <w:p>
       <w:r>
         <w:rPr>
-          <w:rFonts w:ascii="Calibri" w:hAnsi="Calibri"/>
-          <w:sz w:val="20"/>
+          <w:rFonts w:ascii="Segoe UI" w:hAnsi="Segoe UI"/>
+          <w:color w:val="222222"/>
+          <w:sz w:val="19"/>
         </w:rPr>
-        <w:t>3. Vendor Profile Image Picker: Integrated live preview with 10 real curated wedding photography presets in `VendorRegistration.jsx`.</w:t>
-      </w:r>
-    </w:p>
-    <w:p>
-      <w:r>
-        <w:rPr>
-          <w:rFonts w:ascii="Calibri" w:hAnsi="Calibri"/>
-          <w:sz w:val="20"/>
-        </w:rPr>
-        <w:t>4. Event Countdown Timer: Live Days/Hours/Minutes ticker with Nekath milestone switching on Dashboard &amp; Profile.</w:t>
-      </w:r>
-    </w:p>
-    <w:p>
-      <w:r>
-        <w:rPr>
-          <w:rFonts w:ascii="Calibri" w:hAnsi="Calibri"/>
-          <w:sz w:val="20"/>
-        </w:rPr>
-        <w:t>5. Word Documentation Suite: Generated `.docx` files in `/docs` for Architecture, Budget, Contributions, Presentation Slides, Risk Management, and InfinityFree Migration.</w:t>
-      </w:r>
-    </w:p>
-    <w:p>
-      <w:r>
-        <w:rPr>
-          <w:rFonts w:ascii="Calibri" w:hAnsi="Calibri"/>
-          <w:sz w:val="20"/>
-        </w:rPr>
-        <w:t>---</w:t>
+        <w:t xml:space="preserve"> Implemented public vendor self-registration, 3-tier commercial plan selection (Free LKR 0, Pro LKR 2,500/mo, Featured LKR 5,000/mo), interactive simulated payment sandbox modal, and dedicated `/vendor/dashboard` with incoming couple cart leads and profile editor.</w:t>
       </w:r>
     </w:p>
     <w:p>
       <w:pPr>
-        <w:pStyle w:val="Heading2"/>
+        <w:spacing w:after="80"/>
       </w:pPr>
       <w:r>
         <w:rPr>
-          <w:rFonts w:ascii="Georgia" w:hAnsi="Georgia"/>
+          <w:rFonts w:ascii="Segoe UI" w:hAnsi="Segoe UI"/>
+          <w:color w:val="222222"/>
+          <w:sz w:val="19"/>
+        </w:rPr>
+        <w:t xml:space="preserve">2. </w:t>
+      </w:r>
+      <w:r>
+        <w:rPr>
+          <w:rFonts w:ascii="Segoe UI" w:hAnsi="Segoe UI"/>
+          <w:b/>
+          <w:color w:val="222222"/>
+          <w:sz w:val="19"/>
+        </w:rPr>
+        <w:t>Public Invitee Digital RSVP Portal:</w:t>
+      </w:r>
+      <w:r>
+        <w:rPr>
+          <w:rFonts w:ascii="Segoe UI" w:hAnsi="Segoe UI"/>
+          <w:color w:val="222222"/>
+          <w:sz w:val="19"/>
+        </w:rPr>
+        <w:t xml:space="preserve"> Created standalone public guest portal (`/rsvp/:guestId`) with attendance and dietary meal preference submission. Updated `GuestServiceImpl` to dynamically generate active domain links.</w:t>
+      </w:r>
+    </w:p>
+    <w:p>
+      <w:pPr>
+        <w:spacing w:after="80"/>
+      </w:pPr>
+      <w:r>
+        <w:rPr>
+          <w:rFonts w:ascii="Segoe UI" w:hAnsi="Segoe UI"/>
+          <w:color w:val="222222"/>
+          <w:sz w:val="19"/>
+        </w:rPr>
+        <w:t xml:space="preserve">3. </w:t>
+      </w:r>
+      <w:r>
+        <w:rPr>
+          <w:rFonts w:ascii="Segoe UI" w:hAnsi="Segoe UI"/>
+          <w:b/>
+          <w:color w:val="222222"/>
+          <w:sz w:val="19"/>
+        </w:rPr>
+        <w:t>IDOR &amp; Cross-Tenant Access Protection:</w:t>
+      </w:r>
+      <w:r>
+        <w:rPr>
+          <w:rFonts w:ascii="Segoe UI" w:hAnsi="Segoe UI"/>
+          <w:color w:val="222222"/>
+          <w:sz w:val="19"/>
+        </w:rPr>
+        <w:t xml:space="preserve"> Gated budget items, guest lists, and vendor profiles so authenticated users cannot access or tamper with other tenants' records; added unit tests proving 403 Forbidden denial.</w:t>
+      </w:r>
+    </w:p>
+    <w:p>
+      <w:pPr>
+        <w:spacing w:after="80"/>
+      </w:pPr>
+      <w:r>
+        <w:rPr>
+          <w:rFonts w:ascii="Segoe UI" w:hAnsi="Segoe UI"/>
+          <w:color w:val="222222"/>
+          <w:sz w:val="19"/>
+        </w:rPr>
+        <w:t xml:space="preserve">4. </w:t>
+      </w:r>
+      <w:r>
+        <w:rPr>
+          <w:rFonts w:ascii="Segoe UI" w:hAnsi="Segoe UI"/>
+          <w:b/>
+          <w:color w:val="222222"/>
+          <w:sz w:val="19"/>
+        </w:rPr>
+        <w:t>Guest &amp; Budget Association Fix:</w:t>
+      </w:r>
+      <w:r>
+        <w:rPr>
+          <w:rFonts w:ascii="Segoe UI" w:hAnsi="Segoe UI"/>
+          <w:color w:val="222222"/>
+          <w:sz w:val="19"/>
+        </w:rPr>
+        <w:t xml:space="preserve"> Resilient user resolution in `GuestServiceImpl` and `BudgetItemServiceImpl` prevents null user exceptions; added `PUT /api/v1/users/me` endpoint.</w:t>
+      </w:r>
+    </w:p>
+    <w:p>
+      <w:pPr>
+        <w:spacing w:before="240" w:after="80"/>
+      </w:pPr>
+      <w:r>
+        <w:rPr>
+          <w:rFonts w:ascii="Playfair Display" w:hAnsi="Playfair Display"/>
           <w:b/>
           <w:color w:val="721F3A"/>
-          <w:sz w:val="28"/>
+          <w:sz w:val="30"/>
         </w:rPr>
         <w:t>5. Verification Commands</w:t>
       </w:r>
     </w:p>
     <w:p>
-      <w:r>
-        <w:rPr>
-          <w:rFonts w:ascii="Calibri" w:hAnsi="Calibri"/>
-          <w:sz w:val="20"/>
-        </w:rPr>
-        <w:t>```bash</w:t>
-      </w:r>
-    </w:p>
-    <w:p>
       <w:pPr>
-        <w:pStyle w:val="Heading1"/>
+        <w:spacing w:before="80" w:after="80"/>
+        <w:ind w:left="288"/>
       </w:pPr>
       <w:r>
         <w:rPr>
-          <w:rFonts w:ascii="Georgia" w:hAnsi="Georgia"/>
-          <w:b/>
-          <w:color w:val="721F3A"/>
-          <w:sz w:val="36"/>
+          <w:rFonts w:ascii="Consolas" w:hAnsi="Consolas"/>
+          <w:color w:val="333333"/>
+          <w:sz w:val="17"/>
         </w:rPr>
-        <w:t>1. Frontend Test Suite</w:t>
-      </w:r>
-    </w:p>
-    <w:p>
-      <w:r>
-        <w:rPr>
-          <w:rFonts w:ascii="Calibri" w:hAnsi="Calibri"/>
-          <w:sz w:val="20"/>
-        </w:rPr>
+        <w:t># 1. Frontend Test Suite</w:t>
+        <w:br/>
         <w:t>cd frontend</w:t>
-      </w:r>
-    </w:p>
-    <w:p>
-      <w:r>
-        <w:rPr>
-          <w:rFonts w:ascii="Calibri" w:hAnsi="Calibri"/>
-          <w:sz w:val="20"/>
-        </w:rPr>
+        <w:br/>
         <w:t>npm test                # 13 Vitest tests (100% pass)</w:t>
-      </w:r>
-    </w:p>
-    <w:p>
-      <w:r>
-        <w:rPr>
-          <w:rFonts w:ascii="Calibri" w:hAnsi="Calibri"/>
-          <w:sz w:val="20"/>
-        </w:rPr>
+        <w:br/>
         <w:t>npm run build           # Vite production build (0 errors)</w:t>
-      </w:r>
-    </w:p>
-    <w:p>
-      <w:pPr>
-        <w:pStyle w:val="Heading1"/>
-      </w:pPr>
-      <w:r>
-        <w:rPr>
-          <w:rFonts w:ascii="Georgia" w:hAnsi="Georgia"/>
-          <w:b/>
-          <w:color w:val="721F3A"/>
-          <w:sz w:val="36"/>
-        </w:rPr>
-        <w:t>2. Backend Test Suite</w:t>
-      </w:r>
-    </w:p>
-    <w:p>
-      <w:r>
-        <w:rPr>
-          <w:rFonts w:ascii="Calibri" w:hAnsi="Calibri"/>
-          <w:sz w:val="20"/>
-        </w:rPr>
+        <w:br/>
+        <w:br/>
+        <w:t># 2. Backend Test Suite</w:t>
+        <w:br/>
         <w:t>cd ../backend</w:t>
-      </w:r>
-    </w:p>
-    <w:p>
-      <w:r>
-        <w:rPr>
-          <w:rFonts w:ascii="Calibri" w:hAnsi="Calibri"/>
-          <w:sz w:val="20"/>
-        </w:rPr>
+        <w:br/>
         <w:t>cmd.exe /c mvnw.cmd test   # 139 JUnit tests (100% pass)</w:t>
-      </w:r>
-    </w:p>
-    <w:p>
-      <w:r>
-        <w:rPr>
-          <w:rFonts w:ascii="Calibri" w:hAnsi="Calibri"/>
-          <w:sz w:val="20"/>
-        </w:rPr>
-        <w:t>```</w:t>
       </w:r>
     </w:p>
     <w:sectPr>
       <w:pgSz w:w="12240" w:h="15840"/>
-      <w:pgMar w:top="1440" w:right="1440" w:bottom="1440" w:left="1440" w:header="720" w:footer="720" w:gutter="0"/>
+      <w:pgMar w:top="1152" w:right="1296" w:bottom="1152" w:left="1296" w:header="720" w:footer="720" w:gutter="0"/>
       <w:cols w:space="720"/>
       <w:docGrid w:linePitch="360"/>
     </w:sectPr>
